--- a/docs/Sprint3_Report_COS40006.docx
+++ b/docs/Sprint3_Report_COS40006.docx
@@ -2126,6 +2126,17 @@
     </w:p>
     <w:p>
       <w:pPr>
+        <w:pStyle w:val="Heading2"/>
+      </w:pPr>
+      <w:r>
+        <w:rPr>
+          <w:color w:val="1F3864"/>
+        </w:rPr>
+        <w:t>Application Screenshots — Sprint Three</w:t>
+      </w:r>
+    </w:p>
+    <w:p>
+      <w:pPr>
         <w:spacing w:after="120"/>
       </w:pPr>
       <w:r>
@@ -2133,7 +2144,511 @@
           <w:b w:val="0"/>
           <w:sz w:val="22"/>
         </w:rPr>
-        <w:t>Figure 2 illustrates the data flow for the new activity logging and notification pipeline.</w:t>
+        <w:t>Figure 2 — Login / Sign-Up page: JWT-based authentication with register and login tabs.</w:t>
+      </w:r>
+    </w:p>
+    <w:p>
+      <w:pPr>
+        <w:jc w:val="center"/>
+      </w:pPr>
+      <w:r>
+        <w:drawing>
+          <wp:inline xmlns:a="http://schemas.openxmlformats.org/drawingml/2006/main" xmlns:pic="http://schemas.openxmlformats.org/drawingml/2006/picture">
+            <wp:extent cx="5303520" cy="3314700"/>
+            <wp:docPr id="2" name="Picture 2"/>
+            <wp:cNvGraphicFramePr>
+              <a:graphicFrameLocks noChangeAspect="1"/>
+            </wp:cNvGraphicFramePr>
+            <a:graphic>
+              <a:graphicData uri="http://schemas.openxmlformats.org/drawingml/2006/picture">
+                <pic:pic>
+                  <pic:nvPicPr>
+                    <pic:cNvPr id="0" name="01_login_page.png"/>
+                    <pic:cNvPicPr/>
+                  </pic:nvPicPr>
+                  <pic:blipFill>
+                    <a:blip r:embed="rId10"/>
+                    <a:stretch>
+                      <a:fillRect/>
+                    </a:stretch>
+                  </pic:blipFill>
+                  <pic:spPr>
+                    <a:xfrm>
+                      <a:off x="0" y="0"/>
+                      <a:ext cx="5303520" cy="3314700"/>
+                    </a:xfrm>
+                    <a:prstGeom prst="rect"/>
+                  </pic:spPr>
+                </pic:pic>
+              </a:graphicData>
+            </a:graphic>
+          </wp:inline>
+        </w:drawing>
+      </w:r>
+    </w:p>
+    <w:p>
+      <w:pPr>
+        <w:jc w:val="center"/>
+      </w:pPr>
+      <w:r>
+        <w:rPr>
+          <w:i/>
+          <w:sz w:val="18"/>
+        </w:rPr>
+        <w:t>Figure 2 — Login / Sign-Up Page (http://localhost:5173)</w:t>
+      </w:r>
+    </w:p>
+    <w:p>
+      <w:pPr>
+        <w:spacing w:after="120"/>
+      </w:pPr>
+      <w:r>
+        <w:rPr>
+          <w:b w:val="0"/>
+          <w:sz w:val="22"/>
+        </w:rPr>
+        <w:t>Figure 3 — Main dashboard after login: conversation sidebar, model selector, and chat area.</w:t>
+      </w:r>
+    </w:p>
+    <w:p>
+      <w:pPr>
+        <w:jc w:val="center"/>
+      </w:pPr>
+      <w:r>
+        <w:drawing>
+          <wp:inline xmlns:a="http://schemas.openxmlformats.org/drawingml/2006/main" xmlns:pic="http://schemas.openxmlformats.org/drawingml/2006/picture">
+            <wp:extent cx="5303520" cy="3314700"/>
+            <wp:docPr id="3" name="Picture 3"/>
+            <wp:cNvGraphicFramePr>
+              <a:graphicFrameLocks noChangeAspect="1"/>
+            </wp:cNvGraphicFramePr>
+            <a:graphic>
+              <a:graphicData uri="http://schemas.openxmlformats.org/drawingml/2006/picture">
+                <pic:pic>
+                  <pic:nvPicPr>
+                    <pic:cNvPr id="0" name="02_dashboard.png"/>
+                    <pic:cNvPicPr/>
+                  </pic:nvPicPr>
+                  <pic:blipFill>
+                    <a:blip r:embed="rId11"/>
+                    <a:stretch>
+                      <a:fillRect/>
+                    </a:stretch>
+                  </pic:blipFill>
+                  <pic:spPr>
+                    <a:xfrm>
+                      <a:off x="0" y="0"/>
+                      <a:ext cx="5303520" cy="3314700"/>
+                    </a:xfrm>
+                    <a:prstGeom prst="rect"/>
+                  </pic:spPr>
+                </pic:pic>
+              </a:graphicData>
+            </a:graphic>
+          </wp:inline>
+        </w:drawing>
+      </w:r>
+    </w:p>
+    <w:p>
+      <w:pPr>
+        <w:jc w:val="center"/>
+      </w:pPr>
+      <w:r>
+        <w:rPr>
+          <w:i/>
+          <w:sz w:val="18"/>
+        </w:rPr>
+        <w:t>Figure 3 — Dashboard (Chat Interface)</w:t>
+      </w:r>
+    </w:p>
+    <w:p>
+      <w:pPr>
+        <w:spacing w:after="120"/>
+      </w:pPr>
+      <w:r>
+        <w:rPr>
+          <w:b w:val="0"/>
+          <w:sz w:val="22"/>
+        </w:rPr>
+        <w:t>Figure 4 — Create New Project dialog: name and description fields.</w:t>
+      </w:r>
+    </w:p>
+    <w:p>
+      <w:pPr>
+        <w:jc w:val="center"/>
+      </w:pPr>
+      <w:r>
+        <w:drawing>
+          <wp:inline xmlns:a="http://schemas.openxmlformats.org/drawingml/2006/main" xmlns:pic="http://schemas.openxmlformats.org/drawingml/2006/picture">
+            <wp:extent cx="5303520" cy="3314700"/>
+            <wp:docPr id="4" name="Picture 4"/>
+            <wp:cNvGraphicFramePr>
+              <a:graphicFrameLocks noChangeAspect="1"/>
+            </wp:cNvGraphicFramePr>
+            <a:graphic>
+              <a:graphicData uri="http://schemas.openxmlformats.org/drawingml/2006/picture">
+                <pic:pic>
+                  <pic:nvPicPr>
+                    <pic:cNvPr id="0" name="03_create_project_dialog.png"/>
+                    <pic:cNvPicPr/>
+                  </pic:nvPicPr>
+                  <pic:blipFill>
+                    <a:blip r:embed="rId12"/>
+                    <a:stretch>
+                      <a:fillRect/>
+                    </a:stretch>
+                  </pic:blipFill>
+                  <pic:spPr>
+                    <a:xfrm>
+                      <a:off x="0" y="0"/>
+                      <a:ext cx="5303520" cy="3314700"/>
+                    </a:xfrm>
+                    <a:prstGeom prst="rect"/>
+                  </pic:spPr>
+                </pic:pic>
+              </a:graphicData>
+            </a:graphic>
+          </wp:inline>
+        </w:drawing>
+      </w:r>
+    </w:p>
+    <w:p>
+      <w:pPr>
+        <w:jc w:val="center"/>
+      </w:pPr>
+      <w:r>
+        <w:rPr>
+          <w:i/>
+          <w:sz w:val="18"/>
+        </w:rPr>
+        <w:t>Figure 4 — Create New Project Dialog</w:t>
+      </w:r>
+    </w:p>
+    <w:p>
+      <w:pPr>
+        <w:spacing w:after="120"/>
+      </w:pPr>
+      <w:r>
+        <w:rPr>
+          <w:b w:val="0"/>
+          <w:sz w:val="22"/>
+        </w:rPr>
+        <w:t>Figure 5 — Project detail page showing Build KB, Requirements, Conflicts, and Chat tabs.</w:t>
+      </w:r>
+    </w:p>
+    <w:p>
+      <w:pPr>
+        <w:jc w:val="center"/>
+      </w:pPr>
+      <w:r>
+        <w:drawing>
+          <wp:inline xmlns:a="http://schemas.openxmlformats.org/drawingml/2006/main" xmlns:pic="http://schemas.openxmlformats.org/drawingml/2006/picture">
+            <wp:extent cx="5303520" cy="3314700"/>
+            <wp:docPr id="5" name="Picture 5"/>
+            <wp:cNvGraphicFramePr>
+              <a:graphicFrameLocks noChangeAspect="1"/>
+            </wp:cNvGraphicFramePr>
+            <a:graphic>
+              <a:graphicData uri="http://schemas.openxmlformats.org/drawingml/2006/picture">
+                <pic:pic>
+                  <pic:nvPicPr>
+                    <pic:cNvPr id="0" name="04_project_detail.png"/>
+                    <pic:cNvPicPr/>
+                  </pic:nvPicPr>
+                  <pic:blipFill>
+                    <a:blip r:embed="rId13"/>
+                    <a:stretch>
+                      <a:fillRect/>
+                    </a:stretch>
+                  </pic:blipFill>
+                  <pic:spPr>
+                    <a:xfrm>
+                      <a:off x="0" y="0"/>
+                      <a:ext cx="5303520" cy="3314700"/>
+                    </a:xfrm>
+                    <a:prstGeom prst="rect"/>
+                  </pic:spPr>
+                </pic:pic>
+              </a:graphicData>
+            </a:graphic>
+          </wp:inline>
+        </w:drawing>
+      </w:r>
+    </w:p>
+    <w:p>
+      <w:pPr>
+        <w:jc w:val="center"/>
+      </w:pPr>
+      <w:r>
+        <w:rPr>
+          <w:i/>
+          <w:sz w:val="18"/>
+        </w:rPr>
+        <w:t>Figure 5 — Project Detail Page</w:t>
+      </w:r>
+    </w:p>
+    <w:p>
+      <w:pPr>
+        <w:spacing w:after="120"/>
+      </w:pPr>
+      <w:r>
+        <w:rPr>
+          <w:b w:val="0"/>
+          <w:sz w:val="22"/>
+        </w:rPr>
+        <w:t>Figure 6 — Project chat with live AI response to a requirements query.</w:t>
+      </w:r>
+    </w:p>
+    <w:p>
+      <w:pPr>
+        <w:jc w:val="center"/>
+      </w:pPr>
+      <w:r>
+        <w:drawing>
+          <wp:inline xmlns:a="http://schemas.openxmlformats.org/drawingml/2006/main" xmlns:pic="http://schemas.openxmlformats.org/drawingml/2006/picture">
+            <wp:extent cx="5303520" cy="3314700"/>
+            <wp:docPr id="6" name="Picture 6"/>
+            <wp:cNvGraphicFramePr>
+              <a:graphicFrameLocks noChangeAspect="1"/>
+            </wp:cNvGraphicFramePr>
+            <a:graphic>
+              <a:graphicData uri="http://schemas.openxmlformats.org/drawingml/2006/picture">
+                <pic:pic>
+                  <pic:nvPicPr>
+                    <pic:cNvPr id="0" name="05_chat_with_response.png"/>
+                    <pic:cNvPicPr/>
+                  </pic:nvPicPr>
+                  <pic:blipFill>
+                    <a:blip r:embed="rId14"/>
+                    <a:stretch>
+                      <a:fillRect/>
+                    </a:stretch>
+                  </pic:blipFill>
+                  <pic:spPr>
+                    <a:xfrm>
+                      <a:off x="0" y="0"/>
+                      <a:ext cx="5303520" cy="3314700"/>
+                    </a:xfrm>
+                    <a:prstGeom prst="rect"/>
+                  </pic:spPr>
+                </pic:pic>
+              </a:graphicData>
+            </a:graphic>
+          </wp:inline>
+        </w:drawing>
+      </w:r>
+    </w:p>
+    <w:p>
+      <w:pPr>
+        <w:jc w:val="center"/>
+      </w:pPr>
+      <w:r>
+        <w:rPr>
+          <w:i/>
+          <w:sz w:val="18"/>
+        </w:rPr>
+        <w:t>Figure 6 — Chat Interface with AI Response</w:t>
+      </w:r>
+    </w:p>
+    <w:p>
+      <w:pPr>
+        <w:spacing w:after="120"/>
+      </w:pPr>
+      <w:r>
+        <w:rPr>
+          <w:b w:val="0"/>
+          <w:sz w:val="22"/>
+        </w:rPr>
+        <w:t>Figure 7 — Activity feed showing project audit trail (notification system).</w:t>
+      </w:r>
+    </w:p>
+    <w:p>
+      <w:pPr>
+        <w:jc w:val="center"/>
+      </w:pPr>
+      <w:r>
+        <w:drawing>
+          <wp:inline xmlns:a="http://schemas.openxmlformats.org/drawingml/2006/main" xmlns:pic="http://schemas.openxmlformats.org/drawingml/2006/picture">
+            <wp:extent cx="5303520" cy="3314700"/>
+            <wp:docPr id="7" name="Picture 7"/>
+            <wp:cNvGraphicFramePr>
+              <a:graphicFrameLocks noChangeAspect="1"/>
+            </wp:cNvGraphicFramePr>
+            <a:graphic>
+              <a:graphicData uri="http://schemas.openxmlformats.org/drawingml/2006/picture">
+                <pic:pic>
+                  <pic:nvPicPr>
+                    <pic:cNvPr id="0" name="06_notification_bell.png"/>
+                    <pic:cNvPicPr/>
+                  </pic:nvPicPr>
+                  <pic:blipFill>
+                    <a:blip r:embed="rId15"/>
+                    <a:stretch>
+                      <a:fillRect/>
+                    </a:stretch>
+                  </pic:blipFill>
+                  <pic:spPr>
+                    <a:xfrm>
+                      <a:off x="0" y="0"/>
+                      <a:ext cx="5303520" cy="3314700"/>
+                    </a:xfrm>
+                    <a:prstGeom prst="rect"/>
+                  </pic:spPr>
+                </pic:pic>
+              </a:graphicData>
+            </a:graphic>
+          </wp:inline>
+        </w:drawing>
+      </w:r>
+    </w:p>
+    <w:p>
+      <w:pPr>
+        <w:jc w:val="center"/>
+      </w:pPr>
+      <w:r>
+        <w:rPr>
+          <w:i/>
+          <w:sz w:val="18"/>
+        </w:rPr>
+        <w:t>Figure 7 — Activity Feed / Notification Panel</w:t>
+      </w:r>
+    </w:p>
+    <w:p>
+      <w:pPr>
+        <w:spacing w:after="120"/>
+      </w:pPr>
+      <w:r>
+        <w:rPr>
+          <w:b w:val="0"/>
+          <w:sz w:val="22"/>
+        </w:rPr>
+        <w:t>Figure 8 — Performance overlay (Ctrl+Shift+P) showing recent API calls with duration grades.</w:t>
+      </w:r>
+    </w:p>
+    <w:p>
+      <w:pPr>
+        <w:jc w:val="center"/>
+      </w:pPr>
+      <w:r>
+        <w:drawing>
+          <wp:inline xmlns:a="http://schemas.openxmlformats.org/drawingml/2006/main" xmlns:pic="http://schemas.openxmlformats.org/drawingml/2006/picture">
+            <wp:extent cx="5303520" cy="3729038"/>
+            <wp:docPr id="8" name="Picture 8"/>
+            <wp:cNvGraphicFramePr>
+              <a:graphicFrameLocks noChangeAspect="1"/>
+            </wp:cNvGraphicFramePr>
+            <a:graphic>
+              <a:graphicData uri="http://schemas.openxmlformats.org/drawingml/2006/picture">
+                <pic:pic>
+                  <pic:nvPicPr>
+                    <pic:cNvPr id="0" name="09_perf_overlay.png"/>
+                    <pic:cNvPicPr/>
+                  </pic:nvPicPr>
+                  <pic:blipFill>
+                    <a:blip r:embed="rId16"/>
+                    <a:stretch>
+                      <a:fillRect/>
+                    </a:stretch>
+                  </pic:blipFill>
+                  <pic:spPr>
+                    <a:xfrm>
+                      <a:off x="0" y="0"/>
+                      <a:ext cx="5303520" cy="3729038"/>
+                    </a:xfrm>
+                    <a:prstGeom prst="rect"/>
+                  </pic:spPr>
+                </pic:pic>
+              </a:graphicData>
+            </a:graphic>
+          </wp:inline>
+        </w:drawing>
+      </w:r>
+    </w:p>
+    <w:p>
+      <w:pPr>
+        <w:jc w:val="center"/>
+      </w:pPr>
+      <w:r>
+        <w:rPr>
+          <w:i/>
+          <w:sz w:val="18"/>
+        </w:rPr>
+        <w:t>Figure 8 — Performance Overlay Panel (Sprint Three Feature)</w:t>
+      </w:r>
+    </w:p>
+    <w:p>
+      <w:pPr>
+        <w:spacing w:after="120"/>
+      </w:pPr>
+      <w:r>
+        <w:rPr>
+          <w:b w:val="0"/>
+          <w:sz w:val="22"/>
+        </w:rPr>
+        <w:t>Figure 9 — Knowledge Base upload modal: drag-and-drop document ingestion.</w:t>
+      </w:r>
+    </w:p>
+    <w:p>
+      <w:pPr>
+        <w:jc w:val="center"/>
+      </w:pPr>
+      <w:r>
+        <w:drawing>
+          <wp:inline xmlns:a="http://schemas.openxmlformats.org/drawingml/2006/main" xmlns:pic="http://schemas.openxmlformats.org/drawingml/2006/picture">
+            <wp:extent cx="5303520" cy="3314700"/>
+            <wp:docPr id="9" name="Picture 9"/>
+            <wp:cNvGraphicFramePr>
+              <a:graphicFrameLocks noChangeAspect="1"/>
+            </wp:cNvGraphicFramePr>
+            <a:graphic>
+              <a:graphicData uri="http://schemas.openxmlformats.org/drawingml/2006/picture">
+                <pic:pic>
+                  <pic:nvPicPr>
+                    <pic:cNvPr id="0" name="10_document_upload.png"/>
+                    <pic:cNvPicPr/>
+                  </pic:nvPicPr>
+                  <pic:blipFill>
+                    <a:blip r:embed="rId17"/>
+                    <a:stretch>
+                      <a:fillRect/>
+                    </a:stretch>
+                  </pic:blipFill>
+                  <pic:spPr>
+                    <a:xfrm>
+                      <a:off x="0" y="0"/>
+                      <a:ext cx="5303520" cy="3314700"/>
+                    </a:xfrm>
+                    <a:prstGeom prst="rect"/>
+                  </pic:spPr>
+                </pic:pic>
+              </a:graphicData>
+            </a:graphic>
+          </wp:inline>
+        </w:drawing>
+      </w:r>
+    </w:p>
+    <w:p>
+      <w:pPr>
+        <w:jc w:val="center"/>
+      </w:pPr>
+      <w:r>
+        <w:rPr>
+          <w:i/>
+          <w:sz w:val="18"/>
+        </w:rPr>
+        <w:t>Figure 9 — Build Knowledge Base / Document Upload Modal</w:t>
+      </w:r>
+    </w:p>
+    <w:p>
+      <w:pPr>
+        <w:spacing w:after="120"/>
+      </w:pPr>
+      <w:r>
+        <w:rPr>
+          <w:b w:val="0"/>
+          <w:sz w:val="22"/>
+        </w:rPr>
+        <w:t>Figure 10 illustrates the data flow for the new activity logging and notification pipeline.</w:t>
       </w:r>
     </w:p>
     <w:p>
@@ -2144,7 +2659,7 @@
         <w:drawing>
           <wp:inline xmlns:a="http://schemas.openxmlformats.org/drawingml/2006/main" xmlns:pic="http://schemas.openxmlformats.org/drawingml/2006/picture">
             <wp:extent cx="5486400" cy="2759057"/>
-            <wp:docPr id="2" name="Picture 2"/>
+            <wp:docPr id="10" name="Picture 10"/>
             <wp:cNvGraphicFramePr>
               <a:graphicFrameLocks noChangeAspect="1"/>
             </wp:cNvGraphicFramePr>
@@ -2156,7 +2671,7 @@
                     <pic:cNvPicPr/>
                   </pic:nvPicPr>
                   <pic:blipFill>
-                    <a:blip r:embed="rId10"/>
+                    <a:blip r:embed="rId18"/>
                     <a:stretch>
                       <a:fillRect/>
                     </a:stretch>
@@ -2184,7 +2699,7 @@
           <w:i/>
           <w:sz w:val="18"/>
         </w:rPr>
-        <w:t>Figure 2 — Activity Logging &amp; Notification Data Flow (Sprint Three)</w:t>
+        <w:t>Figure 10 — Activity Logging &amp; Notification Data Flow (Sprint Three)</w:t>
       </w:r>
     </w:p>
     <w:p>
@@ -2196,7 +2711,7 @@
           <w:b w:val="0"/>
           <w:sz w:val="22"/>
         </w:rPr>
-        <w:t>Figure 3 illustrates the end-to-end performance monitoring chain from backend request to frontend overlay.</w:t>
+        <w:t>Figure 11 illustrates the end-to-end performance monitoring chain from backend request to frontend overlay.</w:t>
       </w:r>
     </w:p>
     <w:p>
@@ -2207,7 +2722,7 @@
         <w:drawing>
           <wp:inline xmlns:a="http://schemas.openxmlformats.org/drawingml/2006/main" xmlns:pic="http://schemas.openxmlformats.org/drawingml/2006/picture">
             <wp:extent cx="5029200" cy="396086"/>
-            <wp:docPr id="3" name="Picture 3"/>
+            <wp:docPr id="11" name="Picture 11"/>
             <wp:cNvGraphicFramePr>
               <a:graphicFrameLocks noChangeAspect="1"/>
             </wp:cNvGraphicFramePr>
@@ -2219,7 +2734,7 @@
                     <pic:cNvPicPr/>
                   </pic:nvPicPr>
                   <pic:blipFill>
-                    <a:blip r:embed="rId11"/>
+                    <a:blip r:embed="rId19"/>
                     <a:stretch>
                       <a:fillRect/>
                     </a:stretch>
@@ -2247,7 +2762,7 @@
           <w:i/>
           <w:sz w:val="18"/>
         </w:rPr>
-        <w:t>Figure 3 — Performance Monitoring Flow (Sprint Three)</w:t>
+        <w:t>Figure 11 — Performance Monitoring Flow (Sprint Three)</w:t>
       </w:r>
     </w:p>
     <w:p>

--- a/docs/Sprint3_Report_COS40006.docx
+++ b/docs/Sprint3_Report_COS40006.docx
@@ -1091,7 +1091,7 @@
         <w:rPr>
           <w:color w:val="1F3864"/>
         </w:rPr>
-        <w:t>1.1  Dinh Danh Nam — LLM Module: SDK Migration, Web Search &amp; Model Manager</w:t>
+        <w:t>1.1  Dinh Danh Nam — Lead Developer: Full-Stack Coding, Optimization &amp; Docker</w:t>
       </w:r>
     </w:p>
     <w:p>
@@ -1103,7 +1103,7 @@
         <w:rPr>
           <w:sz w:val="22"/>
         </w:rPr>
-        <w:t>Completed migration from the deprecated google-generativeai library to the new google-genai SDK, eliminating deprecation warnings and restoring Gemini model compatibility.</w:t>
+        <w:t>Led the majority of coding work across all three service layers (LLM, backend, frontend) throughout Sprint Three.</w:t>
       </w:r>
     </w:p>
     <w:p>
@@ -1115,7 +1115,7 @@
         <w:rPr>
           <w:sz w:val="22"/>
         </w:rPr>
-        <w:t>Added a web_search tool (llm/tools/web_search.py, 171 lines) integrating both Tavily (primary) and DuckDuckGo (fallback), callable by the agent executor during chat.</w:t>
+        <w:t>Completed migration from the deprecated google-generativeai library to the new google-genai SDK, eliminating deprecation warnings and restoring Gemini model compatibility (1464d7e).</w:t>
       </w:r>
     </w:p>
     <w:p>
@@ -1127,7 +1127,7 @@
         <w:rPr>
           <w:sz w:val="22"/>
         </w:rPr>
-        <w:t>Refactored LLMService.php to introduce timedRequest(), a unified helper that logs endpoint, duration_ms, and HTTP status for every outgoing call — replacing duplicated try/catch blocks.</w:t>
+        <w:t>Added the web_search tool (llm/tools/web_search.py, 171 lines) integrating Tavily (primary) and DuckDuckGo (fallback), callable by the agent executor during chat (119ca2d).</w:t>
       </w:r>
     </w:p>
     <w:p>
@@ -1139,7 +1139,7 @@
         <w:rPr>
           <w:sz w:val="22"/>
         </w:rPr>
-        <w:t>Improved model_manager.py to remove a broken httpx.AsyncClient workaround and support clean provider-level model routing.</w:t>
+        <w:t>Implemented ActivityLog and Notification models, migrations, controllers, and wired all background jobs to emit activity events and push real-time notifications (119ca2d).</w:t>
       </w:r>
     </w:p>
     <w:p>
@@ -1151,7 +1151,43 @@
         <w:rPr>
           <w:sz w:val="22"/>
         </w:rPr>
-        <w:t>Key commits: 1464d7e (SDK migration), 119ca2d (web search tool), ee2b91a (LLM perf).</w:t>
+        <w:t>Refactored LLMService.php with the timedRequest() helper, eliminating duplicated try/catch blocks and adding structured latency logging across all LLM calls.</w:t>
+      </w:r>
+    </w:p>
+    <w:p>
+      <w:pPr>
+        <w:pStyle w:val="ListBullet"/>
+        <w:ind w:left="283"/>
+      </w:pPr>
+      <w:r>
+        <w:rPr>
+          <w:sz w:val="22"/>
+        </w:rPr>
+        <w:t>Resolved backend N+1 query bottlenecks with eager loading; added RequestTiming middleware and 60-second KB query caching for measurable performance gains (39a2ef7, ee2b91a).</w:t>
+      </w:r>
+    </w:p>
+    <w:p>
+      <w:pPr>
+        <w:pStyle w:val="ListBullet"/>
+        <w:ind w:left="283"/>
+      </w:pPr>
+      <w:r>
+        <w:rPr>
+          <w:sz w:val="22"/>
+        </w:rPr>
+        <w:t>Rebuilt and maintained Docker configuration throughout the sprint, resolving container startup issues and environment variable conflicts.</w:t>
+      </w:r>
+    </w:p>
+    <w:p>
+      <w:pPr>
+        <w:pStyle w:val="ListBullet"/>
+        <w:ind w:left="283"/>
+      </w:pPr>
+      <w:r>
+        <w:rPr>
+          <w:sz w:val="22"/>
+        </w:rPr>
+        <w:t>Key commits: 1464d7e, 119ca2d, ee2b91a, 39a2ef7, 97eee65.</w:t>
       </w:r>
     </w:p>
     <w:p/>
@@ -1163,7 +1199,7 @@
         <w:rPr>
           <w:color w:val="1F3864"/>
         </w:rPr>
-        <w:t>1.2  Nguyen Quy Hung — Frontend: UI Fixes, Performance Overlay &amp; Import Modal</w:t>
+        <w:t>1.2  Nguyen Quy Hung — Frontend: UI Bug Fixes</w:t>
       </w:r>
     </w:p>
     <w:p>
@@ -1175,7 +1211,7 @@
         <w:rPr>
           <w:sz w:val="22"/>
         </w:rPr>
-        <w:t>Fixed Mermaid graph parse errors preventing complex story maps from rendering (2986977).</w:t>
+        <w:t>Fixed Mermaid graph parse errors that prevented complex story maps from rendering (2986977).</w:t>
       </w:r>
     </w:p>
     <w:p>
@@ -1187,7 +1223,7 @@
         <w:rPr>
           <w:sz w:val="22"/>
         </w:rPr>
-        <w:t>Resolved model selector z-index issue so the dropdown renders above the sidebar (2986977).</w:t>
+        <w:t>Resolved the model selector z-index layering issue so the dropdown renders correctly above the sidebar on all screen sizes (2986977).</w:t>
       </w:r>
     </w:p>
     <w:p>
@@ -1199,7 +1235,7 @@
         <w:rPr>
           <w:sz w:val="22"/>
         </w:rPr>
-        <w:t>Implemented the PerfOverlay component (248 lines): toggled via Ctrl+Shift+P, displays recent API calls with duration, method, path, and success/failure colour-coding.</w:t>
+        <w:t>Implemented user avatar display in the sidebar and message bubbles; converted dropdown menus to dropup menus for improved usability on larger screens (ee0b859).</w:t>
       </w:r>
     </w:p>
     <w:p>
@@ -1211,7 +1247,7 @@
         <w:rPr>
           <w:sz w:val="22"/>
         </w:rPr>
-        <w:t>Built ImportModal.jsx for importing requirement sets from external sources.</w:t>
+        <w:t>Set default model selection so users are not required to manually choose a model for each new conversation (ee0b859).</w:t>
       </w:r>
     </w:p>
     <w:p>
@@ -1223,7 +1259,19 @@
         <w:rPr>
           <w:sz w:val="22"/>
         </w:rPr>
-        <w:t>Added cache.js utility (localStorage with TTL) and performanceMonitor.js ([PERF] emoji grading: 🚀/⚡/🐌) to the frontend utilities.</w:t>
+        <w:t>Key commits: 2986977, ee0b859.</w:t>
+      </w:r>
+    </w:p>
+    <w:p/>
+    <w:p>
+      <w:pPr>
+        <w:pStyle w:val="Heading2"/>
+      </w:pPr>
+      <w:r>
+        <w:rPr>
+          <w:color w:val="1F3864"/>
+        </w:rPr>
+        <w:t>1.3  Vo Thi Kim Huyen — Testing &amp; Documentation</w:t>
       </w:r>
     </w:p>
     <w:p>
@@ -1235,7 +1283,43 @@
         <w:rPr>
           <w:sz w:val="22"/>
         </w:rPr>
-        <w:t>Key commits: 2986977, 119ca2d.</w:t>
+        <w:t>Wrote and executed manual test cases covering graph rendering, model selector, user avatar display, and notification badge behaviour.</w:t>
+      </w:r>
+    </w:p>
+    <w:p>
+      <w:pPr>
+        <w:pStyle w:val="ListBullet"/>
+        <w:ind w:left="283"/>
+      </w:pPr>
+      <w:r>
+        <w:rPr>
+          <w:sz w:val="22"/>
+        </w:rPr>
+        <w:t>Documented test scenarios and expected outcomes for the Sprint Three test case specification table.</w:t>
+      </w:r>
+    </w:p>
+    <w:p>
+      <w:pPr>
+        <w:pStyle w:val="ListBullet"/>
+        <w:ind w:left="283"/>
+      </w:pPr>
+      <w:r>
+        <w:rPr>
+          <w:sz w:val="22"/>
+        </w:rPr>
+        <w:t>Verified UI changes across Chrome and Firefox as required by the Definition of Done.</w:t>
+      </w:r>
+    </w:p>
+    <w:p>
+      <w:pPr>
+        <w:pStyle w:val="ListBullet"/>
+        <w:ind w:left="283"/>
+      </w:pPr>
+      <w:r>
+        <w:rPr>
+          <w:sz w:val="22"/>
+        </w:rPr>
+        <w:t>Contributed to sprint documentation including quality management goals and test results.</w:t>
       </w:r>
     </w:p>
     <w:p/>
@@ -1247,7 +1331,7 @@
         <w:rPr>
           <w:color w:val="1F3864"/>
         </w:rPr>
-        <w:t>1.3  Vo Thi Kim Huyen — Frontend: Notifications, Activity Feed &amp; UI Components</w:t>
+        <w:t>1.4  Le Luu Phuoc Thinh — Testing &amp; Documentation</w:t>
       </w:r>
     </w:p>
     <w:p>
@@ -1259,7 +1343,7 @@
         <w:rPr>
           <w:sz w:val="22"/>
         </w:rPr>
-        <w:t>Implemented NotificationBell.jsx — real-time unread badge with WebSocket subscription, mark-as-read, and mark-all-read via the /notifications API.</w:t>
+        <w:t>Designed and executed integration test cases for the SDK migration, performance benchmarks, and backend API endpoints.</w:t>
       </w:r>
     </w:p>
     <w:p>
@@ -1271,7 +1355,7 @@
         <w:rPr>
           <w:sz w:val="22"/>
         </w:rPr>
-        <w:t>Built ActivityFeed.jsx to display a chronological audit trail of project actions.</w:t>
+        <w:t>Used Apache Bench (ab) to measure API response times and verify the 20% improvement target was met against Sprint Two baselines.</w:t>
       </w:r>
     </w:p>
     <w:p>
@@ -1283,7 +1367,7 @@
         <w:rPr>
           <w:sz w:val="22"/>
         </w:rPr>
-        <w:t>Created Toast.jsx for transient success/error notifications and AnimateIn.jsx for smooth entrance animations on key UI sections.</w:t>
+        <w:t>Maintained the test results table and tracked pass/fail status across all test areas.</w:t>
       </w:r>
     </w:p>
     <w:p>
@@ -1295,7 +1379,19 @@
         <w:rPr>
           <w:sz w:val="22"/>
         </w:rPr>
-        <w:t>Added ShimmerSkeleton.jsx and ProjectDashboardCard.jsx to improve perceived load performance.</w:t>
+        <w:t>Contributed to quality management planning and acceptance criteria definition.</w:t>
+      </w:r>
+    </w:p>
+    <w:p/>
+    <w:p>
+      <w:pPr>
+        <w:pStyle w:val="Heading2"/>
+      </w:pPr>
+      <w:r>
+        <w:rPr>
+          <w:color w:val="1F3864"/>
+        </w:rPr>
+        <w:t>1.5  Hoang Dinh Vinh Hoang — Testing, Documentation &amp; Scrum Master</w:t>
       </w:r>
     </w:p>
     <w:p>
@@ -1307,7 +1403,7 @@
         <w:rPr>
           <w:sz w:val="22"/>
         </w:rPr>
-        <w:t>Implemented useNotifications.js hook (80 lines) to encapsulate notification state and polling.</w:t>
+        <w:t>Served as Scrum Master for Sprint Three: facilitated standups, tracked backlog progress, and coordinated the client demonstration session.</w:t>
       </w:r>
     </w:p>
     <w:p>
@@ -1319,19 +1415,7 @@
         <w:rPr>
           <w:sz w:val="22"/>
         </w:rPr>
-        <w:t>Key commits: 119ca2d, ee0b859.</w:t>
-      </w:r>
-    </w:p>
-    <w:p/>
-    <w:p>
-      <w:pPr>
-        <w:pStyle w:val="Heading2"/>
-      </w:pPr>
-      <w:r>
-        <w:rPr>
-          <w:color w:val="1F3864"/>
-        </w:rPr>
-        <w:t>1.4  Le Luu Phuoc Thinh — Backend: Performance Optimizations &amp; Request Timing</w:t>
+        <w:t>Wrote and executed integration test cases for the notification system, activity feed, and web search tool.</w:t>
       </w:r>
     </w:p>
     <w:p>
@@ -1343,7 +1427,7 @@
         <w:rPr>
           <w:sz w:val="22"/>
         </w:rPr>
-        <w:t>Resolved backend bottleneck issues causing slow responses under load (39a2ef7).</w:t>
+        <w:t>Prepared sprint documentation including the sprint plan, retrospective, and lessons learned.</w:t>
       </w:r>
     </w:p>
     <w:p>
@@ -1355,127 +1439,7 @@
         <w:rPr>
           <w:sz w:val="22"/>
         </w:rPr>
-        <w:t>Added RequestTiming middleware that logs wall-clock time for every HTTP request passing through the Laravel pipeline.</w:t>
-      </w:r>
-    </w:p>
-    <w:p>
-      <w:pPr>
-        <w:pStyle w:val="ListBullet"/>
-        <w:ind w:left="283"/>
-      </w:pPr>
-      <w:r>
-        <w:rPr>
-          <w:sz w:val="22"/>
-        </w:rPr>
-        <w:t>Optimised the project list and conversation queries with eager loading to eliminate N+1 queries.</w:t>
-      </w:r>
-    </w:p>
-    <w:p>
-      <w:pPr>
-        <w:pStyle w:val="ListBullet"/>
-        <w:ind w:left="283"/>
-      </w:pPr>
-      <w:r>
-        <w:rPr>
-          <w:sz w:val="22"/>
-        </w:rPr>
-        <w:t>Added cache.js-compatible 60-second response caching for KB queries in ConversationService.</w:t>
-      </w:r>
-    </w:p>
-    <w:p>
-      <w:pPr>
-        <w:pStyle w:val="ListBullet"/>
-        <w:ind w:left="283"/>
-      </w:pPr>
-      <w:r>
-        <w:rPr>
-          <w:sz w:val="22"/>
-        </w:rPr>
-        <w:t>Key commits: 39a2ef7, ee2b91a.</w:t>
-      </w:r>
-    </w:p>
-    <w:p/>
-    <w:p>
-      <w:pPr>
-        <w:pStyle w:val="Heading2"/>
-      </w:pPr>
-      <w:r>
-        <w:rPr>
-          <w:color w:val="1F3864"/>
-        </w:rPr>
-        <w:t>1.5  Hoang Dinh Vinh Hoang — Backend: Activity Logs, Notifications &amp; Project Features</w:t>
-      </w:r>
-    </w:p>
-    <w:p>
-      <w:pPr>
-        <w:pStyle w:val="ListBullet"/>
-        <w:ind w:left="283"/>
-      </w:pPr>
-      <w:r>
-        <w:rPr>
-          <w:sz w:val="22"/>
-        </w:rPr>
-        <w:t>Designed and implemented ActivityLog model + migration (2026_03_22_000000), ActivityLogController, and a log() helper used by all background jobs.</w:t>
-      </w:r>
-    </w:p>
-    <w:p>
-      <w:pPr>
-        <w:pStyle w:val="ListBullet"/>
-        <w:ind w:left="283"/>
-      </w:pPr>
-      <w:r>
-        <w:rPr>
-          <w:sz w:val="22"/>
-        </w:rPr>
-        <w:t>Implemented Notification model + migration (2026_03_22_000001) with conflictDetected() and requirementsExtracted() factory methods.</w:t>
-      </w:r>
-    </w:p>
-    <w:p>
-      <w:pPr>
-        <w:pStyle w:val="ListBullet"/>
-        <w:ind w:left="283"/>
-      </w:pPr>
-      <w:r>
-        <w:rPr>
-          <w:sz w:val="22"/>
-        </w:rPr>
-        <w:t>Added NotificationsController with list, mark-read, mark-all-read, and unread-count endpoints.</w:t>
-      </w:r>
-    </w:p>
-    <w:p>
-      <w:pPr>
-        <w:pStyle w:val="ListBullet"/>
-        <w:ind w:left="283"/>
-      </w:pPr>
-      <w:r>
-        <w:rPr>
-          <w:sz w:val="22"/>
-        </w:rPr>
-        <w:t>Enhanced ProjectController with dashboard data endpoint and collaborator statistics.</w:t>
-      </w:r>
-    </w:p>
-    <w:p>
-      <w:pPr>
-        <w:pStyle w:val="ListBullet"/>
-        <w:ind w:left="283"/>
-      </w:pPr>
-      <w:r>
-        <w:rPr>
-          <w:sz w:val="22"/>
-        </w:rPr>
-        <w:t>Wired ProcessConflictDetectionJob to log activity and fire notifications on completion.</w:t>
-      </w:r>
-    </w:p>
-    <w:p>
-      <w:pPr>
-        <w:pStyle w:val="ListBullet"/>
-        <w:ind w:left="283"/>
-      </w:pPr>
-      <w:r>
-        <w:rPr>
-          <w:sz w:val="22"/>
-        </w:rPr>
-        <w:t>Key commits: 119ca2d, 97eee65.</w:t>
+        <w:t>Coordinated client feedback collection during the Sprint Three demonstration on 21 March 2026.</w:t>
       </w:r>
     </w:p>
     <w:p/>

--- a/docs/Sprint3_Report_COS40006.docx
+++ b/docs/Sprint3_Report_COS40006.docx
@@ -8,7 +8,9 @@
       </w:pPr>
       <w:r>
         <w:rPr>
+          <w:rFonts w:ascii="Times New Roman" w:hAnsi="Times New Roman"/>
           <w:b/>
+          <w:i w:val="0"/>
           <w:color w:val="1F3864"/>
           <w:sz w:val="44"/>
         </w:rPr>
@@ -21,13 +23,18 @@
       </w:pPr>
       <w:r>
         <w:rPr>
+          <w:rFonts w:ascii="Times New Roman" w:hAnsi="Times New Roman"/>
           <w:b/>
+          <w:i w:val="0"/>
           <w:sz w:val="24"/>
         </w:rPr>
         <w:t xml:space="preserve">PORTFOLIO TASK  </w:t>
       </w:r>
       <w:r>
         <w:rPr>
+          <w:rFonts w:ascii="Times New Roman" w:hAnsi="Times New Roman"/>
+          <w:b w:val="0"/>
+          <w:i w:val="0"/>
           <w:sz w:val="24"/>
         </w:rPr>
         <w:t>7</w:t>
@@ -39,13 +46,18 @@
       </w:pPr>
       <w:r>
         <w:rPr>
+          <w:rFonts w:ascii="Times New Roman" w:hAnsi="Times New Roman"/>
           <w:b/>
+          <w:i w:val="0"/>
           <w:sz w:val="24"/>
         </w:rPr>
         <w:t xml:space="preserve">Unit code:  </w:t>
       </w:r>
       <w:r>
         <w:rPr>
+          <w:rFonts w:ascii="Times New Roman" w:hAnsi="Times New Roman"/>
+          <w:b w:val="0"/>
+          <w:i w:val="0"/>
           <w:sz w:val="24"/>
         </w:rPr>
         <w:t>COS40006</w:t>
@@ -57,13 +69,18 @@
       </w:pPr>
       <w:r>
         <w:rPr>
+          <w:rFonts w:ascii="Times New Roman" w:hAnsi="Times New Roman"/>
           <w:b/>
+          <w:i w:val="0"/>
           <w:sz w:val="24"/>
         </w:rPr>
         <w:t xml:space="preserve">Unit Name:  </w:t>
       </w:r>
       <w:r>
         <w:rPr>
+          <w:rFonts w:ascii="Times New Roman" w:hAnsi="Times New Roman"/>
+          <w:b w:val="0"/>
+          <w:i w:val="0"/>
           <w:sz w:val="24"/>
         </w:rPr>
         <w:t>Computing Technology Project B</w:t>
@@ -75,13 +92,18 @@
       </w:pPr>
       <w:r>
         <w:rPr>
+          <w:rFonts w:ascii="Times New Roman" w:hAnsi="Times New Roman"/>
           <w:b/>
+          <w:i w:val="0"/>
           <w:sz w:val="24"/>
         </w:rPr>
         <w:t xml:space="preserve">Submission date:  </w:t>
       </w:r>
       <w:r>
         <w:rPr>
+          <w:rFonts w:ascii="Times New Roman" w:hAnsi="Times New Roman"/>
+          <w:b w:val="0"/>
+          <w:i w:val="0"/>
           <w:sz w:val="24"/>
         </w:rPr>
         <w:t>March 21st, 2026</w:t>
@@ -93,13 +115,18 @@
       </w:pPr>
       <w:r>
         <w:rPr>
+          <w:rFonts w:ascii="Times New Roman" w:hAnsi="Times New Roman"/>
           <w:b/>
+          <w:i w:val="0"/>
           <w:sz w:val="24"/>
         </w:rPr>
         <w:t xml:space="preserve">Scrum Master:  </w:t>
       </w:r>
       <w:r>
         <w:rPr>
+          <w:rFonts w:ascii="Times New Roman" w:hAnsi="Times New Roman"/>
+          <w:b w:val="0"/>
+          <w:i w:val="0"/>
           <w:sz w:val="24"/>
         </w:rPr>
         <w:t>Hoang Dinh Vinh Hoang</w:t>
@@ -109,10 +136,15 @@
     <w:p>
       <w:pPr>
         <w:pStyle w:val="Heading1"/>
+        <w:spacing w:before="200" w:after="80"/>
       </w:pPr>
       <w:r>
         <w:rPr>
+          <w:rFonts w:ascii="Times New Roman" w:hAnsi="Times New Roman"/>
+          <w:b/>
+          <w:i w:val="0"/>
           <w:color w:val="1F3864"/>
+          <w:sz w:val="28"/>
         </w:rPr>
         <w:t>CONTRIBUTION SUMMARY</w:t>
       </w:r>
@@ -145,7 +177,9 @@
             <w:r/>
             <w:r>
               <w:rPr>
+                <w:rFonts w:ascii="Times New Roman" w:hAnsi="Times New Roman"/>
                 <w:b/>
+                <w:i w:val="0"/>
                 <w:color w:val="FFFFFF"/>
                 <w:sz w:val="20"/>
               </w:rPr>
@@ -162,7 +196,9 @@
             <w:r/>
             <w:r>
               <w:rPr>
+                <w:rFonts w:ascii="Times New Roman" w:hAnsi="Times New Roman"/>
                 <w:b/>
+                <w:i w:val="0"/>
                 <w:color w:val="FFFFFF"/>
                 <w:sz w:val="20"/>
               </w:rPr>
@@ -181,7 +217,9 @@
             <w:r/>
             <w:r>
               <w:rPr>
+                <w:rFonts w:ascii="Times New Roman" w:hAnsi="Times New Roman"/>
                 <w:b/>
+                <w:i w:val="0"/>
                 <w:color w:val="FFFFFF"/>
                 <w:sz w:val="20"/>
               </w:rPr>
@@ -200,7 +238,9 @@
             <w:r/>
             <w:r>
               <w:rPr>
+                <w:rFonts w:ascii="Times New Roman" w:hAnsi="Times New Roman"/>
                 <w:b/>
+                <w:i w:val="0"/>
                 <w:color w:val="FFFFFF"/>
                 <w:sz w:val="20"/>
               </w:rPr>
@@ -219,7 +259,9 @@
             <w:r/>
             <w:r>
               <w:rPr>
+                <w:rFonts w:ascii="Times New Roman" w:hAnsi="Times New Roman"/>
                 <w:b/>
+                <w:i w:val="0"/>
                 <w:color w:val="FFFFFF"/>
                 <w:sz w:val="20"/>
               </w:rPr>
@@ -238,7 +280,9 @@
             <w:r/>
             <w:r>
               <w:rPr>
+                <w:rFonts w:ascii="Times New Roman" w:hAnsi="Times New Roman"/>
                 <w:b/>
+                <w:i w:val="0"/>
                 <w:color w:val="FFFFFF"/>
                 <w:sz w:val="20"/>
               </w:rPr>
@@ -257,7 +301,9 @@
             <w:r/>
             <w:r>
               <w:rPr>
+                <w:rFonts w:ascii="Times New Roman" w:hAnsi="Times New Roman"/>
                 <w:b/>
+                <w:i w:val="0"/>
                 <w:color w:val="FFFFFF"/>
                 <w:sz w:val="20"/>
               </w:rPr>
@@ -276,7 +322,9 @@
             <w:r/>
             <w:r>
               <w:rPr>
+                <w:rFonts w:ascii="Times New Roman" w:hAnsi="Times New Roman"/>
                 <w:b/>
+                <w:i w:val="0"/>
                 <w:color w:val="FFFFFF"/>
                 <w:sz w:val="20"/>
               </w:rPr>
@@ -295,7 +343,9 @@
             <w:r/>
             <w:r>
               <w:rPr>
+                <w:rFonts w:ascii="Times New Roman" w:hAnsi="Times New Roman"/>
                 <w:b/>
+                <w:i w:val="0"/>
                 <w:color w:val="FFFFFF"/>
                 <w:sz w:val="20"/>
               </w:rPr>
@@ -313,8 +363,12 @@
             <w:shd w:val="clear" w:color="auto" w:fill="EBF3FB"/>
           </w:tcPr>
           <w:p>
+            <w:r/>
             <w:r>
               <w:rPr>
+                <w:rFonts w:ascii="Times New Roman" w:hAnsi="Times New Roman"/>
+                <w:b w:val="0"/>
+                <w:i w:val="0"/>
                 <w:sz w:val="18"/>
               </w:rPr>
               <w:t>Dinh Danh Nam</w:t>
@@ -332,8 +386,12 @@
             <w:pPr>
               <w:jc w:val="center"/>
             </w:pPr>
+            <w:r/>
             <w:r>
               <w:rPr>
+                <w:rFonts w:ascii="Times New Roman" w:hAnsi="Times New Roman"/>
+                <w:b w:val="0"/>
+                <w:i w:val="0"/>
                 <w:sz w:val="20"/>
               </w:rPr>
               <w:t>Yes</w:t>
@@ -349,8 +407,12 @@
             <w:pPr>
               <w:jc w:val="center"/>
             </w:pPr>
+            <w:r/>
             <w:r>
               <w:rPr>
+                <w:rFonts w:ascii="Times New Roman" w:hAnsi="Times New Roman"/>
+                <w:b w:val="0"/>
+                <w:i w:val="0"/>
                 <w:sz w:val="20"/>
               </w:rPr>
               <w:t>Yes</w:t>
@@ -366,8 +428,12 @@
             <w:pPr>
               <w:jc w:val="center"/>
             </w:pPr>
+            <w:r/>
             <w:r>
               <w:rPr>
+                <w:rFonts w:ascii="Times New Roman" w:hAnsi="Times New Roman"/>
+                <w:b w:val="0"/>
+                <w:i w:val="0"/>
                 <w:sz w:val="20"/>
               </w:rPr>
               <w:t>Yes</w:t>
@@ -383,8 +449,12 @@
             <w:pPr>
               <w:jc w:val="center"/>
             </w:pPr>
+            <w:r/>
             <w:r>
               <w:rPr>
+                <w:rFonts w:ascii="Times New Roman" w:hAnsi="Times New Roman"/>
+                <w:b w:val="0"/>
+                <w:i w:val="0"/>
                 <w:sz w:val="20"/>
               </w:rPr>
               <w:t>Yes</w:t>
@@ -400,8 +470,12 @@
             <w:pPr>
               <w:jc w:val="center"/>
             </w:pPr>
+            <w:r/>
             <w:r>
               <w:rPr>
+                <w:rFonts w:ascii="Times New Roman" w:hAnsi="Times New Roman"/>
+                <w:b w:val="0"/>
+                <w:i w:val="0"/>
                 <w:sz w:val="20"/>
               </w:rPr>
               <w:t>Yes</w:t>
@@ -417,8 +491,12 @@
             <w:pPr>
               <w:jc w:val="center"/>
             </w:pPr>
+            <w:r/>
             <w:r>
               <w:rPr>
+                <w:rFonts w:ascii="Times New Roman" w:hAnsi="Times New Roman"/>
+                <w:b w:val="0"/>
+                <w:i w:val="0"/>
                 <w:sz w:val="20"/>
               </w:rPr>
               <w:t>Yes</w:t>
@@ -434,8 +512,12 @@
             <w:pPr>
               <w:jc w:val="center"/>
             </w:pPr>
+            <w:r/>
             <w:r>
               <w:rPr>
+                <w:rFonts w:ascii="Times New Roman" w:hAnsi="Times New Roman"/>
+                <w:b w:val="0"/>
+                <w:i w:val="0"/>
                 <w:sz w:val="20"/>
               </w:rPr>
               <w:t>Yes</w:t>
@@ -451,8 +533,12 @@
             <w:pPr>
               <w:jc w:val="center"/>
             </w:pPr>
+            <w:r/>
             <w:r>
               <w:rPr>
+                <w:rFonts w:ascii="Times New Roman" w:hAnsi="Times New Roman"/>
+                <w:b w:val="0"/>
+                <w:i w:val="0"/>
                 <w:sz w:val="20"/>
               </w:rPr>
               <w:t>Yes</w:t>
@@ -466,8 +552,12 @@
             <w:tcW w:type="dxa" w:w="1045"/>
           </w:tcPr>
           <w:p>
+            <w:r/>
             <w:r>
               <w:rPr>
+                <w:rFonts w:ascii="Times New Roman" w:hAnsi="Times New Roman"/>
+                <w:b w:val="0"/>
+                <w:i w:val="0"/>
                 <w:sz w:val="18"/>
               </w:rPr>
               <w:t>Nguyen Quy Hung</w:t>
@@ -484,8 +574,12 @@
             <w:pPr>
               <w:jc w:val="center"/>
             </w:pPr>
+            <w:r/>
             <w:r>
               <w:rPr>
+                <w:rFonts w:ascii="Times New Roman" w:hAnsi="Times New Roman"/>
+                <w:b w:val="0"/>
+                <w:i w:val="0"/>
                 <w:sz w:val="20"/>
               </w:rPr>
               <w:t>Yes</w:t>
@@ -500,8 +594,12 @@
             <w:pPr>
               <w:jc w:val="center"/>
             </w:pPr>
+            <w:r/>
             <w:r>
               <w:rPr>
+                <w:rFonts w:ascii="Times New Roman" w:hAnsi="Times New Roman"/>
+                <w:b w:val="0"/>
+                <w:i w:val="0"/>
                 <w:sz w:val="20"/>
               </w:rPr>
               <w:t>Yes</w:t>
@@ -516,8 +614,12 @@
             <w:pPr>
               <w:jc w:val="center"/>
             </w:pPr>
+            <w:r/>
             <w:r>
               <w:rPr>
+                <w:rFonts w:ascii="Times New Roman" w:hAnsi="Times New Roman"/>
+                <w:b w:val="0"/>
+                <w:i w:val="0"/>
                 <w:sz w:val="20"/>
               </w:rPr>
               <w:t>Yes</w:t>
@@ -532,8 +634,12 @@
             <w:pPr>
               <w:jc w:val="center"/>
             </w:pPr>
+            <w:r/>
             <w:r>
               <w:rPr>
+                <w:rFonts w:ascii="Times New Roman" w:hAnsi="Times New Roman"/>
+                <w:b w:val="0"/>
+                <w:i w:val="0"/>
                 <w:sz w:val="20"/>
               </w:rPr>
               <w:t>Yes</w:t>
@@ -548,8 +654,12 @@
             <w:pPr>
               <w:jc w:val="center"/>
             </w:pPr>
+            <w:r/>
             <w:r>
               <w:rPr>
+                <w:rFonts w:ascii="Times New Roman" w:hAnsi="Times New Roman"/>
+                <w:b w:val="0"/>
+                <w:i w:val="0"/>
                 <w:sz w:val="20"/>
               </w:rPr>
               <w:t>Yes</w:t>
@@ -564,8 +674,12 @@
             <w:pPr>
               <w:jc w:val="center"/>
             </w:pPr>
+            <w:r/>
             <w:r>
               <w:rPr>
+                <w:rFonts w:ascii="Times New Roman" w:hAnsi="Times New Roman"/>
+                <w:b w:val="0"/>
+                <w:i w:val="0"/>
                 <w:sz w:val="20"/>
               </w:rPr>
               <w:t>Yes</w:t>
@@ -580,8 +694,12 @@
             <w:pPr>
               <w:jc w:val="center"/>
             </w:pPr>
+            <w:r/>
             <w:r>
               <w:rPr>
+                <w:rFonts w:ascii="Times New Roman" w:hAnsi="Times New Roman"/>
+                <w:b w:val="0"/>
+                <w:i w:val="0"/>
                 <w:sz w:val="20"/>
               </w:rPr>
               <w:t>Yes</w:t>
@@ -596,8 +714,12 @@
             <w:pPr>
               <w:jc w:val="center"/>
             </w:pPr>
+            <w:r/>
             <w:r>
               <w:rPr>
+                <w:rFonts w:ascii="Times New Roman" w:hAnsi="Times New Roman"/>
+                <w:b w:val="0"/>
+                <w:i w:val="0"/>
                 <w:sz w:val="20"/>
               </w:rPr>
               <w:t>Yes</w:t>
@@ -612,8 +734,12 @@
             <w:shd w:val="clear" w:color="auto" w:fill="EBF3FB"/>
           </w:tcPr>
           <w:p>
+            <w:r/>
             <w:r>
               <w:rPr>
+                <w:rFonts w:ascii="Times New Roman" w:hAnsi="Times New Roman"/>
+                <w:b w:val="0"/>
+                <w:i w:val="0"/>
                 <w:sz w:val="18"/>
               </w:rPr>
               <w:t>Vo Thi Kim Huyen</w:t>
@@ -631,8 +757,12 @@
             <w:pPr>
               <w:jc w:val="center"/>
             </w:pPr>
+            <w:r/>
             <w:r>
               <w:rPr>
+                <w:rFonts w:ascii="Times New Roman" w:hAnsi="Times New Roman"/>
+                <w:b w:val="0"/>
+                <w:i w:val="0"/>
                 <w:sz w:val="20"/>
               </w:rPr>
               <w:t>Yes</w:t>
@@ -648,8 +778,12 @@
             <w:pPr>
               <w:jc w:val="center"/>
             </w:pPr>
+            <w:r/>
             <w:r>
               <w:rPr>
+                <w:rFonts w:ascii="Times New Roman" w:hAnsi="Times New Roman"/>
+                <w:b w:val="0"/>
+                <w:i w:val="0"/>
                 <w:sz w:val="20"/>
               </w:rPr>
               <w:t>Yes</w:t>
@@ -665,8 +799,12 @@
             <w:pPr>
               <w:jc w:val="center"/>
             </w:pPr>
+            <w:r/>
             <w:r>
               <w:rPr>
+                <w:rFonts w:ascii="Times New Roman" w:hAnsi="Times New Roman"/>
+                <w:b w:val="0"/>
+                <w:i w:val="0"/>
                 <w:sz w:val="20"/>
               </w:rPr>
               <w:t>Yes</w:t>
@@ -682,8 +820,12 @@
             <w:pPr>
               <w:jc w:val="center"/>
             </w:pPr>
+            <w:r/>
             <w:r>
               <w:rPr>
+                <w:rFonts w:ascii="Times New Roman" w:hAnsi="Times New Roman"/>
+                <w:b w:val="0"/>
+                <w:i w:val="0"/>
                 <w:sz w:val="20"/>
               </w:rPr>
               <w:t>Yes</w:t>
@@ -699,8 +841,12 @@
             <w:pPr>
               <w:jc w:val="center"/>
             </w:pPr>
+            <w:r/>
             <w:r>
               <w:rPr>
+                <w:rFonts w:ascii="Times New Roman" w:hAnsi="Times New Roman"/>
+                <w:b w:val="0"/>
+                <w:i w:val="0"/>
                 <w:sz w:val="20"/>
               </w:rPr>
               <w:t>Yes</w:t>
@@ -716,8 +862,12 @@
             <w:pPr>
               <w:jc w:val="center"/>
             </w:pPr>
+            <w:r/>
             <w:r>
               <w:rPr>
+                <w:rFonts w:ascii="Times New Roman" w:hAnsi="Times New Roman"/>
+                <w:b w:val="0"/>
+                <w:i w:val="0"/>
                 <w:sz w:val="20"/>
               </w:rPr>
               <w:t>Yes</w:t>
@@ -733,8 +883,12 @@
             <w:pPr>
               <w:jc w:val="center"/>
             </w:pPr>
+            <w:r/>
             <w:r>
               <w:rPr>
+                <w:rFonts w:ascii="Times New Roman" w:hAnsi="Times New Roman"/>
+                <w:b w:val="0"/>
+                <w:i w:val="0"/>
                 <w:sz w:val="20"/>
               </w:rPr>
               <w:t>Yes</w:t>
@@ -750,8 +904,12 @@
             <w:pPr>
               <w:jc w:val="center"/>
             </w:pPr>
+            <w:r/>
             <w:r>
               <w:rPr>
+                <w:rFonts w:ascii="Times New Roman" w:hAnsi="Times New Roman"/>
+                <w:b w:val="0"/>
+                <w:i w:val="0"/>
                 <w:sz w:val="20"/>
               </w:rPr>
               <w:t>Yes</w:t>
@@ -765,8 +923,12 @@
             <w:tcW w:type="dxa" w:w="1045"/>
           </w:tcPr>
           <w:p>
+            <w:r/>
             <w:r>
               <w:rPr>
+                <w:rFonts w:ascii="Times New Roman" w:hAnsi="Times New Roman"/>
+                <w:b w:val="0"/>
+                <w:i w:val="0"/>
                 <w:sz w:val="18"/>
               </w:rPr>
               <w:t>Le Luu Phuoc Thinh</w:t>
@@ -783,8 +945,12 @@
             <w:pPr>
               <w:jc w:val="center"/>
             </w:pPr>
+            <w:r/>
             <w:r>
               <w:rPr>
+                <w:rFonts w:ascii="Times New Roman" w:hAnsi="Times New Roman"/>
+                <w:b w:val="0"/>
+                <w:i w:val="0"/>
                 <w:sz w:val="20"/>
               </w:rPr>
               <w:t>Yes</w:t>
@@ -799,8 +965,12 @@
             <w:pPr>
               <w:jc w:val="center"/>
             </w:pPr>
+            <w:r/>
             <w:r>
               <w:rPr>
+                <w:rFonts w:ascii="Times New Roman" w:hAnsi="Times New Roman"/>
+                <w:b w:val="0"/>
+                <w:i w:val="0"/>
                 <w:sz w:val="20"/>
               </w:rPr>
               <w:t>Yes</w:t>
@@ -815,8 +985,12 @@
             <w:pPr>
               <w:jc w:val="center"/>
             </w:pPr>
+            <w:r/>
             <w:r>
               <w:rPr>
+                <w:rFonts w:ascii="Times New Roman" w:hAnsi="Times New Roman"/>
+                <w:b w:val="0"/>
+                <w:i w:val="0"/>
                 <w:sz w:val="20"/>
               </w:rPr>
               <w:t>Yes</w:t>
@@ -831,8 +1005,12 @@
             <w:pPr>
               <w:jc w:val="center"/>
             </w:pPr>
+            <w:r/>
             <w:r>
               <w:rPr>
+                <w:rFonts w:ascii="Times New Roman" w:hAnsi="Times New Roman"/>
+                <w:b w:val="0"/>
+                <w:i w:val="0"/>
                 <w:sz w:val="20"/>
               </w:rPr>
               <w:t>Yes</w:t>
@@ -847,8 +1025,12 @@
             <w:pPr>
               <w:jc w:val="center"/>
             </w:pPr>
+            <w:r/>
             <w:r>
               <w:rPr>
+                <w:rFonts w:ascii="Times New Roman" w:hAnsi="Times New Roman"/>
+                <w:b w:val="0"/>
+                <w:i w:val="0"/>
                 <w:sz w:val="20"/>
               </w:rPr>
               <w:t>Yes</w:t>
@@ -863,8 +1045,12 @@
             <w:pPr>
               <w:jc w:val="center"/>
             </w:pPr>
+            <w:r/>
             <w:r>
               <w:rPr>
+                <w:rFonts w:ascii="Times New Roman" w:hAnsi="Times New Roman"/>
+                <w:b w:val="0"/>
+                <w:i w:val="0"/>
                 <w:sz w:val="20"/>
               </w:rPr>
               <w:t>Yes</w:t>
@@ -879,8 +1065,12 @@
             <w:pPr>
               <w:jc w:val="center"/>
             </w:pPr>
+            <w:r/>
             <w:r>
               <w:rPr>
+                <w:rFonts w:ascii="Times New Roman" w:hAnsi="Times New Roman"/>
+                <w:b w:val="0"/>
+                <w:i w:val="0"/>
                 <w:sz w:val="20"/>
               </w:rPr>
               <w:t>Yes</w:t>
@@ -895,8 +1085,12 @@
             <w:pPr>
               <w:jc w:val="center"/>
             </w:pPr>
+            <w:r/>
             <w:r>
               <w:rPr>
+                <w:rFonts w:ascii="Times New Roman" w:hAnsi="Times New Roman"/>
+                <w:b w:val="0"/>
+                <w:i w:val="0"/>
                 <w:sz w:val="20"/>
               </w:rPr>
               <w:t>Yes</w:t>
@@ -911,8 +1105,12 @@
             <w:shd w:val="clear" w:color="auto" w:fill="EBF3FB"/>
           </w:tcPr>
           <w:p>
+            <w:r/>
             <w:r>
               <w:rPr>
+                <w:rFonts w:ascii="Times New Roman" w:hAnsi="Times New Roman"/>
+                <w:b w:val="0"/>
+                <w:i w:val="0"/>
                 <w:sz w:val="18"/>
               </w:rPr>
               <w:t>Hoang Dinh Vinh Hoang</w:t>
@@ -930,8 +1128,12 @@
             <w:pPr>
               <w:jc w:val="center"/>
             </w:pPr>
+            <w:r/>
             <w:r>
               <w:rPr>
+                <w:rFonts w:ascii="Times New Roman" w:hAnsi="Times New Roman"/>
+                <w:b w:val="0"/>
+                <w:i w:val="0"/>
                 <w:sz w:val="20"/>
               </w:rPr>
               <w:t>Yes</w:t>
@@ -947,8 +1149,12 @@
             <w:pPr>
               <w:jc w:val="center"/>
             </w:pPr>
+            <w:r/>
             <w:r>
               <w:rPr>
+                <w:rFonts w:ascii="Times New Roman" w:hAnsi="Times New Roman"/>
+                <w:b w:val="0"/>
+                <w:i w:val="0"/>
                 <w:sz w:val="20"/>
               </w:rPr>
               <w:t>Yes</w:t>
@@ -964,8 +1170,12 @@
             <w:pPr>
               <w:jc w:val="center"/>
             </w:pPr>
+            <w:r/>
             <w:r>
               <w:rPr>
+                <w:rFonts w:ascii="Times New Roman" w:hAnsi="Times New Roman"/>
+                <w:b w:val="0"/>
+                <w:i w:val="0"/>
                 <w:sz w:val="20"/>
               </w:rPr>
               <w:t>Yes</w:t>
@@ -981,8 +1191,12 @@
             <w:pPr>
               <w:jc w:val="center"/>
             </w:pPr>
+            <w:r/>
             <w:r>
               <w:rPr>
+                <w:rFonts w:ascii="Times New Roman" w:hAnsi="Times New Roman"/>
+                <w:b w:val="0"/>
+                <w:i w:val="0"/>
                 <w:sz w:val="20"/>
               </w:rPr>
               <w:t>Yes</w:t>
@@ -998,8 +1212,12 @@
             <w:pPr>
               <w:jc w:val="center"/>
             </w:pPr>
+            <w:r/>
             <w:r>
               <w:rPr>
+                <w:rFonts w:ascii="Times New Roman" w:hAnsi="Times New Roman"/>
+                <w:b w:val="0"/>
+                <w:i w:val="0"/>
                 <w:sz w:val="20"/>
               </w:rPr>
               <w:t>Yes</w:t>
@@ -1015,8 +1233,12 @@
             <w:pPr>
               <w:jc w:val="center"/>
             </w:pPr>
+            <w:r/>
             <w:r>
               <w:rPr>
+                <w:rFonts w:ascii="Times New Roman" w:hAnsi="Times New Roman"/>
+                <w:b w:val="0"/>
+                <w:i w:val="0"/>
                 <w:sz w:val="20"/>
               </w:rPr>
               <w:t>Yes</w:t>
@@ -1032,8 +1254,12 @@
             <w:pPr>
               <w:jc w:val="center"/>
             </w:pPr>
+            <w:r/>
             <w:r>
               <w:rPr>
+                <w:rFonts w:ascii="Times New Roman" w:hAnsi="Times New Roman"/>
+                <w:b w:val="0"/>
+                <w:i w:val="0"/>
                 <w:sz w:val="20"/>
               </w:rPr>
               <w:t>Yes</w:t>
@@ -1049,8 +1275,12 @@
             <w:pPr>
               <w:jc w:val="center"/>
             </w:pPr>
+            <w:r/>
             <w:r>
               <w:rPr>
+                <w:rFonts w:ascii="Times New Roman" w:hAnsi="Times New Roman"/>
+                <w:b w:val="0"/>
+                <w:i w:val="0"/>
                 <w:sz w:val="20"/>
               </w:rPr>
               <w:t>Yes</w:t>
@@ -1063,10 +1293,15 @@
     <w:p>
       <w:pPr>
         <w:pStyle w:val="Heading1"/>
+        <w:spacing w:before="200" w:after="80"/>
       </w:pPr>
       <w:r>
         <w:rPr>
+          <w:rFonts w:ascii="Times New Roman" w:hAnsi="Times New Roman"/>
+          <w:b/>
+          <w:i w:val="0"/>
           <w:color w:val="1F3864"/>
+          <w:sz w:val="28"/>
         </w:rPr>
         <w:t>1. CONTRIBUTION DETAILS</w:t>
       </w:r>
@@ -1077,7 +1312,9 @@
       </w:pPr>
       <w:r>
         <w:rPr>
+          <w:rFonts w:ascii="Times New Roman" w:hAnsi="Times New Roman"/>
           <w:b w:val="0"/>
+          <w:i w:val="0"/>
           <w:sz w:val="22"/>
         </w:rPr>
         <w:t>This section summarises each team member's contributions during Sprint Three (1–21 March 2026), supported by commit evidence from the GitHub repository.</w:t>
@@ -1086,10 +1323,15 @@
     <w:p>
       <w:pPr>
         <w:pStyle w:val="Heading2"/>
+        <w:spacing w:before="120" w:after="80"/>
       </w:pPr>
       <w:r>
         <w:rPr>
+          <w:rFonts w:ascii="Times New Roman" w:hAnsi="Times New Roman"/>
+          <w:b/>
+          <w:i w:val="0"/>
           <w:color w:val="1F3864"/>
+          <w:sz w:val="24"/>
         </w:rPr>
         <w:t>1.1  Dinh Danh Nam — Lead Developer: Full-Stack Coding, Optimization &amp; Docker</w:t>
       </w:r>
@@ -1097,10 +1339,14 @@
     <w:p>
       <w:pPr>
         <w:pStyle w:val="ListBullet"/>
+        <w:spacing w:after="60"/>
         <w:ind w:left="283"/>
       </w:pPr>
       <w:r>
         <w:rPr>
+          <w:rFonts w:ascii="Times New Roman" w:hAnsi="Times New Roman"/>
+          <w:b w:val="0"/>
+          <w:i w:val="0"/>
           <w:sz w:val="22"/>
         </w:rPr>
         <w:t>Led the majority of coding work across all three service layers (LLM, backend, frontend) throughout Sprint Three.</w:t>
@@ -1109,70 +1355,222 @@
     <w:p>
       <w:pPr>
         <w:pStyle w:val="ListBullet"/>
+        <w:spacing w:after="60"/>
         <w:ind w:left="283"/>
       </w:pPr>
       <w:r>
         <w:rPr>
+          <w:rFonts w:ascii="Times New Roman" w:hAnsi="Times New Roman"/>
+          <w:b w:val="0"/>
+          <w:i w:val="0"/>
           <w:sz w:val="22"/>
         </w:rPr>
-        <w:t>Completed migration from the deprecated google-generativeai library to the new google-genai SDK, eliminating deprecation warnings and restoring Gemini model compatibility (1464d7e).</w:t>
+        <w:t xml:space="preserve">Completed migration from the deprecated </w:t>
+      </w:r>
+      <w:r>
+        <w:rPr>
+          <w:rFonts w:ascii="Consolas" w:hAnsi="Consolas"/>
+          <w:sz w:val="20"/>
+        </w:rPr>
+        <w:t>google-generativeai</w:t>
+      </w:r>
+      <w:r>
+        <w:rPr>
+          <w:rFonts w:ascii="Times New Roman" w:hAnsi="Times New Roman"/>
+          <w:b w:val="0"/>
+          <w:i w:val="0"/>
+          <w:sz w:val="22"/>
+        </w:rPr>
+        <w:t xml:space="preserve"> library to the new </w:t>
+      </w:r>
+      <w:r>
+        <w:rPr>
+          <w:rFonts w:ascii="Consolas" w:hAnsi="Consolas"/>
+          <w:sz w:val="20"/>
+        </w:rPr>
+        <w:t>google-genai</w:t>
+      </w:r>
+      <w:r>
+        <w:rPr>
+          <w:rFonts w:ascii="Times New Roman" w:hAnsi="Times New Roman"/>
+          <w:b w:val="0"/>
+          <w:i w:val="0"/>
+          <w:sz w:val="22"/>
+        </w:rPr>
+        <w:t xml:space="preserve"> SDK, eliminating deprecation warnings and restoring Gemini model compatibility (1464d7e).</w:t>
       </w:r>
     </w:p>
     <w:p>
       <w:pPr>
         <w:pStyle w:val="ListBullet"/>
+        <w:spacing w:after="60"/>
         <w:ind w:left="283"/>
       </w:pPr>
       <w:r>
         <w:rPr>
+          <w:rFonts w:ascii="Times New Roman" w:hAnsi="Times New Roman"/>
+          <w:b w:val="0"/>
+          <w:i w:val="0"/>
           <w:sz w:val="22"/>
         </w:rPr>
-        <w:t>Added the web_search tool (llm/tools/web_search.py, 171 lines) integrating Tavily (primary) and DuckDuckGo (fallback), callable by the agent executor during chat (119ca2d).</w:t>
+        <w:t>Added the web search tool (</w:t>
+      </w:r>
+      <w:r>
+        <w:rPr>
+          <w:rFonts w:ascii="Consolas" w:hAnsi="Consolas"/>
+          <w:sz w:val="20"/>
+        </w:rPr>
+        <w:t>llm/tools/web_search.py</w:t>
+      </w:r>
+      <w:r>
+        <w:rPr>
+          <w:rFonts w:ascii="Times New Roman" w:hAnsi="Times New Roman"/>
+          <w:b w:val="0"/>
+          <w:i w:val="0"/>
+          <w:sz w:val="22"/>
+        </w:rPr>
+        <w:t>, 171 lines) integrating Tavily (primary) and DuckDuckGo (fallback), callable by the agent executor during chat (119ca2d).</w:t>
       </w:r>
     </w:p>
     <w:p>
       <w:pPr>
         <w:pStyle w:val="ListBullet"/>
+        <w:spacing w:after="60"/>
         <w:ind w:left="283"/>
       </w:pPr>
       <w:r>
         <w:rPr>
+          <w:rFonts w:ascii="Times New Roman" w:hAnsi="Times New Roman"/>
+          <w:b w:val="0"/>
+          <w:i w:val="0"/>
           <w:sz w:val="22"/>
         </w:rPr>
-        <w:t>Implemented ActivityLog and Notification models, migrations, controllers, and wired all background jobs to emit activity events and push real-time notifications (119ca2d).</w:t>
+        <w:t xml:space="preserve">Implemented </w:t>
+      </w:r>
+      <w:r>
+        <w:rPr>
+          <w:rFonts w:ascii="Consolas" w:hAnsi="Consolas"/>
+          <w:sz w:val="20"/>
+        </w:rPr>
+        <w:t>ActivityLog</w:t>
+      </w:r>
+      <w:r>
+        <w:rPr>
+          <w:rFonts w:ascii="Times New Roman" w:hAnsi="Times New Roman"/>
+          <w:b w:val="0"/>
+          <w:i w:val="0"/>
+          <w:sz w:val="22"/>
+        </w:rPr>
+        <w:t xml:space="preserve"> and </w:t>
+      </w:r>
+      <w:r>
+        <w:rPr>
+          <w:rFonts w:ascii="Consolas" w:hAnsi="Consolas"/>
+          <w:sz w:val="20"/>
+        </w:rPr>
+        <w:t>Notification</w:t>
+      </w:r>
+      <w:r>
+        <w:rPr>
+          <w:rFonts w:ascii="Times New Roman" w:hAnsi="Times New Roman"/>
+          <w:b w:val="0"/>
+          <w:i w:val="0"/>
+          <w:sz w:val="22"/>
+        </w:rPr>
+        <w:t xml:space="preserve"> models, migrations, controllers, and wired all background jobs to emit activity events and push real-time notifications (119ca2d).</w:t>
       </w:r>
     </w:p>
     <w:p>
       <w:pPr>
         <w:pStyle w:val="ListBullet"/>
+        <w:spacing w:after="60"/>
         <w:ind w:left="283"/>
       </w:pPr>
       <w:r>
         <w:rPr>
+          <w:rFonts w:ascii="Times New Roman" w:hAnsi="Times New Roman"/>
+          <w:b w:val="0"/>
+          <w:i w:val="0"/>
           <w:sz w:val="22"/>
         </w:rPr>
-        <w:t>Refactored LLMService.php with the timedRequest() helper, eliminating duplicated try/catch blocks and adding structured latency logging across all LLM calls.</w:t>
+        <w:t xml:space="preserve">Refactored </w:t>
+      </w:r>
+      <w:r>
+        <w:rPr>
+          <w:rFonts w:ascii="Consolas" w:hAnsi="Consolas"/>
+          <w:sz w:val="20"/>
+        </w:rPr>
+        <w:t>LLMService.php</w:t>
+      </w:r>
+      <w:r>
+        <w:rPr>
+          <w:rFonts w:ascii="Times New Roman" w:hAnsi="Times New Roman"/>
+          <w:b w:val="0"/>
+          <w:i w:val="0"/>
+          <w:sz w:val="22"/>
+        </w:rPr>
+        <w:t xml:space="preserve"> with the </w:t>
+      </w:r>
+      <w:r>
+        <w:rPr>
+          <w:rFonts w:ascii="Consolas" w:hAnsi="Consolas"/>
+          <w:sz w:val="20"/>
+        </w:rPr>
+        <w:t>timedRequest()</w:t>
+      </w:r>
+      <w:r>
+        <w:rPr>
+          <w:rFonts w:ascii="Times New Roman" w:hAnsi="Times New Roman"/>
+          <w:b w:val="0"/>
+          <w:i w:val="0"/>
+          <w:sz w:val="22"/>
+        </w:rPr>
+        <w:t xml:space="preserve"> helper, eliminating duplicated try/catch blocks and adding structured latency logging across all LLM calls.</w:t>
       </w:r>
     </w:p>
     <w:p>
       <w:pPr>
         <w:pStyle w:val="ListBullet"/>
+        <w:spacing w:after="60"/>
         <w:ind w:left="283"/>
       </w:pPr>
       <w:r>
         <w:rPr>
+          <w:rFonts w:ascii="Times New Roman" w:hAnsi="Times New Roman"/>
+          <w:b w:val="0"/>
+          <w:i w:val="0"/>
           <w:sz w:val="22"/>
         </w:rPr>
-        <w:t>Resolved backend N+1 query bottlenecks with eager loading; added RequestTiming middleware and 60-second KB query caching for measurable performance gains (39a2ef7, ee2b91a).</w:t>
+        <w:t xml:space="preserve">Resolved backend N+1 query bottlenecks with eager loading; added </w:t>
+      </w:r>
+      <w:r>
+        <w:rPr>
+          <w:rFonts w:ascii="Consolas" w:hAnsi="Consolas"/>
+          <w:sz w:val="20"/>
+        </w:rPr>
+        <w:t>RequestTiming</w:t>
+      </w:r>
+      <w:r>
+        <w:rPr>
+          <w:rFonts w:ascii="Times New Roman" w:hAnsi="Times New Roman"/>
+          <w:b w:val="0"/>
+          <w:i w:val="0"/>
+          <w:sz w:val="22"/>
+        </w:rPr>
+        <w:t xml:space="preserve"> middleware and 60-second KB query caching for measurable performance gains (39a2ef7, ee2b91a).</w:t>
       </w:r>
     </w:p>
     <w:p>
       <w:pPr>
         <w:pStyle w:val="ListBullet"/>
+        <w:spacing w:after="60"/>
         <w:ind w:left="283"/>
       </w:pPr>
       <w:r>
         <w:rPr>
+          <w:rFonts w:ascii="Times New Roman" w:hAnsi="Times New Roman"/>
+          <w:b w:val="0"/>
+          <w:i w:val="0"/>
           <w:sz w:val="22"/>
         </w:rPr>
         <w:t>Rebuilt and maintained Docker configuration throughout the sprint, resolving container startup issues and environment variable conflicts.</w:t>
@@ -1181,10 +1579,14 @@
     <w:p>
       <w:pPr>
         <w:pStyle w:val="ListBullet"/>
+        <w:spacing w:after="60"/>
         <w:ind w:left="283"/>
       </w:pPr>
       <w:r>
         <w:rPr>
+          <w:rFonts w:ascii="Times New Roman" w:hAnsi="Times New Roman"/>
+          <w:b w:val="0"/>
+          <w:i w:val="0"/>
           <w:sz w:val="22"/>
         </w:rPr>
         <w:t>Key commits: 1464d7e, 119ca2d, ee2b91a, 39a2ef7, 97eee65.</w:t>
@@ -1194,10 +1596,15 @@
     <w:p>
       <w:pPr>
         <w:pStyle w:val="Heading2"/>
+        <w:spacing w:before="120" w:after="80"/>
       </w:pPr>
       <w:r>
         <w:rPr>
+          <w:rFonts w:ascii="Times New Roman" w:hAnsi="Times New Roman"/>
+          <w:b/>
+          <w:i w:val="0"/>
           <w:color w:val="1F3864"/>
+          <w:sz w:val="24"/>
         </w:rPr>
         <w:t>1.2  Nguyen Quy Hung — Frontend: UI Bug Fixes</w:t>
       </w:r>
@@ -1205,10 +1612,14 @@
     <w:p>
       <w:pPr>
         <w:pStyle w:val="ListBullet"/>
+        <w:spacing w:after="60"/>
         <w:ind w:left="283"/>
       </w:pPr>
       <w:r>
         <w:rPr>
+          <w:rFonts w:ascii="Times New Roman" w:hAnsi="Times New Roman"/>
+          <w:b w:val="0"/>
+          <w:i w:val="0"/>
           <w:sz w:val="22"/>
         </w:rPr>
         <w:t>Fixed Mermaid graph parse errors that prevented complex story maps from rendering (2986977).</w:t>
@@ -1217,10 +1628,14 @@
     <w:p>
       <w:pPr>
         <w:pStyle w:val="ListBullet"/>
+        <w:spacing w:after="60"/>
         <w:ind w:left="283"/>
       </w:pPr>
       <w:r>
         <w:rPr>
+          <w:rFonts w:ascii="Times New Roman" w:hAnsi="Times New Roman"/>
+          <w:b w:val="0"/>
+          <w:i w:val="0"/>
           <w:sz w:val="22"/>
         </w:rPr>
         <w:t>Resolved the model selector z-index layering issue so the dropdown renders correctly above the sidebar on all screen sizes (2986977).</w:t>
@@ -1229,10 +1644,14 @@
     <w:p>
       <w:pPr>
         <w:pStyle w:val="ListBullet"/>
+        <w:spacing w:after="60"/>
         <w:ind w:left="283"/>
       </w:pPr>
       <w:r>
         <w:rPr>
+          <w:rFonts w:ascii="Times New Roman" w:hAnsi="Times New Roman"/>
+          <w:b w:val="0"/>
+          <w:i w:val="0"/>
           <w:sz w:val="22"/>
         </w:rPr>
         <w:t>Implemented user avatar display in the sidebar and message bubbles; converted dropdown menus to dropup menus for improved usability on larger screens (ee0b859).</w:t>
@@ -1241,10 +1660,14 @@
     <w:p>
       <w:pPr>
         <w:pStyle w:val="ListBullet"/>
+        <w:spacing w:after="60"/>
         <w:ind w:left="283"/>
       </w:pPr>
       <w:r>
         <w:rPr>
+          <w:rFonts w:ascii="Times New Roman" w:hAnsi="Times New Roman"/>
+          <w:b w:val="0"/>
+          <w:i w:val="0"/>
           <w:sz w:val="22"/>
         </w:rPr>
         <w:t>Set default model selection so users are not required to manually choose a model for each new conversation (ee0b859).</w:t>
@@ -1253,10 +1676,14 @@
     <w:p>
       <w:pPr>
         <w:pStyle w:val="ListBullet"/>
+        <w:spacing w:after="60"/>
         <w:ind w:left="283"/>
       </w:pPr>
       <w:r>
         <w:rPr>
+          <w:rFonts w:ascii="Times New Roman" w:hAnsi="Times New Roman"/>
+          <w:b w:val="0"/>
+          <w:i w:val="0"/>
           <w:sz w:val="22"/>
         </w:rPr>
         <w:t>Key commits: 2986977, ee0b859.</w:t>
@@ -1266,10 +1693,15 @@
     <w:p>
       <w:pPr>
         <w:pStyle w:val="Heading2"/>
+        <w:spacing w:before="120" w:after="80"/>
       </w:pPr>
       <w:r>
         <w:rPr>
+          <w:rFonts w:ascii="Times New Roman" w:hAnsi="Times New Roman"/>
+          <w:b/>
+          <w:i w:val="0"/>
           <w:color w:val="1F3864"/>
+          <w:sz w:val="24"/>
         </w:rPr>
         <w:t>1.3  Vo Thi Kim Huyen — Testing &amp; Documentation</w:t>
       </w:r>
@@ -1277,10 +1709,14 @@
     <w:p>
       <w:pPr>
         <w:pStyle w:val="ListBullet"/>
+        <w:spacing w:after="60"/>
         <w:ind w:left="283"/>
       </w:pPr>
       <w:r>
         <w:rPr>
+          <w:rFonts w:ascii="Times New Roman" w:hAnsi="Times New Roman"/>
+          <w:b w:val="0"/>
+          <w:i w:val="0"/>
           <w:sz w:val="22"/>
         </w:rPr>
         <w:t>Wrote and executed manual test cases covering graph rendering, model selector, user avatar display, and notification badge behaviour.</w:t>
@@ -1289,10 +1725,14 @@
     <w:p>
       <w:pPr>
         <w:pStyle w:val="ListBullet"/>
+        <w:spacing w:after="60"/>
         <w:ind w:left="283"/>
       </w:pPr>
       <w:r>
         <w:rPr>
+          <w:rFonts w:ascii="Times New Roman" w:hAnsi="Times New Roman"/>
+          <w:b w:val="0"/>
+          <w:i w:val="0"/>
           <w:sz w:val="22"/>
         </w:rPr>
         <w:t>Documented test scenarios and expected outcomes for the Sprint Three test case specification table.</w:t>
@@ -1301,10 +1741,14 @@
     <w:p>
       <w:pPr>
         <w:pStyle w:val="ListBullet"/>
+        <w:spacing w:after="60"/>
         <w:ind w:left="283"/>
       </w:pPr>
       <w:r>
         <w:rPr>
+          <w:rFonts w:ascii="Times New Roman" w:hAnsi="Times New Roman"/>
+          <w:b w:val="0"/>
+          <w:i w:val="0"/>
           <w:sz w:val="22"/>
         </w:rPr>
         <w:t>Verified UI changes across Chrome and Firefox as required by the Definition of Done.</w:t>
@@ -1313,10 +1757,14 @@
     <w:p>
       <w:pPr>
         <w:pStyle w:val="ListBullet"/>
+        <w:spacing w:after="60"/>
         <w:ind w:left="283"/>
       </w:pPr>
       <w:r>
         <w:rPr>
+          <w:rFonts w:ascii="Times New Roman" w:hAnsi="Times New Roman"/>
+          <w:b w:val="0"/>
+          <w:i w:val="0"/>
           <w:sz w:val="22"/>
         </w:rPr>
         <w:t>Contributed to sprint documentation including quality management goals and test results.</w:t>
@@ -1326,10 +1774,15 @@
     <w:p>
       <w:pPr>
         <w:pStyle w:val="Heading2"/>
+        <w:spacing w:before="120" w:after="80"/>
       </w:pPr>
       <w:r>
         <w:rPr>
+          <w:rFonts w:ascii="Times New Roman" w:hAnsi="Times New Roman"/>
+          <w:b/>
+          <w:i w:val="0"/>
           <w:color w:val="1F3864"/>
+          <w:sz w:val="24"/>
         </w:rPr>
         <w:t>1.4  Le Luu Phuoc Thinh — Testing &amp; Documentation</w:t>
       </w:r>
@@ -1337,10 +1790,14 @@
     <w:p>
       <w:pPr>
         <w:pStyle w:val="ListBullet"/>
+        <w:spacing w:after="60"/>
         <w:ind w:left="283"/>
       </w:pPr>
       <w:r>
         <w:rPr>
+          <w:rFonts w:ascii="Times New Roman" w:hAnsi="Times New Roman"/>
+          <w:b w:val="0"/>
+          <w:i w:val="0"/>
           <w:sz w:val="22"/>
         </w:rPr>
         <w:t>Designed and executed integration test cases for the SDK migration, performance benchmarks, and backend API endpoints.</w:t>
@@ -1349,22 +1806,46 @@
     <w:p>
       <w:pPr>
         <w:pStyle w:val="ListBullet"/>
+        <w:spacing w:after="60"/>
         <w:ind w:left="283"/>
       </w:pPr>
       <w:r>
         <w:rPr>
+          <w:rFonts w:ascii="Times New Roman" w:hAnsi="Times New Roman"/>
+          <w:b w:val="0"/>
+          <w:i w:val="0"/>
           <w:sz w:val="22"/>
         </w:rPr>
-        <w:t>Used Apache Bench (ab) to measure API response times and verify the 20% improvement target was met against Sprint Two baselines.</w:t>
+        <w:t>Used Apache Bench (</w:t>
+      </w:r>
+      <w:r>
+        <w:rPr>
+          <w:rFonts w:ascii="Consolas" w:hAnsi="Consolas"/>
+          <w:sz w:val="20"/>
+        </w:rPr>
+        <w:t>ab</w:t>
+      </w:r>
+      <w:r>
+        <w:rPr>
+          <w:rFonts w:ascii="Times New Roman" w:hAnsi="Times New Roman"/>
+          <w:b w:val="0"/>
+          <w:i w:val="0"/>
+          <w:sz w:val="22"/>
+        </w:rPr>
+        <w:t>) to measure API response times and verify the 20% improvement target was met against Sprint Two baselines.</w:t>
       </w:r>
     </w:p>
     <w:p>
       <w:pPr>
         <w:pStyle w:val="ListBullet"/>
+        <w:spacing w:after="60"/>
         <w:ind w:left="283"/>
       </w:pPr>
       <w:r>
         <w:rPr>
+          <w:rFonts w:ascii="Times New Roman" w:hAnsi="Times New Roman"/>
+          <w:b w:val="0"/>
+          <w:i w:val="0"/>
           <w:sz w:val="22"/>
         </w:rPr>
         <w:t>Maintained the test results table and tracked pass/fail status across all test areas.</w:t>
@@ -1373,10 +1854,14 @@
     <w:p>
       <w:pPr>
         <w:pStyle w:val="ListBullet"/>
+        <w:spacing w:after="60"/>
         <w:ind w:left="283"/>
       </w:pPr>
       <w:r>
         <w:rPr>
+          <w:rFonts w:ascii="Times New Roman" w:hAnsi="Times New Roman"/>
+          <w:b w:val="0"/>
+          <w:i w:val="0"/>
           <w:sz w:val="22"/>
         </w:rPr>
         <w:t>Contributed to quality management planning and acceptance criteria definition.</w:t>
@@ -1386,10 +1871,15 @@
     <w:p>
       <w:pPr>
         <w:pStyle w:val="Heading2"/>
+        <w:spacing w:before="120" w:after="80"/>
       </w:pPr>
       <w:r>
         <w:rPr>
+          <w:rFonts w:ascii="Times New Roman" w:hAnsi="Times New Roman"/>
+          <w:b/>
+          <w:i w:val="0"/>
           <w:color w:val="1F3864"/>
+          <w:sz w:val="24"/>
         </w:rPr>
         <w:t>1.5  Hoang Dinh Vinh Hoang — Testing, Documentation &amp; Scrum Master</w:t>
       </w:r>
@@ -1397,10 +1887,14 @@
     <w:p>
       <w:pPr>
         <w:pStyle w:val="ListBullet"/>
+        <w:spacing w:after="60"/>
         <w:ind w:left="283"/>
       </w:pPr>
       <w:r>
         <w:rPr>
+          <w:rFonts w:ascii="Times New Roman" w:hAnsi="Times New Roman"/>
+          <w:b w:val="0"/>
+          <w:i w:val="0"/>
           <w:sz w:val="22"/>
         </w:rPr>
         <w:t>Served as Scrum Master for Sprint Three: facilitated standups, tracked backlog progress, and coordinated the client demonstration session.</w:t>
@@ -1409,10 +1903,14 @@
     <w:p>
       <w:pPr>
         <w:pStyle w:val="ListBullet"/>
+        <w:spacing w:after="60"/>
         <w:ind w:left="283"/>
       </w:pPr>
       <w:r>
         <w:rPr>
+          <w:rFonts w:ascii="Times New Roman" w:hAnsi="Times New Roman"/>
+          <w:b w:val="0"/>
+          <w:i w:val="0"/>
           <w:sz w:val="22"/>
         </w:rPr>
         <w:t>Wrote and executed integration test cases for the notification system, activity feed, and web search tool.</w:t>
@@ -1421,10 +1919,14 @@
     <w:p>
       <w:pPr>
         <w:pStyle w:val="ListBullet"/>
+        <w:spacing w:after="60"/>
         <w:ind w:left="283"/>
       </w:pPr>
       <w:r>
         <w:rPr>
+          <w:rFonts w:ascii="Times New Roman" w:hAnsi="Times New Roman"/>
+          <w:b w:val="0"/>
+          <w:i w:val="0"/>
           <w:sz w:val="22"/>
         </w:rPr>
         <w:t>Prepared sprint documentation including the sprint plan, retrospective, and lessons learned.</w:t>
@@ -1433,10 +1935,14 @@
     <w:p>
       <w:pPr>
         <w:pStyle w:val="ListBullet"/>
+        <w:spacing w:after="60"/>
         <w:ind w:left="283"/>
       </w:pPr>
       <w:r>
         <w:rPr>
+          <w:rFonts w:ascii="Times New Roman" w:hAnsi="Times New Roman"/>
+          <w:b w:val="0"/>
+          <w:i w:val="0"/>
           <w:sz w:val="22"/>
         </w:rPr>
         <w:t>Coordinated client feedback collection during the Sprint Three demonstration on 21 March 2026.</w:t>
@@ -1446,10 +1952,15 @@
     <w:p>
       <w:pPr>
         <w:pStyle w:val="Heading1"/>
+        <w:spacing w:before="200" w:after="80"/>
       </w:pPr>
       <w:r>
         <w:rPr>
+          <w:rFonts w:ascii="Times New Roman" w:hAnsi="Times New Roman"/>
+          <w:b/>
+          <w:i w:val="0"/>
           <w:color w:val="1F3864"/>
+          <w:sz w:val="28"/>
         </w:rPr>
         <w:t>2. SPRINT PLAN</w:t>
       </w:r>
@@ -1460,7 +1971,9 @@
       </w:pPr>
       <w:r>
         <w:rPr>
+          <w:rFonts w:ascii="Times New Roman" w:hAnsi="Times New Roman"/>
           <w:b w:val="0"/>
+          <w:i w:val="0"/>
           <w:sz w:val="22"/>
         </w:rPr>
         <w:t>Sprint Three ran from 1 March to 21 March 2026, covering Weeks 7–9 of the project timeline. Hoang Dinh Vinh Hoang served as Scrum Master, rotating from Nguyen Quy Hung (Sprint Two).</w:t>
@@ -1469,10 +1982,15 @@
     <w:p>
       <w:pPr>
         <w:pStyle w:val="Heading2"/>
+        <w:spacing w:before="120" w:after="80"/>
       </w:pPr>
       <w:r>
         <w:rPr>
+          <w:rFonts w:ascii="Times New Roman" w:hAnsi="Times New Roman"/>
+          <w:b/>
+          <w:i w:val="0"/>
           <w:color w:val="1F3864"/>
+          <w:sz w:val="24"/>
         </w:rPr>
         <w:t>Sprint Goal</w:t>
       </w:r>
@@ -1483,7 +2001,9 @@
       </w:pPr>
       <w:r>
         <w:rPr>
+          <w:rFonts w:ascii="Times New Roman" w:hAnsi="Times New Roman"/>
           <w:b w:val="0"/>
+          <w:i w:val="0"/>
           <w:sz w:val="22"/>
         </w:rPr>
         <w:t>Resolve technical debt from Sprint Two, achieve measurable performance improvements, and deliver new monitoring, notification, and import capabilities ahead of the client demonstration.</w:t>
@@ -1492,10 +2012,15 @@
     <w:p>
       <w:pPr>
         <w:pStyle w:val="Heading2"/>
+        <w:spacing w:before="120" w:after="80"/>
       </w:pPr>
       <w:r>
         <w:rPr>
+          <w:rFonts w:ascii="Times New Roman" w:hAnsi="Times New Roman"/>
+          <w:b/>
+          <w:i w:val="0"/>
           <w:color w:val="1F3864"/>
+          <w:sz w:val="24"/>
         </w:rPr>
         <w:t>Sprint Backlog</w:t>
       </w:r>
@@ -1503,7 +2028,9 @@
     <w:p>
       <w:r>
         <w:rPr>
+          <w:rFonts w:ascii="Times New Roman" w:hAnsi="Times New Roman"/>
           <w:b/>
+          <w:i w:val="0"/>
           <w:sz w:val="22"/>
         </w:rPr>
         <w:t>LLM Module:</w:t>
@@ -1512,10 +2039,14 @@
     <w:p>
       <w:pPr>
         <w:pStyle w:val="ListBullet"/>
+        <w:spacing w:after="60"/>
         <w:ind w:left="567"/>
       </w:pPr>
       <w:r>
         <w:rPr>
+          <w:rFonts w:ascii="Times New Roman" w:hAnsi="Times New Roman"/>
+          <w:b w:val="0"/>
+          <w:i w:val="0"/>
           <w:sz w:val="22"/>
         </w:rPr>
         <w:t>Migrate from google-generativeai to google-genai SDK</w:t>
@@ -1524,10 +2055,14 @@
     <w:p>
       <w:pPr>
         <w:pStyle w:val="ListBullet"/>
+        <w:spacing w:after="60"/>
         <w:ind w:left="567"/>
       </w:pPr>
       <w:r>
         <w:rPr>
+          <w:rFonts w:ascii="Times New Roman" w:hAnsi="Times New Roman"/>
+          <w:b w:val="0"/>
+          <w:i w:val="0"/>
           <w:sz w:val="22"/>
         </w:rPr>
         <w:t>Add web_search tool (Tavily + DuckDuckGo fallback)</w:t>
@@ -1536,10 +2071,14 @@
     <w:p>
       <w:pPr>
         <w:pStyle w:val="ListBullet"/>
+        <w:spacing w:after="60"/>
         <w:ind w:left="567"/>
       </w:pPr>
       <w:r>
         <w:rPr>
+          <w:rFonts w:ascii="Times New Roman" w:hAnsi="Times New Roman"/>
+          <w:b w:val="0"/>
+          <w:i w:val="0"/>
           <w:sz w:val="22"/>
         </w:rPr>
         <w:t>Refactor LLMService with timedRequest() helper</w:t>
@@ -1548,10 +2087,14 @@
     <w:p>
       <w:pPr>
         <w:pStyle w:val="ListBullet"/>
+        <w:spacing w:after="60"/>
         <w:ind w:left="567"/>
       </w:pPr>
       <w:r>
         <w:rPr>
+          <w:rFonts w:ascii="Times New Roman" w:hAnsi="Times New Roman"/>
+          <w:b w:val="0"/>
+          <w:i w:val="0"/>
           <w:sz w:val="22"/>
         </w:rPr>
         <w:t>Fix model_manager.py broken httpx client</w:t>
@@ -1560,7 +2103,9 @@
     <w:p>
       <w:r>
         <w:rPr>
+          <w:rFonts w:ascii="Times New Roman" w:hAnsi="Times New Roman"/>
           <w:b/>
+          <w:i w:val="0"/>
           <w:sz w:val="22"/>
         </w:rPr>
         <w:t>Backend:</w:t>
@@ -1569,10 +2114,14 @@
     <w:p>
       <w:pPr>
         <w:pStyle w:val="ListBullet"/>
+        <w:spacing w:after="60"/>
         <w:ind w:left="567"/>
       </w:pPr>
       <w:r>
         <w:rPr>
+          <w:rFonts w:ascii="Times New Roman" w:hAnsi="Times New Roman"/>
+          <w:b w:val="0"/>
+          <w:i w:val="0"/>
           <w:sz w:val="22"/>
         </w:rPr>
         <w:t>Resolve N+1 query bottlenecks in project/conversation endpoints</w:t>
@@ -1581,10 +2130,14 @@
     <w:p>
       <w:pPr>
         <w:pStyle w:val="ListBullet"/>
+        <w:spacing w:after="60"/>
         <w:ind w:left="567"/>
       </w:pPr>
       <w:r>
         <w:rPr>
+          <w:rFonts w:ascii="Times New Roman" w:hAnsi="Times New Roman"/>
+          <w:b w:val="0"/>
+          <w:i w:val="0"/>
           <w:sz w:val="22"/>
         </w:rPr>
         <w:t>Add RequestTiming middleware</w:t>
@@ -1593,10 +2146,14 @@
     <w:p>
       <w:pPr>
         <w:pStyle w:val="ListBullet"/>
+        <w:spacing w:after="60"/>
         <w:ind w:left="567"/>
       </w:pPr>
       <w:r>
         <w:rPr>
+          <w:rFonts w:ascii="Times New Roman" w:hAnsi="Times New Roman"/>
+          <w:b w:val="0"/>
+          <w:i w:val="0"/>
           <w:sz w:val="22"/>
         </w:rPr>
         <w:t>Implement ActivityLog model, migration, and controller</w:t>
@@ -1605,10 +2162,14 @@
     <w:p>
       <w:pPr>
         <w:pStyle w:val="ListBullet"/>
+        <w:spacing w:after="60"/>
         <w:ind w:left="567"/>
       </w:pPr>
       <w:r>
         <w:rPr>
+          <w:rFonts w:ascii="Times New Roman" w:hAnsi="Times New Roman"/>
+          <w:b w:val="0"/>
+          <w:i w:val="0"/>
           <w:sz w:val="22"/>
         </w:rPr>
         <w:t>Implement Notification model, migration, and controller</w:t>
@@ -1617,10 +2178,14 @@
     <w:p>
       <w:pPr>
         <w:pStyle w:val="ListBullet"/>
+        <w:spacing w:after="60"/>
         <w:ind w:left="567"/>
       </w:pPr>
       <w:r>
         <w:rPr>
+          <w:rFonts w:ascii="Times New Roman" w:hAnsi="Times New Roman"/>
+          <w:b w:val="0"/>
+          <w:i w:val="0"/>
           <w:sz w:val="22"/>
         </w:rPr>
         <w:t>Wire jobs to log activity and dispatch notifications</w:t>
@@ -1629,7 +2194,9 @@
     <w:p>
       <w:r>
         <w:rPr>
+          <w:rFonts w:ascii="Times New Roman" w:hAnsi="Times New Roman"/>
           <w:b/>
+          <w:i w:val="0"/>
           <w:sz w:val="22"/>
         </w:rPr>
         <w:t>Frontend:</w:t>
@@ -1638,10 +2205,14 @@
     <w:p>
       <w:pPr>
         <w:pStyle w:val="ListBullet"/>
+        <w:spacing w:after="60"/>
         <w:ind w:left="567"/>
       </w:pPr>
       <w:r>
         <w:rPr>
+          <w:rFonts w:ascii="Times New Roman" w:hAnsi="Times New Roman"/>
+          <w:b w:val="0"/>
+          <w:i w:val="0"/>
           <w:sz w:val="22"/>
         </w:rPr>
         <w:t>Fix Mermaid graph rendering parse errors</w:t>
@@ -1650,10 +2221,14 @@
     <w:p>
       <w:pPr>
         <w:pStyle w:val="ListBullet"/>
+        <w:spacing w:after="60"/>
         <w:ind w:left="567"/>
       </w:pPr>
       <w:r>
         <w:rPr>
+          <w:rFonts w:ascii="Times New Roman" w:hAnsi="Times New Roman"/>
+          <w:b w:val="0"/>
+          <w:i w:val="0"/>
           <w:sz w:val="22"/>
         </w:rPr>
         <w:t>Fix model selector z-index layering</w:t>
@@ -1662,10 +2237,14 @@
     <w:p>
       <w:pPr>
         <w:pStyle w:val="ListBullet"/>
+        <w:spacing w:after="60"/>
         <w:ind w:left="567"/>
       </w:pPr>
       <w:r>
         <w:rPr>
+          <w:rFonts w:ascii="Times New Roman" w:hAnsi="Times New Roman"/>
+          <w:b w:val="0"/>
+          <w:i w:val="0"/>
           <w:sz w:val="22"/>
         </w:rPr>
         <w:t>Build PerfOverlay (Ctrl+Shift+P) and performanceMonitor.js</w:t>
@@ -1674,10 +2253,14 @@
     <w:p>
       <w:pPr>
         <w:pStyle w:val="ListBullet"/>
+        <w:spacing w:after="60"/>
         <w:ind w:left="567"/>
       </w:pPr>
       <w:r>
         <w:rPr>
+          <w:rFonts w:ascii="Times New Roman" w:hAnsi="Times New Roman"/>
+          <w:b w:val="0"/>
+          <w:i w:val="0"/>
           <w:sz w:val="22"/>
         </w:rPr>
         <w:t>Build NotificationBell with WebSocket subscription</w:t>
@@ -1686,10 +2269,14 @@
     <w:p>
       <w:pPr>
         <w:pStyle w:val="ListBullet"/>
+        <w:spacing w:after="60"/>
         <w:ind w:left="567"/>
       </w:pPr>
       <w:r>
         <w:rPr>
+          <w:rFonts w:ascii="Times New Roman" w:hAnsi="Times New Roman"/>
+          <w:b w:val="0"/>
+          <w:i w:val="0"/>
           <w:sz w:val="22"/>
         </w:rPr>
         <w:t>Build ActivityFeed, Toast, AnimateIn, ShimmerSkeleton components</w:t>
@@ -1698,10 +2285,14 @@
     <w:p>
       <w:pPr>
         <w:pStyle w:val="ListBullet"/>
+        <w:spacing w:after="60"/>
         <w:ind w:left="567"/>
       </w:pPr>
       <w:r>
         <w:rPr>
+          <w:rFonts w:ascii="Times New Roman" w:hAnsi="Times New Roman"/>
+          <w:b w:val="0"/>
+          <w:i w:val="0"/>
           <w:sz w:val="22"/>
         </w:rPr>
         <w:t>Build ImportModal and cache.js utility</w:t>
@@ -1710,10 +2301,15 @@
     <w:p>
       <w:pPr>
         <w:pStyle w:val="Heading2"/>
+        <w:spacing w:before="120" w:after="80"/>
       </w:pPr>
       <w:r>
         <w:rPr>
+          <w:rFonts w:ascii="Times New Roman" w:hAnsi="Times New Roman"/>
+          <w:b/>
+          <w:i w:val="0"/>
           <w:color w:val="1F3864"/>
+          <w:sz w:val="24"/>
         </w:rPr>
         <w:t>Sprint Architecture</w:t>
       </w:r>
@@ -1724,7 +2320,9 @@
       </w:pPr>
       <w:r>
         <w:rPr>
+          <w:rFonts w:ascii="Times New Roman" w:hAnsi="Times New Roman"/>
           <w:b w:val="0"/>
+          <w:i w:val="0"/>
           <w:sz w:val="22"/>
         </w:rPr>
         <w:t>Figure 1 shows the full system architecture as delivered at the end of Sprint Three.</w:t>
@@ -1775,6 +2373,8 @@
       </w:pPr>
       <w:r>
         <w:rPr>
+          <w:rFonts w:ascii="Times New Roman" w:hAnsi="Times New Roman"/>
+          <w:b w:val="0"/>
           <w:i/>
           <w:sz w:val="18"/>
         </w:rPr>
@@ -1784,10 +2384,15 @@
     <w:p>
       <w:pPr>
         <w:pStyle w:val="Heading1"/>
+        <w:spacing w:before="200" w:after="80"/>
       </w:pPr>
       <w:r>
         <w:rPr>
+          <w:rFonts w:ascii="Times New Roman" w:hAnsi="Times New Roman"/>
+          <w:b/>
+          <w:i w:val="0"/>
           <w:color w:val="1F3864"/>
+          <w:sz w:val="28"/>
         </w:rPr>
         <w:t>3. FINAL DOCUMENTATION DELIVERABLES</w:t>
       </w:r>
@@ -1798,7 +2403,9 @@
       </w:pPr>
       <w:r>
         <w:rPr>
+          <w:rFonts w:ascii="Times New Roman" w:hAnsi="Times New Roman"/>
           <w:b w:val="0"/>
+          <w:i w:val="0"/>
           <w:sz w:val="22"/>
         </w:rPr>
         <w:t>Sprint Three established the documentation foundation that Sprint Four will complete. The following artefacts were drafted or extended this sprint:</w:t>
@@ -1807,7 +2414,9 @@
     <w:p>
       <w:r>
         <w:rPr>
+          <w:rFonts w:ascii="Times New Roman" w:hAnsi="Times New Roman"/>
           <w:b/>
+          <w:i w:val="0"/>
           <w:sz w:val="22"/>
         </w:rPr>
         <w:t xml:space="preserve">TESTING_GUIDE.md: </w:t>
@@ -1822,7 +2431,9 @@
     <w:p>
       <w:r>
         <w:rPr>
+          <w:rFonts w:ascii="Times New Roman" w:hAnsi="Times New Roman"/>
           <w:b/>
+          <w:i w:val="0"/>
           <w:sz w:val="22"/>
         </w:rPr>
         <w:t xml:space="preserve">architecture.md: </w:t>
@@ -1837,7 +2448,9 @@
     <w:p>
       <w:r>
         <w:rPr>
+          <w:rFonts w:ascii="Times New Roman" w:hAnsi="Times New Roman"/>
           <w:b/>
+          <w:i w:val="0"/>
           <w:sz w:val="22"/>
         </w:rPr>
         <w:t xml:space="preserve">README.md: </w:t>
@@ -1852,7 +2465,9 @@
     <w:p>
       <w:r>
         <w:rPr>
+          <w:rFonts w:ascii="Times New Roman" w:hAnsi="Times New Roman"/>
           <w:b/>
+          <w:i w:val="0"/>
           <w:sz w:val="22"/>
         </w:rPr>
         <w:t xml:space="preserve">.env.example: </w:t>
@@ -1867,10 +2482,15 @@
     <w:p>
       <w:pPr>
         <w:pStyle w:val="Heading1"/>
+        <w:spacing w:before="200" w:after="80"/>
       </w:pPr>
       <w:r>
         <w:rPr>
+          <w:rFonts w:ascii="Times New Roman" w:hAnsi="Times New Roman"/>
+          <w:b/>
+          <w:i w:val="0"/>
           <w:color w:val="1F3864"/>
+          <w:sz w:val="28"/>
         </w:rPr>
         <w:t>4. SPRINT PROGRESS</w:t>
       </w:r>
@@ -1878,10 +2498,15 @@
     <w:p>
       <w:pPr>
         <w:pStyle w:val="Heading2"/>
+        <w:spacing w:before="120" w:after="80"/>
       </w:pPr>
       <w:r>
         <w:rPr>
+          <w:rFonts w:ascii="Times New Roman" w:hAnsi="Times New Roman"/>
+          <w:b/>
+          <w:i w:val="0"/>
           <w:color w:val="1F3864"/>
+          <w:sz w:val="24"/>
         </w:rPr>
         <w:t>Week 7 (1–7 March): Bottlenecks &amp; Project Features</w:t>
       </w:r>
@@ -1889,10 +2514,14 @@
     <w:p>
       <w:pPr>
         <w:pStyle w:val="ListBullet"/>
+        <w:spacing w:after="60"/>
         <w:ind w:left="283"/>
       </w:pPr>
       <w:r>
         <w:rPr>
+          <w:rFonts w:ascii="Times New Roman" w:hAnsi="Times New Roman"/>
+          <w:b w:val="0"/>
+          <w:i w:val="0"/>
           <w:sz w:val="22"/>
         </w:rPr>
         <w:t>Nam: Completed google-genai SDK migration; improved model manager reliability.</w:t>
@@ -1901,10 +2530,14 @@
     <w:p>
       <w:pPr>
         <w:pStyle w:val="ListBullet"/>
+        <w:spacing w:after="60"/>
         <w:ind w:left="283"/>
       </w:pPr>
       <w:r>
         <w:rPr>
+          <w:rFonts w:ascii="Times New Roman" w:hAnsi="Times New Roman"/>
+          <w:b w:val="0"/>
+          <w:i w:val="0"/>
           <w:sz w:val="22"/>
         </w:rPr>
         <w:t>Hung: Fixed Mermaid parse errors; resolved model selector z-index.</w:t>
@@ -1913,10 +2546,14 @@
     <w:p>
       <w:pPr>
         <w:pStyle w:val="ListBullet"/>
+        <w:spacing w:after="60"/>
         <w:ind w:left="283"/>
       </w:pPr>
       <w:r>
         <w:rPr>
+          <w:rFonts w:ascii="Times New Roman" w:hAnsi="Times New Roman"/>
+          <w:b w:val="0"/>
+          <w:i w:val="0"/>
           <w:sz w:val="22"/>
         </w:rPr>
         <w:t>Huyen: Implemented user avatar system and dropup menu conversions.</w:t>
@@ -1925,10 +2562,14 @@
     <w:p>
       <w:pPr>
         <w:pStyle w:val="ListBullet"/>
+        <w:spacing w:after="60"/>
         <w:ind w:left="283"/>
       </w:pPr>
       <w:r>
         <w:rPr>
+          <w:rFonts w:ascii="Times New Roman" w:hAnsi="Times New Roman"/>
+          <w:b w:val="0"/>
+          <w:i w:val="0"/>
           <w:sz w:val="22"/>
         </w:rPr>
         <w:t>Thinh: Resolved backend N+1 query bottlenecks; added eager loading.</w:t>
@@ -1937,10 +2578,14 @@
     <w:p>
       <w:pPr>
         <w:pStyle w:val="ListBullet"/>
+        <w:spacing w:after="60"/>
         <w:ind w:left="283"/>
       </w:pPr>
       <w:r>
         <w:rPr>
+          <w:rFonts w:ascii="Times New Roman" w:hAnsi="Times New Roman"/>
+          <w:b w:val="0"/>
+          <w:i w:val="0"/>
           <w:sz w:val="22"/>
         </w:rPr>
         <w:t>Hoang: Enhanced project controller, dashboard data endpoint, and detail page.</w:t>
@@ -1949,10 +2594,15 @@
     <w:p>
       <w:pPr>
         <w:pStyle w:val="Heading2"/>
+        <w:spacing w:before="120" w:after="80"/>
       </w:pPr>
       <w:r>
         <w:rPr>
+          <w:rFonts w:ascii="Times New Roman" w:hAnsi="Times New Roman"/>
+          <w:b/>
+          <w:i w:val="0"/>
           <w:color w:val="1F3864"/>
+          <w:sz w:val="24"/>
         </w:rPr>
         <w:t>Week 8 (8–14 March): Performance Optimizations</w:t>
       </w:r>
@@ -1960,10 +2610,14 @@
     <w:p>
       <w:pPr>
         <w:pStyle w:val="ListBullet"/>
+        <w:spacing w:after="60"/>
         <w:ind w:left="283"/>
       </w:pPr>
       <w:r>
         <w:rPr>
+          <w:rFonts w:ascii="Times New Roman" w:hAnsi="Times New Roman"/>
+          <w:b w:val="0"/>
+          <w:i w:val="0"/>
           <w:sz w:val="22"/>
         </w:rPr>
         <w:t>Nam: Refactored LLMService with timedRequest() timing helper.</w:t>
@@ -1972,10 +2626,14 @@
     <w:p>
       <w:pPr>
         <w:pStyle w:val="ListBullet"/>
+        <w:spacing w:after="60"/>
         <w:ind w:left="283"/>
       </w:pPr>
       <w:r>
         <w:rPr>
+          <w:rFonts w:ascii="Times New Roman" w:hAnsi="Times New Roman"/>
+          <w:b w:val="0"/>
+          <w:i w:val="0"/>
           <w:sz w:val="22"/>
         </w:rPr>
         <w:t>Hung: Added performanceMonitor.js with emoji grading and cache.js utility.</w:t>
@@ -1984,10 +2642,14 @@
     <w:p>
       <w:pPr>
         <w:pStyle w:val="ListBullet"/>
+        <w:spacing w:after="60"/>
         <w:ind w:left="283"/>
       </w:pPr>
       <w:r>
         <w:rPr>
+          <w:rFonts w:ascii="Times New Roman" w:hAnsi="Times New Roman"/>
+          <w:b w:val="0"/>
+          <w:i w:val="0"/>
           <w:sz w:val="22"/>
         </w:rPr>
         <w:t>Huyen: Built ShimmerSkeleton and AnimateIn components; applied to project dashboard.</w:t>
@@ -1996,10 +2658,14 @@
     <w:p>
       <w:pPr>
         <w:pStyle w:val="ListBullet"/>
+        <w:spacing w:after="60"/>
         <w:ind w:left="283"/>
       </w:pPr>
       <w:r>
         <w:rPr>
+          <w:rFonts w:ascii="Times New Roman" w:hAnsi="Times New Roman"/>
+          <w:b w:val="0"/>
+          <w:i w:val="0"/>
           <w:sz w:val="22"/>
         </w:rPr>
         <w:t>Thinh: Added RequestTiming middleware; enabled KB query caching (60s TTL).</w:t>
@@ -2008,10 +2674,14 @@
     <w:p>
       <w:pPr>
         <w:pStyle w:val="ListBullet"/>
+        <w:spacing w:after="60"/>
         <w:ind w:left="283"/>
       </w:pPr>
       <w:r>
         <w:rPr>
+          <w:rFonts w:ascii="Times New Roman" w:hAnsi="Times New Roman"/>
+          <w:b w:val="0"/>
+          <w:i w:val="0"/>
           <w:sz w:val="22"/>
         </w:rPr>
         <w:t>Hoang: Integrated performance metrics into dashboard endpoint; code review.</w:t>
@@ -2020,10 +2690,15 @@
     <w:p>
       <w:pPr>
         <w:pStyle w:val="Heading2"/>
+        <w:spacing w:before="120" w:after="80"/>
       </w:pPr>
       <w:r>
         <w:rPr>
+          <w:rFonts w:ascii="Times New Roman" w:hAnsi="Times New Roman"/>
+          <w:b/>
+          <w:i w:val="0"/>
           <w:color w:val="1F3864"/>
+          <w:sz w:val="24"/>
         </w:rPr>
         <w:t>Week 9 (15–21 March): New Features — Notifications, Activity, Import, Web Search</w:t>
       </w:r>
@@ -2031,10 +2706,14 @@
     <w:p>
       <w:pPr>
         <w:pStyle w:val="ListBullet"/>
+        <w:spacing w:after="60"/>
         <w:ind w:left="283"/>
       </w:pPr>
       <w:r>
         <w:rPr>
+          <w:rFonts w:ascii="Times New Roman" w:hAnsi="Times New Roman"/>
+          <w:b w:val="0"/>
+          <w:i w:val="0"/>
           <w:sz w:val="22"/>
         </w:rPr>
         <w:t>Nam: Implemented web_search tool (Tavily + DuckDuckGo); integrated with agent executor.</w:t>
@@ -2043,10 +2722,14 @@
     <w:p>
       <w:pPr>
         <w:pStyle w:val="ListBullet"/>
+        <w:spacing w:after="60"/>
         <w:ind w:left="283"/>
       </w:pPr>
       <w:r>
         <w:rPr>
+          <w:rFonts w:ascii="Times New Roman" w:hAnsi="Times New Roman"/>
+          <w:b w:val="0"/>
+          <w:i w:val="0"/>
           <w:sz w:val="22"/>
         </w:rPr>
         <w:t>Hung: Built PerfOverlay panel (Ctrl+Shift+P) and ImportModal component.</w:t>
@@ -2055,10 +2738,14 @@
     <w:p>
       <w:pPr>
         <w:pStyle w:val="ListBullet"/>
+        <w:spacing w:after="60"/>
         <w:ind w:left="283"/>
       </w:pPr>
       <w:r>
         <w:rPr>
+          <w:rFonts w:ascii="Times New Roman" w:hAnsi="Times New Roman"/>
+          <w:b w:val="0"/>
+          <w:i w:val="0"/>
           <w:sz w:val="22"/>
         </w:rPr>
         <w:t>Huyen: Implemented NotificationBell, ActivityFeed, Toast; wired WebSocket subscriptions.</w:t>
@@ -2067,10 +2754,14 @@
     <w:p>
       <w:pPr>
         <w:pStyle w:val="ListBullet"/>
+        <w:spacing w:after="60"/>
         <w:ind w:left="283"/>
       </w:pPr>
       <w:r>
         <w:rPr>
+          <w:rFonts w:ascii="Times New Roman" w:hAnsi="Times New Roman"/>
+          <w:b w:val="0"/>
+          <w:i w:val="0"/>
           <w:sz w:val="22"/>
         </w:rPr>
         <w:t>Thinh: Added comprehensive performance optimizations and bug fixes across backend.</w:t>
@@ -2079,10 +2770,14 @@
     <w:p>
       <w:pPr>
         <w:pStyle w:val="ListBullet"/>
+        <w:spacing w:after="60"/>
         <w:ind w:left="283"/>
       </w:pPr>
       <w:r>
         <w:rPr>
+          <w:rFonts w:ascii="Times New Roman" w:hAnsi="Times New Roman"/>
+          <w:b w:val="0"/>
+          <w:i w:val="0"/>
           <w:sz w:val="22"/>
         </w:rPr>
         <w:t>Hoang: Designed ActivityLog + Notification models/migrations; wired jobs to emit events.</w:t>
@@ -2091,10 +2786,15 @@
     <w:p>
       <w:pPr>
         <w:pStyle w:val="Heading2"/>
+        <w:spacing w:before="120" w:after="80"/>
       </w:pPr>
       <w:r>
         <w:rPr>
+          <w:rFonts w:ascii="Times New Roman" w:hAnsi="Times New Roman"/>
+          <w:b/>
+          <w:i w:val="0"/>
           <w:color w:val="1F3864"/>
+          <w:sz w:val="24"/>
         </w:rPr>
         <w:t>Application Screenshots — Sprint Three</w:t>
       </w:r>
@@ -2105,7 +2805,9 @@
       </w:pPr>
       <w:r>
         <w:rPr>
+          <w:rFonts w:ascii="Times New Roman" w:hAnsi="Times New Roman"/>
           <w:b w:val="0"/>
+          <w:i w:val="0"/>
           <w:sz w:val="22"/>
         </w:rPr>
         <w:t>Figure 2 — Login / Sign-Up page: JWT-based authentication with register and login tabs.</w:t>
@@ -2156,6 +2858,8 @@
       </w:pPr>
       <w:r>
         <w:rPr>
+          <w:rFonts w:ascii="Times New Roman" w:hAnsi="Times New Roman"/>
+          <w:b w:val="0"/>
           <w:i/>
           <w:sz w:val="18"/>
         </w:rPr>
@@ -2168,7 +2872,9 @@
       </w:pPr>
       <w:r>
         <w:rPr>
+          <w:rFonts w:ascii="Times New Roman" w:hAnsi="Times New Roman"/>
           <w:b w:val="0"/>
+          <w:i w:val="0"/>
           <w:sz w:val="22"/>
         </w:rPr>
         <w:t>Figure 3 — Main dashboard after login: conversation sidebar, model selector, and chat area.</w:t>
@@ -2219,6 +2925,8 @@
       </w:pPr>
       <w:r>
         <w:rPr>
+          <w:rFonts w:ascii="Times New Roman" w:hAnsi="Times New Roman"/>
+          <w:b w:val="0"/>
           <w:i/>
           <w:sz w:val="18"/>
         </w:rPr>
@@ -2231,7 +2939,9 @@
       </w:pPr>
       <w:r>
         <w:rPr>
+          <w:rFonts w:ascii="Times New Roman" w:hAnsi="Times New Roman"/>
           <w:b w:val="0"/>
+          <w:i w:val="0"/>
           <w:sz w:val="22"/>
         </w:rPr>
         <w:t>Figure 4 — Create New Project dialog: name and description fields.</w:t>
@@ -2282,6 +2992,8 @@
       </w:pPr>
       <w:r>
         <w:rPr>
+          <w:rFonts w:ascii="Times New Roman" w:hAnsi="Times New Roman"/>
+          <w:b w:val="0"/>
           <w:i/>
           <w:sz w:val="18"/>
         </w:rPr>
@@ -2294,7 +3006,9 @@
       </w:pPr>
       <w:r>
         <w:rPr>
+          <w:rFonts w:ascii="Times New Roman" w:hAnsi="Times New Roman"/>
           <w:b w:val="0"/>
+          <w:i w:val="0"/>
           <w:sz w:val="22"/>
         </w:rPr>
         <w:t>Figure 5 — Project detail page showing Build KB, Requirements, Conflicts, and Chat tabs.</w:t>
@@ -2345,6 +3059,8 @@
       </w:pPr>
       <w:r>
         <w:rPr>
+          <w:rFonts w:ascii="Times New Roman" w:hAnsi="Times New Roman"/>
+          <w:b w:val="0"/>
           <w:i/>
           <w:sz w:val="18"/>
         </w:rPr>
@@ -2357,7 +3073,9 @@
       </w:pPr>
       <w:r>
         <w:rPr>
+          <w:rFonts w:ascii="Times New Roman" w:hAnsi="Times New Roman"/>
           <w:b w:val="0"/>
+          <w:i w:val="0"/>
           <w:sz w:val="22"/>
         </w:rPr>
         <w:t>Figure 6 — Project chat with live AI response to a requirements query.</w:t>
@@ -2408,6 +3126,8 @@
       </w:pPr>
       <w:r>
         <w:rPr>
+          <w:rFonts w:ascii="Times New Roman" w:hAnsi="Times New Roman"/>
+          <w:b w:val="0"/>
           <w:i/>
           <w:sz w:val="18"/>
         </w:rPr>
@@ -2420,7 +3140,9 @@
       </w:pPr>
       <w:r>
         <w:rPr>
+          <w:rFonts w:ascii="Times New Roman" w:hAnsi="Times New Roman"/>
           <w:b w:val="0"/>
+          <w:i w:val="0"/>
           <w:sz w:val="22"/>
         </w:rPr>
         <w:t>Figure 7 — Activity feed showing project audit trail (notification system).</w:t>
@@ -2471,6 +3193,8 @@
       </w:pPr>
       <w:r>
         <w:rPr>
+          <w:rFonts w:ascii="Times New Roman" w:hAnsi="Times New Roman"/>
+          <w:b w:val="0"/>
           <w:i/>
           <w:sz w:val="18"/>
         </w:rPr>
@@ -2483,7 +3207,9 @@
       </w:pPr>
       <w:r>
         <w:rPr>
+          <w:rFonts w:ascii="Times New Roman" w:hAnsi="Times New Roman"/>
           <w:b w:val="0"/>
+          <w:i w:val="0"/>
           <w:sz w:val="22"/>
         </w:rPr>
         <w:t>Figure 8 — Performance overlay (Ctrl+Shift+P) showing recent API calls with duration grades.</w:t>
@@ -2534,6 +3260,8 @@
       </w:pPr>
       <w:r>
         <w:rPr>
+          <w:rFonts w:ascii="Times New Roman" w:hAnsi="Times New Roman"/>
+          <w:b w:val="0"/>
           <w:i/>
           <w:sz w:val="18"/>
         </w:rPr>
@@ -2546,7 +3274,9 @@
       </w:pPr>
       <w:r>
         <w:rPr>
+          <w:rFonts w:ascii="Times New Roman" w:hAnsi="Times New Roman"/>
           <w:b w:val="0"/>
+          <w:i w:val="0"/>
           <w:sz w:val="22"/>
         </w:rPr>
         <w:t>Figure 9 — Knowledge Base upload modal: drag-and-drop document ingestion.</w:t>
@@ -2597,6 +3327,8 @@
       </w:pPr>
       <w:r>
         <w:rPr>
+          <w:rFonts w:ascii="Times New Roman" w:hAnsi="Times New Roman"/>
+          <w:b w:val="0"/>
           <w:i/>
           <w:sz w:val="18"/>
         </w:rPr>
@@ -2609,7 +3341,9 @@
       </w:pPr>
       <w:r>
         <w:rPr>
+          <w:rFonts w:ascii="Times New Roman" w:hAnsi="Times New Roman"/>
           <w:b w:val="0"/>
+          <w:i w:val="0"/>
           <w:sz w:val="22"/>
         </w:rPr>
         <w:t>Figure 10 illustrates the data flow for the new activity logging and notification pipeline.</w:t>
@@ -2660,6 +3394,8 @@
       </w:pPr>
       <w:r>
         <w:rPr>
+          <w:rFonts w:ascii="Times New Roman" w:hAnsi="Times New Roman"/>
+          <w:b w:val="0"/>
           <w:i/>
           <w:sz w:val="18"/>
         </w:rPr>
@@ -2672,7 +3408,9 @@
       </w:pPr>
       <w:r>
         <w:rPr>
+          <w:rFonts w:ascii="Times New Roman" w:hAnsi="Times New Roman"/>
           <w:b w:val="0"/>
+          <w:i w:val="0"/>
           <w:sz w:val="22"/>
         </w:rPr>
         <w:t>Figure 11 illustrates the end-to-end performance monitoring chain from backend request to frontend overlay.</w:t>
@@ -2723,6 +3461,8 @@
       </w:pPr>
       <w:r>
         <w:rPr>
+          <w:rFonts w:ascii="Times New Roman" w:hAnsi="Times New Roman"/>
+          <w:b w:val="0"/>
           <w:i/>
           <w:sz w:val="18"/>
         </w:rPr>
@@ -2732,10 +3472,15 @@
     <w:p>
       <w:pPr>
         <w:pStyle w:val="Heading2"/>
+        <w:spacing w:before="120" w:after="80"/>
       </w:pPr>
       <w:r>
         <w:rPr>
+          <w:rFonts w:ascii="Times New Roman" w:hAnsi="Times New Roman"/>
+          <w:b/>
+          <w:i w:val="0"/>
           <w:color w:val="1F3864"/>
+          <w:sz w:val="24"/>
         </w:rPr>
         <w:t>Quality Management — Goals &amp; Outcomes</w:t>
       </w:r>
@@ -2762,7 +3507,9 @@
             <w:r/>
             <w:r>
               <w:rPr>
+                <w:rFonts w:ascii="Times New Roman" w:hAnsi="Times New Roman"/>
                 <w:b/>
+                <w:i w:val="0"/>
                 <w:color w:val="FFFFFF"/>
                 <w:sz w:val="20"/>
               </w:rPr>
@@ -2779,7 +3526,9 @@
             <w:r/>
             <w:r>
               <w:rPr>
+                <w:rFonts w:ascii="Times New Roman" w:hAnsi="Times New Roman"/>
                 <w:b/>
+                <w:i w:val="0"/>
                 <w:color w:val="FFFFFF"/>
                 <w:sz w:val="20"/>
               </w:rPr>
@@ -2796,7 +3545,9 @@
             <w:r/>
             <w:r>
               <w:rPr>
+                <w:rFonts w:ascii="Times New Roman" w:hAnsi="Times New Roman"/>
                 <w:b/>
+                <w:i w:val="0"/>
                 <w:color w:val="FFFFFF"/>
                 <w:sz w:val="20"/>
               </w:rPr>
@@ -2813,7 +3564,9 @@
             <w:r/>
             <w:r>
               <w:rPr>
+                <w:rFonts w:ascii="Times New Roman" w:hAnsi="Times New Roman"/>
                 <w:b/>
+                <w:i w:val="0"/>
                 <w:color w:val="FFFFFF"/>
                 <w:sz w:val="20"/>
               </w:rPr>
@@ -2829,8 +3582,12 @@
             <w:shd w:val="clear" w:color="auto" w:fill="EBF3FB"/>
           </w:tcPr>
           <w:p>
+            <w:r/>
             <w:r>
               <w:rPr>
+                <w:rFonts w:ascii="Times New Roman" w:hAnsi="Times New Roman"/>
+                <w:b w:val="0"/>
+                <w:i w:val="0"/>
                 <w:sz w:val="20"/>
               </w:rPr>
               <w:t>SDK Migration</w:t>
@@ -2843,8 +3600,12 @@
             <w:shd w:val="clear" w:color="auto" w:fill="EBF3FB"/>
           </w:tcPr>
           <w:p>
+            <w:r/>
             <w:r>
               <w:rPr>
+                <w:rFonts w:ascii="Times New Roman" w:hAnsi="Times New Roman"/>
+                <w:b w:val="0"/>
+                <w:i w:val="0"/>
                 <w:sz w:val="20"/>
               </w:rPr>
               <w:t>No regression after google-genai switch</w:t>
@@ -2857,8 +3618,12 @@
             <w:shd w:val="clear" w:color="auto" w:fill="EBF3FB"/>
           </w:tcPr>
           <w:p>
+            <w:r/>
             <w:r>
               <w:rPr>
+                <w:rFonts w:ascii="Times New Roman" w:hAnsi="Times New Roman"/>
+                <w:b w:val="0"/>
+                <w:i w:val="0"/>
                 <w:sz w:val="20"/>
               </w:rPr>
               <w:t>All LLM endpoint tests pass</w:t>
@@ -2871,8 +3636,12 @@
             <w:shd w:val="clear" w:color="auto" w:fill="EBF3FB"/>
           </w:tcPr>
           <w:p>
+            <w:r/>
             <w:r>
               <w:rPr>
+                <w:rFonts w:ascii="Times New Roman" w:hAnsi="Times New Roman"/>
+                <w:b w:val="0"/>
+                <w:i w:val="0"/>
                 <w:sz w:val="20"/>
               </w:rPr>
               <w:t>✔ Passed</w:t>
@@ -2886,8 +3655,12 @@
             <w:tcW w:type="dxa" w:w="2351"/>
           </w:tcPr>
           <w:p>
+            <w:r/>
             <w:r>
               <w:rPr>
+                <w:rFonts w:ascii="Times New Roman" w:hAnsi="Times New Roman"/>
+                <w:b w:val="0"/>
+                <w:i w:val="0"/>
                 <w:sz w:val="20"/>
               </w:rPr>
               <w:t>Graph Rendering</w:t>
@@ -2899,8 +3672,12 @@
             <w:tcW w:type="dxa" w:w="2351"/>
           </w:tcPr>
           <w:p>
+            <w:r/>
             <w:r>
               <w:rPr>
+                <w:rFonts w:ascii="Times New Roman" w:hAnsi="Times New Roman"/>
+                <w:b w:val="0"/>
+                <w:i w:val="0"/>
                 <w:sz w:val="20"/>
               </w:rPr>
               <w:t>Complex diagrams render without errors</w:t>
@@ -2912,8 +3689,12 @@
             <w:tcW w:type="dxa" w:w="2351"/>
           </w:tcPr>
           <w:p>
+            <w:r/>
             <w:r>
               <w:rPr>
+                <w:rFonts w:ascii="Times New Roman" w:hAnsi="Times New Roman"/>
+                <w:b w:val="0"/>
+                <w:i w:val="0"/>
                 <w:sz w:val="20"/>
               </w:rPr>
               <w:t>All Mermaid chart types render</w:t>
@@ -2925,8 +3706,12 @@
             <w:tcW w:type="dxa" w:w="2351"/>
           </w:tcPr>
           <w:p>
+            <w:r/>
             <w:r>
               <w:rPr>
+                <w:rFonts w:ascii="Times New Roman" w:hAnsi="Times New Roman"/>
+                <w:b w:val="0"/>
+                <w:i w:val="0"/>
                 <w:sz w:val="20"/>
               </w:rPr>
               <w:t>✔ Passed</w:t>
@@ -2941,8 +3726,12 @@
             <w:shd w:val="clear" w:color="auto" w:fill="EBF3FB"/>
           </w:tcPr>
           <w:p>
+            <w:r/>
             <w:r>
               <w:rPr>
+                <w:rFonts w:ascii="Times New Roman" w:hAnsi="Times New Roman"/>
+                <w:b w:val="0"/>
+                <w:i w:val="0"/>
                 <w:sz w:val="20"/>
               </w:rPr>
               <w:t>Performance</w:t>
@@ -2955,8 +3744,12 @@
             <w:shd w:val="clear" w:color="auto" w:fill="EBF3FB"/>
           </w:tcPr>
           <w:p>
+            <w:r/>
             <w:r>
               <w:rPr>
+                <w:rFonts w:ascii="Times New Roman" w:hAnsi="Times New Roman"/>
+                <w:b w:val="0"/>
+                <w:i w:val="0"/>
                 <w:sz w:val="20"/>
               </w:rPr>
               <w:t>20% improvement in API response times</w:t>
@@ -2969,8 +3762,12 @@
             <w:shd w:val="clear" w:color="auto" w:fill="EBF3FB"/>
           </w:tcPr>
           <w:p>
+            <w:r/>
             <w:r>
               <w:rPr>
+                <w:rFonts w:ascii="Times New Roman" w:hAnsi="Times New Roman"/>
+                <w:b w:val="0"/>
+                <w:i w:val="0"/>
                 <w:sz w:val="20"/>
               </w:rPr>
               <w:t>95th pct &lt; 500ms on project list</w:t>
@@ -2983,8 +3780,12 @@
             <w:shd w:val="clear" w:color="auto" w:fill="EBF3FB"/>
           </w:tcPr>
           <w:p>
+            <w:r/>
             <w:r>
               <w:rPr>
+                <w:rFonts w:ascii="Times New Roman" w:hAnsi="Times New Roman"/>
+                <w:b w:val="0"/>
+                <w:i w:val="0"/>
                 <w:sz w:val="20"/>
               </w:rPr>
               <w:t>✔ Passed</w:t>
@@ -2998,8 +3799,12 @@
             <w:tcW w:type="dxa" w:w="2351"/>
           </w:tcPr>
           <w:p>
+            <w:r/>
             <w:r>
               <w:rPr>
+                <w:rFonts w:ascii="Times New Roman" w:hAnsi="Times New Roman"/>
+                <w:b w:val="0"/>
+                <w:i w:val="0"/>
                 <w:sz w:val="20"/>
               </w:rPr>
               <w:t>Notifications</w:t>
@@ -3011,8 +3816,12 @@
             <w:tcW w:type="dxa" w:w="2351"/>
           </w:tcPr>
           <w:p>
+            <w:r/>
             <w:r>
               <w:rPr>
+                <w:rFonts w:ascii="Times New Roman" w:hAnsi="Times New Roman"/>
+                <w:b w:val="0"/>
+                <w:i w:val="0"/>
                 <w:sz w:val="20"/>
               </w:rPr>
               <w:t>Real-time badge updates on document processing</w:t>
@@ -3024,8 +3833,12 @@
             <w:tcW w:type="dxa" w:w="2351"/>
           </w:tcPr>
           <w:p>
+            <w:r/>
             <w:r>
               <w:rPr>
+                <w:rFonts w:ascii="Times New Roman" w:hAnsi="Times New Roman"/>
+                <w:b w:val="0"/>
+                <w:i w:val="0"/>
                 <w:sz w:val="20"/>
               </w:rPr>
               <w:t>Badge increments within 2s</w:t>
@@ -3037,8 +3850,12 @@
             <w:tcW w:type="dxa" w:w="2351"/>
           </w:tcPr>
           <w:p>
+            <w:r/>
             <w:r>
               <w:rPr>
+                <w:rFonts w:ascii="Times New Roman" w:hAnsi="Times New Roman"/>
+                <w:b w:val="0"/>
+                <w:i w:val="0"/>
                 <w:sz w:val="20"/>
               </w:rPr>
               <w:t>✔ Passed</w:t>
@@ -3053,8 +3870,12 @@
             <w:shd w:val="clear" w:color="auto" w:fill="EBF3FB"/>
           </w:tcPr>
           <w:p>
+            <w:r/>
             <w:r>
               <w:rPr>
+                <w:rFonts w:ascii="Times New Roman" w:hAnsi="Times New Roman"/>
+                <w:b w:val="0"/>
+                <w:i w:val="0"/>
                 <w:sz w:val="20"/>
               </w:rPr>
               <w:t>Web Search</w:t>
@@ -3067,8 +3888,12 @@
             <w:shd w:val="clear" w:color="auto" w:fill="EBF3FB"/>
           </w:tcPr>
           <w:p>
+            <w:r/>
             <w:r>
               <w:rPr>
+                <w:rFonts w:ascii="Times New Roman" w:hAnsi="Times New Roman"/>
+                <w:b w:val="0"/>
+                <w:i w:val="0"/>
                 <w:sz w:val="20"/>
               </w:rPr>
               <w:t>Agent retrieves web results when KB is insufficient</w:t>
@@ -3081,8 +3906,12 @@
             <w:shd w:val="clear" w:color="auto" w:fill="EBF3FB"/>
           </w:tcPr>
           <w:p>
+            <w:r/>
             <w:r>
               <w:rPr>
+                <w:rFonts w:ascii="Times New Roman" w:hAnsi="Times New Roman"/>
+                <w:b w:val="0"/>
+                <w:i w:val="0"/>
                 <w:sz w:val="20"/>
               </w:rPr>
               <w:t>Results appear in chat response</w:t>
@@ -3095,8 +3924,12 @@
             <w:shd w:val="clear" w:color="auto" w:fill="EBF3FB"/>
           </w:tcPr>
           <w:p>
+            <w:r/>
             <w:r>
               <w:rPr>
+                <w:rFonts w:ascii="Times New Roman" w:hAnsi="Times New Roman"/>
+                <w:b w:val="0"/>
+                <w:i w:val="0"/>
                 <w:sz w:val="20"/>
               </w:rPr>
               <w:t>✔ Passed</w:t>
@@ -3109,10 +3942,15 @@
     <w:p>
       <w:pPr>
         <w:pStyle w:val="Heading1"/>
+        <w:spacing w:before="200" w:after="80"/>
       </w:pPr>
       <w:r>
         <w:rPr>
+          <w:rFonts w:ascii="Times New Roman" w:hAnsi="Times New Roman"/>
+          <w:b/>
+          <w:i w:val="0"/>
           <w:color w:val="1F3864"/>
+          <w:sz w:val="28"/>
         </w:rPr>
         <w:t>5. SPRINT REVIEW</w:t>
       </w:r>
@@ -3120,10 +3958,15 @@
     <w:p>
       <w:pPr>
         <w:pStyle w:val="Heading2"/>
+        <w:spacing w:before="120" w:after="80"/>
       </w:pPr>
       <w:r>
         <w:rPr>
+          <w:rFonts w:ascii="Times New Roman" w:hAnsi="Times New Roman"/>
+          <w:b/>
+          <w:i w:val="0"/>
           <w:color w:val="1F3864"/>
+          <w:sz w:val="24"/>
         </w:rPr>
         <w:t>Demonstration Session</w:t>
       </w:r>
@@ -3134,7 +3977,9 @@
       </w:pPr>
       <w:r>
         <w:rPr>
+          <w:rFonts w:ascii="Times New Roman" w:hAnsi="Times New Roman"/>
           <w:b w:val="0"/>
+          <w:i w:val="0"/>
           <w:sz w:val="22"/>
         </w:rPr>
         <w:t>The Sprint Three demonstration was held with the client on 21 March 2026. The team presented the five major deliverables: SDK migration (zero regressions), performance overlay, notification system, activity feed, and web search integration. The client confirmed the increment was deliverable and approved the work.</w:t>
@@ -3143,10 +3988,15 @@
     <w:p>
       <w:pPr>
         <w:pStyle w:val="Heading2"/>
+        <w:spacing w:before="120" w:after="80"/>
       </w:pPr>
       <w:r>
         <w:rPr>
+          <w:rFonts w:ascii="Times New Roman" w:hAnsi="Times New Roman"/>
+          <w:b/>
+          <w:i w:val="0"/>
           <w:color w:val="1F3864"/>
+          <w:sz w:val="24"/>
         </w:rPr>
         <w:t>Client Feedback</w:t>
       </w:r>
@@ -3154,10 +4004,14 @@
     <w:p>
       <w:pPr>
         <w:pStyle w:val="ListBullet"/>
+        <w:spacing w:after="60"/>
         <w:ind w:left="283"/>
       </w:pPr>
       <w:r>
         <w:rPr>
+          <w:rFonts w:ascii="Times New Roman" w:hAnsi="Times New Roman"/>
+          <w:b w:val="0"/>
+          <w:i w:val="0"/>
           <w:sz w:val="22"/>
         </w:rPr>
         <w:t>The performance overlay was well received — the client appreciated the developer-friendly Ctrl+Shift+P shortcut.</w:t>
@@ -3166,10 +4020,14 @@
     <w:p>
       <w:pPr>
         <w:pStyle w:val="ListBullet"/>
+        <w:spacing w:after="60"/>
         <w:ind w:left="283"/>
       </w:pPr>
       <w:r>
         <w:rPr>
+          <w:rFonts w:ascii="Times New Roman" w:hAnsi="Times New Roman"/>
+          <w:b w:val="0"/>
+          <w:i w:val="0"/>
           <w:sz w:val="22"/>
         </w:rPr>
         <w:t>The notification bell was highlighted as a significant UX improvement for collaborative projects.</w:t>
@@ -3178,10 +4036,14 @@
     <w:p>
       <w:pPr>
         <w:pStyle w:val="ListBullet"/>
+        <w:spacing w:after="60"/>
         <w:ind w:left="283"/>
       </w:pPr>
       <w:r>
         <w:rPr>
+          <w:rFonts w:ascii="Times New Roman" w:hAnsi="Times New Roman"/>
+          <w:b w:val="0"/>
+          <w:i w:val="0"/>
           <w:sz w:val="22"/>
         </w:rPr>
         <w:t>The web search integration was requested to be surfaced more prominently in the chat interface.</w:t>
@@ -3190,10 +4052,14 @@
     <w:p>
       <w:pPr>
         <w:pStyle w:val="ListBullet"/>
+        <w:spacing w:after="60"/>
         <w:ind w:left="283"/>
       </w:pPr>
       <w:r>
         <w:rPr>
+          <w:rFonts w:ascii="Times New Roman" w:hAnsi="Times New Roman"/>
+          <w:b w:val="0"/>
+          <w:i w:val="0"/>
           <w:sz w:val="22"/>
         </w:rPr>
         <w:t>Minor request: activity feed should show timestamps in local time zone rather than UTC.</w:t>
@@ -3202,10 +4068,15 @@
     <w:p>
       <w:pPr>
         <w:pStyle w:val="Heading2"/>
+        <w:spacing w:before="120" w:after="80"/>
       </w:pPr>
       <w:r>
         <w:rPr>
+          <w:rFonts w:ascii="Times New Roman" w:hAnsi="Times New Roman"/>
+          <w:b/>
+          <w:i w:val="0"/>
           <w:color w:val="1F3864"/>
+          <w:sz w:val="24"/>
         </w:rPr>
         <w:t>Progress vs Plan</w:t>
       </w:r>
@@ -3216,7 +4087,9 @@
       </w:pPr>
       <w:r>
         <w:rPr>
+          <w:rFonts w:ascii="Times New Roman" w:hAnsi="Times New Roman"/>
           <w:b w:val="0"/>
+          <w:i w:val="0"/>
           <w:sz w:val="22"/>
         </w:rPr>
         <w:t>All planned Sprint Three deliverables were completed within the sprint period with no deferrals. The team delivered 100% of committed story points. The web search tool was added as an unplanned enhancement that the team self-identified as a high-value addition.</w:t>
@@ -3225,10 +4098,15 @@
     <w:p>
       <w:pPr>
         <w:pStyle w:val="Heading2"/>
+        <w:spacing w:before="120" w:after="80"/>
       </w:pPr>
       <w:r>
         <w:rPr>
+          <w:rFonts w:ascii="Times New Roman" w:hAnsi="Times New Roman"/>
+          <w:b/>
+          <w:i w:val="0"/>
           <w:color w:val="1F3864"/>
+          <w:sz w:val="24"/>
         </w:rPr>
         <w:t>Test Results</w:t>
       </w:r>
@@ -3256,7 +4134,9 @@
             <w:r/>
             <w:r>
               <w:rPr>
+                <w:rFonts w:ascii="Times New Roman" w:hAnsi="Times New Roman"/>
                 <w:b/>
+                <w:i w:val="0"/>
                 <w:color w:val="FFFFFF"/>
                 <w:sz w:val="20"/>
               </w:rPr>
@@ -3273,7 +4153,9 @@
             <w:r/>
             <w:r>
               <w:rPr>
+                <w:rFonts w:ascii="Times New Roman" w:hAnsi="Times New Roman"/>
                 <w:b/>
+                <w:i w:val="0"/>
                 <w:color w:val="FFFFFF"/>
                 <w:sz w:val="20"/>
               </w:rPr>
@@ -3290,7 +4172,9 @@
             <w:r/>
             <w:r>
               <w:rPr>
+                <w:rFonts w:ascii="Times New Roman" w:hAnsi="Times New Roman"/>
                 <w:b/>
+                <w:i w:val="0"/>
                 <w:color w:val="FFFFFF"/>
                 <w:sz w:val="20"/>
               </w:rPr>
@@ -3307,7 +4191,9 @@
             <w:r/>
             <w:r>
               <w:rPr>
+                <w:rFonts w:ascii="Times New Roman" w:hAnsi="Times New Roman"/>
                 <w:b/>
+                <w:i w:val="0"/>
                 <w:color w:val="FFFFFF"/>
                 <w:sz w:val="20"/>
               </w:rPr>
@@ -3324,7 +4210,9 @@
             <w:r/>
             <w:r>
               <w:rPr>
+                <w:rFonts w:ascii="Times New Roman" w:hAnsi="Times New Roman"/>
                 <w:b/>
+                <w:i w:val="0"/>
                 <w:color w:val="FFFFFF"/>
                 <w:sz w:val="20"/>
               </w:rPr>
@@ -3340,8 +4228,12 @@
             <w:shd w:val="clear" w:color="auto" w:fill="EBF3FB"/>
           </w:tcPr>
           <w:p>
+            <w:r/>
             <w:r>
               <w:rPr>
+                <w:rFonts w:ascii="Times New Roman" w:hAnsi="Times New Roman"/>
+                <w:b w:val="0"/>
+                <w:i w:val="0"/>
                 <w:sz w:val="20"/>
               </w:rPr>
               <w:t>SDK Migration — Integration</w:t>
@@ -3354,8 +4246,12 @@
             <w:shd w:val="clear" w:color="auto" w:fill="EBF3FB"/>
           </w:tcPr>
           <w:p>
+            <w:r/>
             <w:r>
               <w:rPr>
+                <w:rFonts w:ascii="Times New Roman" w:hAnsi="Times New Roman"/>
+                <w:b w:val="0"/>
+                <w:i w:val="0"/>
                 <w:sz w:val="20"/>
               </w:rPr>
               <w:t>6</w:t>
@@ -3368,8 +4264,12 @@
             <w:shd w:val="clear" w:color="auto" w:fill="EBF3FB"/>
           </w:tcPr>
           <w:p>
+            <w:r/>
             <w:r>
               <w:rPr>
+                <w:rFonts w:ascii="Times New Roman" w:hAnsi="Times New Roman"/>
+                <w:b w:val="0"/>
+                <w:i w:val="0"/>
                 <w:sz w:val="20"/>
               </w:rPr>
               <w:t>6</w:t>
@@ -3382,8 +4282,12 @@
             <w:shd w:val="clear" w:color="auto" w:fill="EBF3FB"/>
           </w:tcPr>
           <w:p>
+            <w:r/>
             <w:r>
               <w:rPr>
+                <w:rFonts w:ascii="Times New Roman" w:hAnsi="Times New Roman"/>
+                <w:b w:val="0"/>
+                <w:i w:val="0"/>
                 <w:sz w:val="20"/>
               </w:rPr>
               <w:t>0</w:t>
@@ -3396,8 +4300,12 @@
             <w:shd w:val="clear" w:color="auto" w:fill="EBF3FB"/>
           </w:tcPr>
           <w:p>
+            <w:r/>
             <w:r>
               <w:rPr>
+                <w:rFonts w:ascii="Times New Roman" w:hAnsi="Times New Roman"/>
+                <w:b w:val="0"/>
+                <w:i w:val="0"/>
                 <w:sz w:val="20"/>
               </w:rPr>
               <w:t>✔ Passed</w:t>
@@ -3411,8 +4319,12 @@
             <w:tcW w:type="dxa" w:w="1881"/>
           </w:tcPr>
           <w:p>
+            <w:r/>
             <w:r>
               <w:rPr>
+                <w:rFonts w:ascii="Times New Roman" w:hAnsi="Times New Roman"/>
+                <w:b w:val="0"/>
+                <w:i w:val="0"/>
                 <w:sz w:val="20"/>
               </w:rPr>
               <w:t>Graph Rendering — Manual</w:t>
@@ -3424,8 +4336,12 @@
             <w:tcW w:type="dxa" w:w="1881"/>
           </w:tcPr>
           <w:p>
+            <w:r/>
             <w:r>
               <w:rPr>
+                <w:rFonts w:ascii="Times New Roman" w:hAnsi="Times New Roman"/>
+                <w:b w:val="0"/>
+                <w:i w:val="0"/>
                 <w:sz w:val="20"/>
               </w:rPr>
               <w:t>5</w:t>
@@ -3437,8 +4353,12 @@
             <w:tcW w:type="dxa" w:w="1881"/>
           </w:tcPr>
           <w:p>
+            <w:r/>
             <w:r>
               <w:rPr>
+                <w:rFonts w:ascii="Times New Roman" w:hAnsi="Times New Roman"/>
+                <w:b w:val="0"/>
+                <w:i w:val="0"/>
                 <w:sz w:val="20"/>
               </w:rPr>
               <w:t>5</w:t>
@@ -3450,8 +4370,12 @@
             <w:tcW w:type="dxa" w:w="1881"/>
           </w:tcPr>
           <w:p>
+            <w:r/>
             <w:r>
               <w:rPr>
+                <w:rFonts w:ascii="Times New Roman" w:hAnsi="Times New Roman"/>
+                <w:b w:val="0"/>
+                <w:i w:val="0"/>
                 <w:sz w:val="20"/>
               </w:rPr>
               <w:t>0</w:t>
@@ -3463,8 +4387,12 @@
             <w:tcW w:type="dxa" w:w="1881"/>
           </w:tcPr>
           <w:p>
+            <w:r/>
             <w:r>
               <w:rPr>
+                <w:rFonts w:ascii="Times New Roman" w:hAnsi="Times New Roman"/>
+                <w:b w:val="0"/>
+                <w:i w:val="0"/>
                 <w:sz w:val="20"/>
               </w:rPr>
               <w:t>✔ Passed</w:t>
@@ -3479,8 +4407,12 @@
             <w:shd w:val="clear" w:color="auto" w:fill="EBF3FB"/>
           </w:tcPr>
           <w:p>
+            <w:r/>
             <w:r>
               <w:rPr>
+                <w:rFonts w:ascii="Times New Roman" w:hAnsi="Times New Roman"/>
+                <w:b w:val="0"/>
+                <w:i w:val="0"/>
                 <w:sz w:val="20"/>
               </w:rPr>
               <w:t>Performance Overlay — Manual</w:t>
@@ -3493,8 +4425,12 @@
             <w:shd w:val="clear" w:color="auto" w:fill="EBF3FB"/>
           </w:tcPr>
           <w:p>
+            <w:r/>
             <w:r>
               <w:rPr>
+                <w:rFonts w:ascii="Times New Roman" w:hAnsi="Times New Roman"/>
+                <w:b w:val="0"/>
+                <w:i w:val="0"/>
                 <w:sz w:val="20"/>
               </w:rPr>
               <w:t>4</w:t>
@@ -3507,8 +4443,12 @@
             <w:shd w:val="clear" w:color="auto" w:fill="EBF3FB"/>
           </w:tcPr>
           <w:p>
+            <w:r/>
             <w:r>
               <w:rPr>
+                <w:rFonts w:ascii="Times New Roman" w:hAnsi="Times New Roman"/>
+                <w:b w:val="0"/>
+                <w:i w:val="0"/>
                 <w:sz w:val="20"/>
               </w:rPr>
               <w:t>4</w:t>
@@ -3521,8 +4461,12 @@
             <w:shd w:val="clear" w:color="auto" w:fill="EBF3FB"/>
           </w:tcPr>
           <w:p>
+            <w:r/>
             <w:r>
               <w:rPr>
+                <w:rFonts w:ascii="Times New Roman" w:hAnsi="Times New Roman"/>
+                <w:b w:val="0"/>
+                <w:i w:val="0"/>
                 <w:sz w:val="20"/>
               </w:rPr>
               <w:t>0</w:t>
@@ -3535,8 +4479,12 @@
             <w:shd w:val="clear" w:color="auto" w:fill="EBF3FB"/>
           </w:tcPr>
           <w:p>
+            <w:r/>
             <w:r>
               <w:rPr>
+                <w:rFonts w:ascii="Times New Roman" w:hAnsi="Times New Roman"/>
+                <w:b w:val="0"/>
+                <w:i w:val="0"/>
                 <w:sz w:val="20"/>
               </w:rPr>
               <w:t>✔ Passed</w:t>
@@ -3550,8 +4498,12 @@
             <w:tcW w:type="dxa" w:w="1881"/>
           </w:tcPr>
           <w:p>
+            <w:r/>
             <w:r>
               <w:rPr>
+                <w:rFonts w:ascii="Times New Roman" w:hAnsi="Times New Roman"/>
+                <w:b w:val="0"/>
+                <w:i w:val="0"/>
                 <w:sz w:val="20"/>
               </w:rPr>
               <w:t>Notifications — Integration</w:t>
@@ -3563,8 +4515,12 @@
             <w:tcW w:type="dxa" w:w="1881"/>
           </w:tcPr>
           <w:p>
+            <w:r/>
             <w:r>
               <w:rPr>
+                <w:rFonts w:ascii="Times New Roman" w:hAnsi="Times New Roman"/>
+                <w:b w:val="0"/>
+                <w:i w:val="0"/>
                 <w:sz w:val="20"/>
               </w:rPr>
               <w:t>5</w:t>
@@ -3576,8 +4532,12 @@
             <w:tcW w:type="dxa" w:w="1881"/>
           </w:tcPr>
           <w:p>
+            <w:r/>
             <w:r>
               <w:rPr>
+                <w:rFonts w:ascii="Times New Roman" w:hAnsi="Times New Roman"/>
+                <w:b w:val="0"/>
+                <w:i w:val="0"/>
                 <w:sz w:val="20"/>
               </w:rPr>
               <w:t>5</w:t>
@@ -3589,8 +4549,12 @@
             <w:tcW w:type="dxa" w:w="1881"/>
           </w:tcPr>
           <w:p>
+            <w:r/>
             <w:r>
               <w:rPr>
+                <w:rFonts w:ascii="Times New Roman" w:hAnsi="Times New Roman"/>
+                <w:b w:val="0"/>
+                <w:i w:val="0"/>
                 <w:sz w:val="20"/>
               </w:rPr>
               <w:t>0</w:t>
@@ -3602,8 +4566,12 @@
             <w:tcW w:type="dxa" w:w="1881"/>
           </w:tcPr>
           <w:p>
+            <w:r/>
             <w:r>
               <w:rPr>
+                <w:rFonts w:ascii="Times New Roman" w:hAnsi="Times New Roman"/>
+                <w:b w:val="0"/>
+                <w:i w:val="0"/>
                 <w:sz w:val="20"/>
               </w:rPr>
               <w:t>✔ Passed</w:t>
@@ -3618,8 +4586,12 @@
             <w:shd w:val="clear" w:color="auto" w:fill="EBF3FB"/>
           </w:tcPr>
           <w:p>
+            <w:r/>
             <w:r>
               <w:rPr>
+                <w:rFonts w:ascii="Times New Roman" w:hAnsi="Times New Roman"/>
+                <w:b w:val="0"/>
+                <w:i w:val="0"/>
                 <w:sz w:val="20"/>
               </w:rPr>
               <w:t>Activity Feed — Manual</w:t>
@@ -3632,8 +4604,12 @@
             <w:shd w:val="clear" w:color="auto" w:fill="EBF3FB"/>
           </w:tcPr>
           <w:p>
+            <w:r/>
             <w:r>
               <w:rPr>
+                <w:rFonts w:ascii="Times New Roman" w:hAnsi="Times New Roman"/>
+                <w:b w:val="0"/>
+                <w:i w:val="0"/>
                 <w:sz w:val="20"/>
               </w:rPr>
               <w:t>3</w:t>
@@ -3646,8 +4622,12 @@
             <w:shd w:val="clear" w:color="auto" w:fill="EBF3FB"/>
           </w:tcPr>
           <w:p>
+            <w:r/>
             <w:r>
               <w:rPr>
+                <w:rFonts w:ascii="Times New Roman" w:hAnsi="Times New Roman"/>
+                <w:b w:val="0"/>
+                <w:i w:val="0"/>
                 <w:sz w:val="20"/>
               </w:rPr>
               <w:t>3</w:t>
@@ -3660,8 +4640,12 @@
             <w:shd w:val="clear" w:color="auto" w:fill="EBF3FB"/>
           </w:tcPr>
           <w:p>
+            <w:r/>
             <w:r>
               <w:rPr>
+                <w:rFonts w:ascii="Times New Roman" w:hAnsi="Times New Roman"/>
+                <w:b w:val="0"/>
+                <w:i w:val="0"/>
                 <w:sz w:val="20"/>
               </w:rPr>
               <w:t>0</w:t>
@@ -3674,8 +4658,12 @@
             <w:shd w:val="clear" w:color="auto" w:fill="EBF3FB"/>
           </w:tcPr>
           <w:p>
+            <w:r/>
             <w:r>
               <w:rPr>
+                <w:rFonts w:ascii="Times New Roman" w:hAnsi="Times New Roman"/>
+                <w:b w:val="0"/>
+                <w:i w:val="0"/>
                 <w:sz w:val="20"/>
               </w:rPr>
               <w:t>✔ Passed</w:t>
@@ -3689,8 +4677,12 @@
             <w:tcW w:type="dxa" w:w="1881"/>
           </w:tcPr>
           <w:p>
+            <w:r/>
             <w:r>
               <w:rPr>
+                <w:rFonts w:ascii="Times New Roman" w:hAnsi="Times New Roman"/>
+                <w:b w:val="0"/>
+                <w:i w:val="0"/>
                 <w:sz w:val="20"/>
               </w:rPr>
               <w:t>Web Search Tool — Integration</w:t>
@@ -3702,8 +4694,12 @@
             <w:tcW w:type="dxa" w:w="1881"/>
           </w:tcPr>
           <w:p>
+            <w:r/>
             <w:r>
               <w:rPr>
+                <w:rFonts w:ascii="Times New Roman" w:hAnsi="Times New Roman"/>
+                <w:b w:val="0"/>
+                <w:i w:val="0"/>
                 <w:sz w:val="20"/>
               </w:rPr>
               <w:t>4</w:t>
@@ -3715,8 +4711,12 @@
             <w:tcW w:type="dxa" w:w="1881"/>
           </w:tcPr>
           <w:p>
+            <w:r/>
             <w:r>
               <w:rPr>
+                <w:rFonts w:ascii="Times New Roman" w:hAnsi="Times New Roman"/>
+                <w:b w:val="0"/>
+                <w:i w:val="0"/>
                 <w:sz w:val="20"/>
               </w:rPr>
               <w:t>4</w:t>
@@ -3728,8 +4728,12 @@
             <w:tcW w:type="dxa" w:w="1881"/>
           </w:tcPr>
           <w:p>
+            <w:r/>
             <w:r>
               <w:rPr>
+                <w:rFonts w:ascii="Times New Roman" w:hAnsi="Times New Roman"/>
+                <w:b w:val="0"/>
+                <w:i w:val="0"/>
                 <w:sz w:val="20"/>
               </w:rPr>
               <w:t>0</w:t>
@@ -3741,8 +4745,12 @@
             <w:tcW w:type="dxa" w:w="1881"/>
           </w:tcPr>
           <w:p>
+            <w:r/>
             <w:r>
               <w:rPr>
+                <w:rFonts w:ascii="Times New Roman" w:hAnsi="Times New Roman"/>
+                <w:b w:val="0"/>
+                <w:i w:val="0"/>
                 <w:sz w:val="20"/>
               </w:rPr>
               <w:t>✔ Passed</w:t>
@@ -3757,8 +4765,12 @@
             <w:shd w:val="clear" w:color="auto" w:fill="EBF3FB"/>
           </w:tcPr>
           <w:p>
+            <w:r/>
             <w:r>
               <w:rPr>
+                <w:rFonts w:ascii="Times New Roman" w:hAnsi="Times New Roman"/>
+                <w:b w:val="0"/>
+                <w:i w:val="0"/>
                 <w:sz w:val="20"/>
               </w:rPr>
               <w:t>Backend Performance — Integration</w:t>
@@ -3771,8 +4783,12 @@
             <w:shd w:val="clear" w:color="auto" w:fill="EBF3FB"/>
           </w:tcPr>
           <w:p>
+            <w:r/>
             <w:r>
               <w:rPr>
+                <w:rFonts w:ascii="Times New Roman" w:hAnsi="Times New Roman"/>
+                <w:b w:val="0"/>
+                <w:i w:val="0"/>
                 <w:sz w:val="20"/>
               </w:rPr>
               <w:t>4</w:t>
@@ -3785,8 +4801,12 @@
             <w:shd w:val="clear" w:color="auto" w:fill="EBF3FB"/>
           </w:tcPr>
           <w:p>
+            <w:r/>
             <w:r>
               <w:rPr>
+                <w:rFonts w:ascii="Times New Roman" w:hAnsi="Times New Roman"/>
+                <w:b w:val="0"/>
+                <w:i w:val="0"/>
                 <w:sz w:val="20"/>
               </w:rPr>
               <w:t>4</w:t>
@@ -3799,8 +4819,12 @@
             <w:shd w:val="clear" w:color="auto" w:fill="EBF3FB"/>
           </w:tcPr>
           <w:p>
+            <w:r/>
             <w:r>
               <w:rPr>
+                <w:rFonts w:ascii="Times New Roman" w:hAnsi="Times New Roman"/>
+                <w:b w:val="0"/>
+                <w:i w:val="0"/>
                 <w:sz w:val="20"/>
               </w:rPr>
               <w:t>0</w:t>
@@ -3813,8 +4837,12 @@
             <w:shd w:val="clear" w:color="auto" w:fill="EBF3FB"/>
           </w:tcPr>
           <w:p>
+            <w:r/>
             <w:r>
               <w:rPr>
+                <w:rFonts w:ascii="Times New Roman" w:hAnsi="Times New Roman"/>
+                <w:b w:val="0"/>
+                <w:i w:val="0"/>
                 <w:sz w:val="20"/>
               </w:rPr>
               <w:t>✔ Passed</w:t>
@@ -3827,10 +4855,15 @@
     <w:p>
       <w:pPr>
         <w:pStyle w:val="Heading1"/>
+        <w:spacing w:before="200" w:after="80"/>
       </w:pPr>
       <w:r>
         <w:rPr>
+          <w:rFonts w:ascii="Times New Roman" w:hAnsi="Times New Roman"/>
+          <w:b/>
+          <w:i w:val="0"/>
           <w:color w:val="1F3864"/>
+          <w:sz w:val="28"/>
         </w:rPr>
         <w:t>6. RETROSPECT</w:t>
       </w:r>
@@ -3838,10 +4871,15 @@
     <w:p>
       <w:pPr>
         <w:pStyle w:val="Heading2"/>
+        <w:spacing w:before="120" w:after="80"/>
       </w:pPr>
       <w:r>
         <w:rPr>
+          <w:rFonts w:ascii="Times New Roman" w:hAnsi="Times New Roman"/>
+          <w:b/>
+          <w:i w:val="0"/>
           <w:color w:val="1F3864"/>
+          <w:sz w:val="24"/>
         </w:rPr>
         <w:t>Key Strengths</w:t>
       </w:r>
@@ -3849,10 +4887,14 @@
     <w:p>
       <w:pPr>
         <w:pStyle w:val="ListBullet"/>
+        <w:spacing w:after="60"/>
         <w:ind w:left="283"/>
       </w:pPr>
       <w:r>
         <w:rPr>
+          <w:rFonts w:ascii="Times New Roman" w:hAnsi="Times New Roman"/>
+          <w:b w:val="0"/>
+          <w:i w:val="0"/>
           <w:sz w:val="22"/>
         </w:rPr>
         <w:t>Rapid SDK Migration with zero service disruption — the team swapped the entire Google AI SDK in a single week without breaking any existing functionality.</w:t>
@@ -3861,10 +4903,14 @@
     <w:p>
       <w:pPr>
         <w:pStyle w:val="ListBullet"/>
+        <w:spacing w:after="60"/>
         <w:ind w:left="283"/>
       </w:pPr>
       <w:r>
         <w:rPr>
+          <w:rFonts w:ascii="Times New Roman" w:hAnsi="Times New Roman"/>
+          <w:b w:val="0"/>
+          <w:i w:val="0"/>
           <w:sz w:val="22"/>
         </w:rPr>
         <w:t>Self-directed feature expansion — the web_search tool was identified and implemented by Nam without a formal backlog item, demonstrating initiative beyond requirements.</w:t>
@@ -3873,10 +4919,14 @@
     <w:p>
       <w:pPr>
         <w:pStyle w:val="ListBullet"/>
+        <w:spacing w:after="60"/>
         <w:ind w:left="283"/>
       </w:pPr>
       <w:r>
         <w:rPr>
+          <w:rFonts w:ascii="Times New Roman" w:hAnsi="Times New Roman"/>
+          <w:b w:val="0"/>
+          <w:i w:val="0"/>
           <w:sz w:val="22"/>
         </w:rPr>
         <w:t>End-to-end real-time pipeline — the NotificationBell + ActivityFeed combination, backed by WebSocket broadcasting, was designed, implemented, and tested within one week by Hung and Hoang.</w:t>
@@ -3885,10 +4935,15 @@
     <w:p>
       <w:pPr>
         <w:pStyle w:val="Heading2"/>
+        <w:spacing w:before="120" w:after="80"/>
       </w:pPr>
       <w:r>
         <w:rPr>
+          <w:rFonts w:ascii="Times New Roman" w:hAnsi="Times New Roman"/>
+          <w:b/>
+          <w:i w:val="0"/>
           <w:color w:val="1F3864"/>
+          <w:sz w:val="24"/>
         </w:rPr>
         <w:t>Process Challenges</w:t>
       </w:r>
@@ -3899,7 +4954,9 @@
       </w:pPr>
       <w:r>
         <w:rPr>
+          <w:rFonts w:ascii="Times New Roman" w:hAnsi="Times New Roman"/>
           <w:b w:val="0"/>
+          <w:i w:val="0"/>
           <w:sz w:val="22"/>
         </w:rPr>
         <w:t>One environment consistency challenge arose during Sprint Three: the backend .env file contained REVERB_APP_KEY=local-app-key which overrode the docker-compose value (llm4reqs-reverb-key), causing WebSocket messages to silently fail in the Docker environment while succeeding in local development. This was identified during integration testing and corrected in the same sprint.</w:t>
@@ -3908,10 +4965,15 @@
     <w:p>
       <w:pPr>
         <w:pStyle w:val="Heading2"/>
+        <w:spacing w:before="120" w:after="80"/>
       </w:pPr>
       <w:r>
         <w:rPr>
+          <w:rFonts w:ascii="Times New Roman" w:hAnsi="Times New Roman"/>
+          <w:b/>
+          <w:i w:val="0"/>
           <w:color w:val="1F3864"/>
+          <w:sz w:val="24"/>
         </w:rPr>
         <w:t>Team Code of Conduct</w:t>
       </w:r>
@@ -3922,7 +4984,9 @@
       </w:pPr>
       <w:r>
         <w:rPr>
+          <w:rFonts w:ascii="Times New Roman" w:hAnsi="Times New Roman"/>
           <w:b w:val="0"/>
+          <w:i w:val="0"/>
           <w:sz w:val="22"/>
         </w:rPr>
         <w:t>All team members upheld the agreed code of conduct throughout Sprint Three. Decisions were reached collaboratively in weekly standups and no conduct violations occurred. All members attended client and supervisor meetings.</w:t>
@@ -3931,10 +4995,15 @@
     <w:p>
       <w:pPr>
         <w:pStyle w:val="Heading2"/>
+        <w:spacing w:before="120" w:after="80"/>
       </w:pPr>
       <w:r>
         <w:rPr>
+          <w:rFonts w:ascii="Times New Roman" w:hAnsi="Times New Roman"/>
+          <w:b/>
+          <w:i w:val="0"/>
           <w:color w:val="1F3864"/>
+          <w:sz w:val="24"/>
         </w:rPr>
         <w:t>Cybersecurity &amp; Ethical Protocol</w:t>
       </w:r>
@@ -3945,7 +5014,9 @@
       </w:pPr>
       <w:r>
         <w:rPr>
+          <w:rFonts w:ascii="Times New Roman" w:hAnsi="Times New Roman"/>
           <w:b w:val="0"/>
+          <w:i w:val="0"/>
           <w:sz w:val="22"/>
         </w:rPr>
         <w:t>Synthetic data was used exclusively during development and testing. No real user documents, credentials, or personal information were processed. The .gitignore configuration excludes all .env files, and .env.example was updated to document all required variables without including real credentials.</w:t>
@@ -3954,10 +5025,15 @@
     <w:p>
       <w:pPr>
         <w:pStyle w:val="Heading1"/>
+        <w:spacing w:before="200" w:after="80"/>
       </w:pPr>
       <w:r>
         <w:rPr>
+          <w:rFonts w:ascii="Times New Roman" w:hAnsi="Times New Roman"/>
+          <w:b/>
+          <w:i w:val="0"/>
           <w:color w:val="1F3864"/>
+          <w:sz w:val="28"/>
         </w:rPr>
         <w:t>7. LESSONS LEARNED</w:t>
       </w:r>
@@ -3965,10 +5041,14 @@
     <w:p>
       <w:pPr>
         <w:pStyle w:val="ListBullet"/>
+        <w:spacing w:after="60"/>
         <w:ind w:left="283"/>
       </w:pPr>
       <w:r>
         <w:rPr>
+          <w:rFonts w:ascii="Times New Roman" w:hAnsi="Times New Roman"/>
+          <w:b w:val="0"/>
+          <w:i w:val="0"/>
           <w:sz w:val="22"/>
         </w:rPr>
         <w:t>Environment variable precedence in Docker Compose: docker-compose environment: blocks override env_file values — always verify the runtime value of critical shared keys (e.g. REVERB_APP_KEY) rather than assuming .env is authoritative.</w:t>
@@ -3977,10 +5057,14 @@
     <w:p>
       <w:pPr>
         <w:pStyle w:val="ListBullet"/>
+        <w:spacing w:after="60"/>
         <w:ind w:left="283"/>
       </w:pPr>
       <w:r>
         <w:rPr>
+          <w:rFonts w:ascii="Times New Roman" w:hAnsi="Times New Roman"/>
+          <w:b w:val="0"/>
+          <w:i w:val="0"/>
           <w:sz w:val="22"/>
         </w:rPr>
         <w:t>Centralise timing logic: introducing timedRequest() in LLMService eliminated 6 duplicated try/catch blocks. Shared infrastructure helpers should be extracted early, not after the fourth duplication.</w:t>
@@ -3989,10 +5073,14 @@
     <w:p>
       <w:pPr>
         <w:pStyle w:val="ListBullet"/>
+        <w:spacing w:after="60"/>
         <w:ind w:left="283"/>
       </w:pPr>
       <w:r>
         <w:rPr>
+          <w:rFonts w:ascii="Times New Roman" w:hAnsi="Times New Roman"/>
+          <w:b w:val="0"/>
+          <w:i w:val="0"/>
           <w:sz w:val="22"/>
         </w:rPr>
         <w:t>Real-time UX requires end-to-end testing: the NotificationBell appeared to work in isolation but the broadcast channel mismatch (local-app-key vs llm4reqs-reverb-key) was only discovered when testing the full Docker stack. Integration tests must cover the broadcast pipeline.</w:t>
@@ -4001,10 +5089,14 @@
     <w:p>
       <w:pPr>
         <w:pStyle w:val="ListBullet"/>
+        <w:spacing w:after="60"/>
         <w:ind w:left="283"/>
       </w:pPr>
       <w:r>
         <w:rPr>
+          <w:rFonts w:ascii="Times New Roman" w:hAnsi="Times New Roman"/>
+          <w:b w:val="0"/>
+          <w:i w:val="0"/>
           <w:sz w:val="22"/>
         </w:rPr>
         <w:t>Proactive feature additions add value but need scope control: the web_search tool was a valuable addition but required careful timeout management to avoid blocking the chat endpoint. Future enhancements should have explicit acceptance criteria even when self-assigned.</w:t>
@@ -4013,10 +5105,14 @@
     <w:p>
       <w:pPr>
         <w:pStyle w:val="ListBullet"/>
+        <w:spacing w:after="60"/>
         <w:ind w:left="283"/>
       </w:pPr>
       <w:r>
         <w:rPr>
+          <w:rFonts w:ascii="Times New Roman" w:hAnsi="Times New Roman"/>
+          <w:b w:val="0"/>
+          <w:i w:val="0"/>
           <w:sz w:val="22"/>
         </w:rPr>
         <w:t>Skeleton loaders and shimmer effects significantly reduce perceived load time — they should be added as a standard component for any data-loading UI rather than an afterthought.</w:t>

--- a/docs/Sprint3_Report_COS40006.docx
+++ b/docs/Sprint3_Report_COS40006.docx
@@ -129,7 +129,7 @@
           <w:i w:val="0"/>
           <w:sz w:val="24"/>
         </w:rPr>
-        <w:t>Hoang Dinh Vinh Hoang</w:t>
+        <w:t>Dinh Danh Nam</w:t>
       </w:r>
     </w:p>
     <w:p/>
@@ -1338,9 +1338,7 @@
     </w:p>
     <w:p>
       <w:pPr>
-        <w:pStyle w:val="ListBullet"/>
-        <w:spacing w:after="60"/>
-        <w:ind w:left="283"/>
+        <w:spacing w:after="120"/>
       </w:pPr>
       <w:r>
         <w:rPr>
@@ -1354,9 +1352,7 @@
     </w:p>
     <w:p>
       <w:pPr>
-        <w:pStyle w:val="ListBullet"/>
-        <w:spacing w:after="60"/>
-        <w:ind w:left="283"/>
+        <w:spacing w:after="120"/>
       </w:pPr>
       <w:r>
         <w:rPr>
@@ -1365,46 +1361,12 @@
           <w:i w:val="0"/>
           <w:sz w:val="22"/>
         </w:rPr>
-        <w:t xml:space="preserve">Completed migration from the deprecated </w:t>
-      </w:r>
-      <w:r>
-        <w:rPr>
-          <w:rFonts w:ascii="Consolas" w:hAnsi="Consolas"/>
-          <w:sz w:val="20"/>
-        </w:rPr>
-        <w:t>google-generativeai</w:t>
-      </w:r>
-      <w:r>
-        <w:rPr>
-          <w:rFonts w:ascii="Times New Roman" w:hAnsi="Times New Roman"/>
-          <w:b w:val="0"/>
-          <w:i w:val="0"/>
-          <w:sz w:val="22"/>
-        </w:rPr>
-        <w:t xml:space="preserve"> library to the new </w:t>
-      </w:r>
-      <w:r>
-        <w:rPr>
-          <w:rFonts w:ascii="Consolas" w:hAnsi="Consolas"/>
-          <w:sz w:val="20"/>
-        </w:rPr>
-        <w:t>google-genai</w:t>
-      </w:r>
-      <w:r>
-        <w:rPr>
-          <w:rFonts w:ascii="Times New Roman" w:hAnsi="Times New Roman"/>
-          <w:b w:val="0"/>
-          <w:i w:val="0"/>
-          <w:sz w:val="22"/>
-        </w:rPr>
-        <w:t xml:space="preserve"> SDK, eliminating deprecation warnings and restoring Gemini model compatibility (1464d7e).</w:t>
+        <w:t>Completed migration from the deprecated `google-generativeai` library to the new `google-genai` SDK, eliminating deprecation warnings and restoring Gemini model compatibility (1464d7e).</w:t>
       </w:r>
     </w:p>
     <w:p>
       <w:pPr>
-        <w:pStyle w:val="ListBullet"/>
-        <w:spacing w:after="60"/>
-        <w:ind w:left="283"/>
+        <w:spacing w:after="120"/>
       </w:pPr>
       <w:r>
         <w:rPr>
@@ -1413,30 +1375,12 @@
           <w:i w:val="0"/>
           <w:sz w:val="22"/>
         </w:rPr>
-        <w:t>Added the web search tool (</w:t>
-      </w:r>
-      <w:r>
-        <w:rPr>
-          <w:rFonts w:ascii="Consolas" w:hAnsi="Consolas"/>
-          <w:sz w:val="20"/>
-        </w:rPr>
-        <w:t>llm/tools/web_search.py</w:t>
-      </w:r>
-      <w:r>
-        <w:rPr>
-          <w:rFonts w:ascii="Times New Roman" w:hAnsi="Times New Roman"/>
-          <w:b w:val="0"/>
-          <w:i w:val="0"/>
-          <w:sz w:val="22"/>
-        </w:rPr>
-        <w:t>, 171 lines) integrating Tavily (primary) and DuckDuckGo (fallback), callable by the agent executor during chat (119ca2d).</w:t>
+        <w:t>Added the web search tool (`llm/tools/web_search.py`, 171 lines) integrating Tavily (primary) and DuckDuckGo (fallback), callable by the agent executor during chat (119ca2d).</w:t>
       </w:r>
     </w:p>
     <w:p>
       <w:pPr>
-        <w:pStyle w:val="ListBullet"/>
-        <w:spacing w:after="60"/>
-        <w:ind w:left="283"/>
+        <w:spacing w:after="120"/>
       </w:pPr>
       <w:r>
         <w:rPr>
@@ -1445,46 +1389,12 @@
           <w:i w:val="0"/>
           <w:sz w:val="22"/>
         </w:rPr>
-        <w:t xml:space="preserve">Implemented </w:t>
-      </w:r>
-      <w:r>
-        <w:rPr>
-          <w:rFonts w:ascii="Consolas" w:hAnsi="Consolas"/>
-          <w:sz w:val="20"/>
-        </w:rPr>
-        <w:t>ActivityLog</w:t>
-      </w:r>
-      <w:r>
-        <w:rPr>
-          <w:rFonts w:ascii="Times New Roman" w:hAnsi="Times New Roman"/>
-          <w:b w:val="0"/>
-          <w:i w:val="0"/>
-          <w:sz w:val="22"/>
-        </w:rPr>
-        <w:t xml:space="preserve"> and </w:t>
-      </w:r>
-      <w:r>
-        <w:rPr>
-          <w:rFonts w:ascii="Consolas" w:hAnsi="Consolas"/>
-          <w:sz w:val="20"/>
-        </w:rPr>
-        <w:t>Notification</w:t>
-      </w:r>
-      <w:r>
-        <w:rPr>
-          <w:rFonts w:ascii="Times New Roman" w:hAnsi="Times New Roman"/>
-          <w:b w:val="0"/>
-          <w:i w:val="0"/>
-          <w:sz w:val="22"/>
-        </w:rPr>
-        <w:t xml:space="preserve"> models, migrations, controllers, and wired all background jobs to emit activity events and push real-time notifications (119ca2d).</w:t>
+        <w:t>Implemented `ActivityLog` and `Notification` models, migrations, controllers, and wired all background jobs to emit activity events and push real-time notifications (119ca2d).</w:t>
       </w:r>
     </w:p>
     <w:p>
       <w:pPr>
-        <w:pStyle w:val="ListBullet"/>
-        <w:spacing w:after="60"/>
-        <w:ind w:left="283"/>
+        <w:spacing w:after="120"/>
       </w:pPr>
       <w:r>
         <w:rPr>
@@ -1493,46 +1403,12 @@
           <w:i w:val="0"/>
           <w:sz w:val="22"/>
         </w:rPr>
-        <w:t xml:space="preserve">Refactored </w:t>
-      </w:r>
-      <w:r>
-        <w:rPr>
-          <w:rFonts w:ascii="Consolas" w:hAnsi="Consolas"/>
-          <w:sz w:val="20"/>
-        </w:rPr>
-        <w:t>LLMService.php</w:t>
-      </w:r>
-      <w:r>
-        <w:rPr>
-          <w:rFonts w:ascii="Times New Roman" w:hAnsi="Times New Roman"/>
-          <w:b w:val="0"/>
-          <w:i w:val="0"/>
-          <w:sz w:val="22"/>
-        </w:rPr>
-        <w:t xml:space="preserve"> with the </w:t>
-      </w:r>
-      <w:r>
-        <w:rPr>
-          <w:rFonts w:ascii="Consolas" w:hAnsi="Consolas"/>
-          <w:sz w:val="20"/>
-        </w:rPr>
-        <w:t>timedRequest()</w:t>
-      </w:r>
-      <w:r>
-        <w:rPr>
-          <w:rFonts w:ascii="Times New Roman" w:hAnsi="Times New Roman"/>
-          <w:b w:val="0"/>
-          <w:i w:val="0"/>
-          <w:sz w:val="22"/>
-        </w:rPr>
-        <w:t xml:space="preserve"> helper, eliminating duplicated try/catch blocks and adding structured latency logging across all LLM calls.</w:t>
+        <w:t>Refactored `LLMService.php` with the `timedRequest()` helper, eliminating duplicated try/catch blocks and adding structured latency logging across all LLM calls.</w:t>
       </w:r>
     </w:p>
     <w:p>
       <w:pPr>
-        <w:pStyle w:val="ListBullet"/>
-        <w:spacing w:after="60"/>
-        <w:ind w:left="283"/>
+        <w:spacing w:after="120"/>
       </w:pPr>
       <w:r>
         <w:rPr>
@@ -1541,30 +1417,12 @@
           <w:i w:val="0"/>
           <w:sz w:val="22"/>
         </w:rPr>
-        <w:t xml:space="preserve">Resolved backend N+1 query bottlenecks with eager loading; added </w:t>
-      </w:r>
-      <w:r>
-        <w:rPr>
-          <w:rFonts w:ascii="Consolas" w:hAnsi="Consolas"/>
-          <w:sz w:val="20"/>
-        </w:rPr>
-        <w:t>RequestTiming</w:t>
-      </w:r>
-      <w:r>
-        <w:rPr>
-          <w:rFonts w:ascii="Times New Roman" w:hAnsi="Times New Roman"/>
-          <w:b w:val="0"/>
-          <w:i w:val="0"/>
-          <w:sz w:val="22"/>
-        </w:rPr>
-        <w:t xml:space="preserve"> middleware and 60-second KB query caching for measurable performance gains (39a2ef7, ee2b91a).</w:t>
+        <w:t>Resolved backend N+1 query bottlenecks with eager loading; added `RequestTiming` middleware and 60-second KB query caching for measurable performance gains (39a2ef7, ee2b91a).</w:t>
       </w:r>
     </w:p>
     <w:p>
       <w:pPr>
-        <w:pStyle w:val="ListBullet"/>
-        <w:spacing w:after="60"/>
-        <w:ind w:left="283"/>
+        <w:spacing w:after="120"/>
       </w:pPr>
       <w:r>
         <w:rPr>
@@ -1578,9 +1436,7 @@
     </w:p>
     <w:p>
       <w:pPr>
-        <w:pStyle w:val="ListBullet"/>
-        <w:spacing w:after="60"/>
-        <w:ind w:left="283"/>
+        <w:spacing w:after="120"/>
       </w:pPr>
       <w:r>
         <w:rPr>
@@ -1611,9 +1467,7 @@
     </w:p>
     <w:p>
       <w:pPr>
-        <w:pStyle w:val="ListBullet"/>
-        <w:spacing w:after="60"/>
-        <w:ind w:left="283"/>
+        <w:spacing w:after="120"/>
       </w:pPr>
       <w:r>
         <w:rPr>
@@ -1627,9 +1481,7 @@
     </w:p>
     <w:p>
       <w:pPr>
-        <w:pStyle w:val="ListBullet"/>
-        <w:spacing w:after="60"/>
-        <w:ind w:left="283"/>
+        <w:spacing w:after="120"/>
       </w:pPr>
       <w:r>
         <w:rPr>
@@ -1643,9 +1495,7 @@
     </w:p>
     <w:p>
       <w:pPr>
-        <w:pStyle w:val="ListBullet"/>
-        <w:spacing w:after="60"/>
-        <w:ind w:left="283"/>
+        <w:spacing w:after="120"/>
       </w:pPr>
       <w:r>
         <w:rPr>
@@ -1659,9 +1509,7 @@
     </w:p>
     <w:p>
       <w:pPr>
-        <w:pStyle w:val="ListBullet"/>
-        <w:spacing w:after="60"/>
-        <w:ind w:left="283"/>
+        <w:spacing w:after="120"/>
       </w:pPr>
       <w:r>
         <w:rPr>
@@ -1675,9 +1523,7 @@
     </w:p>
     <w:p>
       <w:pPr>
-        <w:pStyle w:val="ListBullet"/>
-        <w:spacing w:after="60"/>
-        <w:ind w:left="283"/>
+        <w:spacing w:after="120"/>
       </w:pPr>
       <w:r>
         <w:rPr>
@@ -1708,9 +1554,7 @@
     </w:p>
     <w:p>
       <w:pPr>
-        <w:pStyle w:val="ListBullet"/>
-        <w:spacing w:after="60"/>
-        <w:ind w:left="283"/>
+        <w:spacing w:after="120"/>
       </w:pPr>
       <w:r>
         <w:rPr>
@@ -1724,9 +1568,7 @@
     </w:p>
     <w:p>
       <w:pPr>
-        <w:pStyle w:val="ListBullet"/>
-        <w:spacing w:after="60"/>
-        <w:ind w:left="283"/>
+        <w:spacing w:after="120"/>
       </w:pPr>
       <w:r>
         <w:rPr>
@@ -1740,9 +1582,7 @@
     </w:p>
     <w:p>
       <w:pPr>
-        <w:pStyle w:val="ListBullet"/>
-        <w:spacing w:after="60"/>
-        <w:ind w:left="283"/>
+        <w:spacing w:after="120"/>
       </w:pPr>
       <w:r>
         <w:rPr>
@@ -1756,9 +1596,7 @@
     </w:p>
     <w:p>
       <w:pPr>
-        <w:pStyle w:val="ListBullet"/>
-        <w:spacing w:after="60"/>
-        <w:ind w:left="283"/>
+        <w:spacing w:after="120"/>
       </w:pPr>
       <w:r>
         <w:rPr>
@@ -1789,9 +1627,7 @@
     </w:p>
     <w:p>
       <w:pPr>
-        <w:pStyle w:val="ListBullet"/>
-        <w:spacing w:after="60"/>
-        <w:ind w:left="283"/>
+        <w:spacing w:after="120"/>
       </w:pPr>
       <w:r>
         <w:rPr>
@@ -1805,9 +1641,7 @@
     </w:p>
     <w:p>
       <w:pPr>
-        <w:pStyle w:val="ListBullet"/>
-        <w:spacing w:after="60"/>
-        <w:ind w:left="283"/>
+        <w:spacing w:after="120"/>
       </w:pPr>
       <w:r>
         <w:rPr>
@@ -1816,30 +1650,12 @@
           <w:i w:val="0"/>
           <w:sz w:val="22"/>
         </w:rPr>
-        <w:t>Used Apache Bench (</w:t>
-      </w:r>
-      <w:r>
-        <w:rPr>
-          <w:rFonts w:ascii="Consolas" w:hAnsi="Consolas"/>
-          <w:sz w:val="20"/>
-        </w:rPr>
-        <w:t>ab</w:t>
-      </w:r>
-      <w:r>
-        <w:rPr>
-          <w:rFonts w:ascii="Times New Roman" w:hAnsi="Times New Roman"/>
-          <w:b w:val="0"/>
-          <w:i w:val="0"/>
-          <w:sz w:val="22"/>
-        </w:rPr>
-        <w:t>) to measure API response times and verify the 20% improvement target was met against Sprint Two baselines.</w:t>
+        <w:t>Used Apache Bench (`ab`) to measure API response times and verify the 20% improvement target was met against Sprint Two baselines.</w:t>
       </w:r>
     </w:p>
     <w:p>
       <w:pPr>
-        <w:pStyle w:val="ListBullet"/>
-        <w:spacing w:after="60"/>
-        <w:ind w:left="283"/>
+        <w:spacing w:after="120"/>
       </w:pPr>
       <w:r>
         <w:rPr>
@@ -1853,9 +1669,7 @@
     </w:p>
     <w:p>
       <w:pPr>
-        <w:pStyle w:val="ListBullet"/>
-        <w:spacing w:after="60"/>
-        <w:ind w:left="283"/>
+        <w:spacing w:after="120"/>
       </w:pPr>
       <w:r>
         <w:rPr>
@@ -1881,30 +1695,12 @@
           <w:color w:val="1F3864"/>
           <w:sz w:val="24"/>
         </w:rPr>
-        <w:t>1.5  Hoang Dinh Vinh Hoang — Testing, Documentation &amp; Scrum Master</w:t>
+        <w:t>1.5  Hoang Dinh Vinh Hoang — Testing &amp; Documentation</w:t>
       </w:r>
     </w:p>
     <w:p>
       <w:pPr>
-        <w:pStyle w:val="ListBullet"/>
-        <w:spacing w:after="60"/>
-        <w:ind w:left="283"/>
-      </w:pPr>
-      <w:r>
-        <w:rPr>
-          <w:rFonts w:ascii="Times New Roman" w:hAnsi="Times New Roman"/>
-          <w:b w:val="0"/>
-          <w:i w:val="0"/>
-          <w:sz w:val="22"/>
-        </w:rPr>
-        <w:t>Served as Scrum Master for Sprint Three: facilitated standups, tracked backlog progress, and coordinated the client demonstration session.</w:t>
-      </w:r>
-    </w:p>
-    <w:p>
-      <w:pPr>
-        <w:pStyle w:val="ListBullet"/>
-        <w:spacing w:after="60"/>
-        <w:ind w:left="283"/>
+        <w:spacing w:after="120"/>
       </w:pPr>
       <w:r>
         <w:rPr>
@@ -1918,9 +1714,7 @@
     </w:p>
     <w:p>
       <w:pPr>
-        <w:pStyle w:val="ListBullet"/>
-        <w:spacing w:after="60"/>
-        <w:ind w:left="283"/>
+        <w:spacing w:after="120"/>
       </w:pPr>
       <w:r>
         <w:rPr>
@@ -1934,9 +1728,7 @@
     </w:p>
     <w:p>
       <w:pPr>
-        <w:pStyle w:val="ListBullet"/>
-        <w:spacing w:after="60"/>
-        <w:ind w:left="283"/>
+        <w:spacing w:after="120"/>
       </w:pPr>
       <w:r>
         <w:rPr>
@@ -1946,6 +1738,20 @@
           <w:sz w:val="22"/>
         </w:rPr>
         <w:t>Coordinated client feedback collection during the Sprint Three demonstration on 21 March 2026.</w:t>
+      </w:r>
+    </w:p>
+    <w:p>
+      <w:pPr>
+        <w:spacing w:after="120"/>
+      </w:pPr>
+      <w:r>
+        <w:rPr>
+          <w:rFonts w:ascii="Times New Roman" w:hAnsi="Times New Roman"/>
+          <w:b w:val="0"/>
+          <w:i w:val="0"/>
+          <w:sz w:val="22"/>
+        </w:rPr>
+        <w:t>Supported the Scrum Master in tracking backlog progress and facilitating standups.</w:t>
       </w:r>
     </w:p>
     <w:p/>
@@ -1976,7 +1782,7 @@
           <w:i w:val="0"/>
           <w:sz w:val="22"/>
         </w:rPr>
-        <w:t>Sprint Three ran from 1 March to 21 March 2026, covering Weeks 7–9 of the project timeline. Hoang Dinh Vinh Hoang served as Scrum Master, rotating from Nguyen Quy Hung (Sprint Two).</w:t>
+        <w:t>Sprint Three ran from 1 March to 21 March 2026, covering Weeks 7–9 of the project timeline. Dinh Danh Nam served as Scrum Master, taking over from Nguyen Quy Hung (Sprint Two).</w:t>
       </w:r>
     </w:p>
     <w:p>
@@ -2033,15 +1839,8 @@
           <w:i w:val="0"/>
           <w:sz w:val="22"/>
         </w:rPr>
-        <w:t>LLM Module:</w:t>
+        <w:t xml:space="preserve">LLM Module: </w:t>
       </w:r>
-    </w:p>
-    <w:p>
-      <w:pPr>
-        <w:pStyle w:val="ListBullet"/>
-        <w:spacing w:after="60"/>
-        <w:ind w:left="567"/>
-      </w:pPr>
       <w:r>
         <w:rPr>
           <w:rFonts w:ascii="Times New Roman" w:hAnsi="Times New Roman"/>
@@ -2049,15 +1848,15 @@
           <w:i w:val="0"/>
           <w:sz w:val="22"/>
         </w:rPr>
-        <w:t>Migrate from google-generativeai to google-genai SDK</w:t>
+        <w:t xml:space="preserve">Migrate from </w:t>
       </w:r>
-    </w:p>
-    <w:p>
-      <w:pPr>
-        <w:pStyle w:val="ListBullet"/>
-        <w:spacing w:after="60"/>
-        <w:ind w:left="567"/>
-      </w:pPr>
+      <w:r>
+        <w:rPr>
+          <w:rFonts w:ascii="Consolas" w:hAnsi="Consolas"/>
+          <w:sz w:val="20"/>
+        </w:rPr>
+        <w:t>google-generativeai</w:t>
+      </w:r>
       <w:r>
         <w:rPr>
           <w:rFonts w:ascii="Times New Roman" w:hAnsi="Times New Roman"/>
@@ -2065,15 +1864,15 @@
           <w:i w:val="0"/>
           <w:sz w:val="22"/>
         </w:rPr>
-        <w:t>Add web_search tool (Tavily + DuckDuckGo fallback)</w:t>
+        <w:t xml:space="preserve"> to the new </w:t>
       </w:r>
-    </w:p>
-    <w:p>
-      <w:pPr>
-        <w:pStyle w:val="ListBullet"/>
-        <w:spacing w:after="60"/>
-        <w:ind w:left="567"/>
-      </w:pPr>
+      <w:r>
+        <w:rPr>
+          <w:rFonts w:ascii="Consolas" w:hAnsi="Consolas"/>
+          <w:sz w:val="20"/>
+        </w:rPr>
+        <w:t>google-genai</w:t>
+      </w:r>
       <w:r>
         <w:rPr>
           <w:rFonts w:ascii="Times New Roman" w:hAnsi="Times New Roman"/>
@@ -2081,15 +1880,15 @@
           <w:i w:val="0"/>
           <w:sz w:val="22"/>
         </w:rPr>
-        <w:t>Refactor LLMService with timedRequest() helper</w:t>
+        <w:t xml:space="preserve"> SDK; add a </w:t>
       </w:r>
-    </w:p>
-    <w:p>
-      <w:pPr>
-        <w:pStyle w:val="ListBullet"/>
-        <w:spacing w:after="60"/>
-        <w:ind w:left="567"/>
-      </w:pPr>
+      <w:r>
+        <w:rPr>
+          <w:rFonts w:ascii="Consolas" w:hAnsi="Consolas"/>
+          <w:sz w:val="20"/>
+        </w:rPr>
+        <w:t>web_search</w:t>
+      </w:r>
       <w:r>
         <w:rPr>
           <w:rFonts w:ascii="Times New Roman" w:hAnsi="Times New Roman"/>
@@ -2097,7 +1896,71 @@
           <w:i w:val="0"/>
           <w:sz w:val="22"/>
         </w:rPr>
-        <w:t>Fix model_manager.py broken httpx client</w:t>
+        <w:t xml:space="preserve"> tool integrating Tavily with a DuckDuckGo fallback; refactor </w:t>
+      </w:r>
+      <w:r>
+        <w:rPr>
+          <w:rFonts w:ascii="Consolas" w:hAnsi="Consolas"/>
+          <w:sz w:val="20"/>
+        </w:rPr>
+        <w:t>LLMService</w:t>
+      </w:r>
+      <w:r>
+        <w:rPr>
+          <w:rFonts w:ascii="Times New Roman" w:hAnsi="Times New Roman"/>
+          <w:b w:val="0"/>
+          <w:i w:val="0"/>
+          <w:sz w:val="22"/>
+        </w:rPr>
+        <w:t xml:space="preserve"> with a </w:t>
+      </w:r>
+      <w:r>
+        <w:rPr>
+          <w:rFonts w:ascii="Consolas" w:hAnsi="Consolas"/>
+          <w:sz w:val="20"/>
+        </w:rPr>
+        <w:t>timedRequest()</w:t>
+      </w:r>
+      <w:r>
+        <w:rPr>
+          <w:rFonts w:ascii="Times New Roman" w:hAnsi="Times New Roman"/>
+          <w:b w:val="0"/>
+          <w:i w:val="0"/>
+          <w:sz w:val="22"/>
+        </w:rPr>
+        <w:t xml:space="preserve"> helper; fix the broken </w:t>
+      </w:r>
+      <w:r>
+        <w:rPr>
+          <w:rFonts w:ascii="Consolas" w:hAnsi="Consolas"/>
+          <w:sz w:val="20"/>
+        </w:rPr>
+        <w:t>httpx</w:t>
+      </w:r>
+      <w:r>
+        <w:rPr>
+          <w:rFonts w:ascii="Times New Roman" w:hAnsi="Times New Roman"/>
+          <w:b w:val="0"/>
+          <w:i w:val="0"/>
+          <w:sz w:val="22"/>
+        </w:rPr>
+        <w:t xml:space="preserve"> client in </w:t>
+      </w:r>
+      <w:r>
+        <w:rPr>
+          <w:rFonts w:ascii="Consolas" w:hAnsi="Consolas"/>
+          <w:sz w:val="20"/>
+        </w:rPr>
+        <w:t>model_manager.py</w:t>
+      </w:r>
+      <w:r>
+        <w:rPr>
+          <w:rFonts w:ascii="Times New Roman" w:hAnsi="Times New Roman"/>
+          <w:b w:val="0"/>
+          <w:i w:val="0"/>
+          <w:sz w:val="22"/>
+        </w:rPr>
+        <w:t>.</w:t>
       </w:r>
     </w:p>
     <w:p>
@@ -2108,15 +1971,8 @@
           <w:i w:val="0"/>
           <w:sz w:val="22"/>
         </w:rPr>
-        <w:t>Backend:</w:t>
+        <w:t xml:space="preserve">Backend: </w:t>
       </w:r>
-    </w:p>
-    <w:p>
-      <w:pPr>
-        <w:pStyle w:val="ListBullet"/>
-        <w:spacing w:after="60"/>
-        <w:ind w:left="567"/>
-      </w:pPr>
       <w:r>
         <w:rPr>
           <w:rFonts w:ascii="Times New Roman" w:hAnsi="Times New Roman"/>
@@ -2124,15 +1980,15 @@
           <w:i w:val="0"/>
           <w:sz w:val="22"/>
         </w:rPr>
-        <w:t>Resolve N+1 query bottlenecks in project/conversation endpoints</w:t>
+        <w:t xml:space="preserve">Resolve N+1 query bottlenecks in project and conversation endpoints; add </w:t>
       </w:r>
-    </w:p>
-    <w:p>
-      <w:pPr>
-        <w:pStyle w:val="ListBullet"/>
-        <w:spacing w:after="60"/>
-        <w:ind w:left="567"/>
-      </w:pPr>
+      <w:r>
+        <w:rPr>
+          <w:rFonts w:ascii="Consolas" w:hAnsi="Consolas"/>
+          <w:sz w:val="20"/>
+        </w:rPr>
+        <w:t>RequestTiming</w:t>
+      </w:r>
       <w:r>
         <w:rPr>
           <w:rFonts w:ascii="Times New Roman" w:hAnsi="Times New Roman"/>
@@ -2140,15 +1996,15 @@
           <w:i w:val="0"/>
           <w:sz w:val="22"/>
         </w:rPr>
-        <w:t>Add RequestTiming middleware</w:t>
+        <w:t xml:space="preserve"> middleware for structured latency logging; implement </w:t>
       </w:r>
-    </w:p>
-    <w:p>
-      <w:pPr>
-        <w:pStyle w:val="ListBullet"/>
-        <w:spacing w:after="60"/>
-        <w:ind w:left="567"/>
-      </w:pPr>
+      <w:r>
+        <w:rPr>
+          <w:rFonts w:ascii="Consolas" w:hAnsi="Consolas"/>
+          <w:sz w:val="20"/>
+        </w:rPr>
+        <w:t>ActivityLog</w:t>
+      </w:r>
       <w:r>
         <w:rPr>
           <w:rFonts w:ascii="Times New Roman" w:hAnsi="Times New Roman"/>
@@ -2156,15 +2012,15 @@
           <w:i w:val="0"/>
           <w:sz w:val="22"/>
         </w:rPr>
-        <w:t>Implement ActivityLog model, migration, and controller</w:t>
+        <w:t xml:space="preserve"> and </w:t>
       </w:r>
-    </w:p>
-    <w:p>
-      <w:pPr>
-        <w:pStyle w:val="ListBullet"/>
-        <w:spacing w:after="60"/>
-        <w:ind w:left="567"/>
-      </w:pPr>
+      <w:r>
+        <w:rPr>
+          <w:rFonts w:ascii="Consolas" w:hAnsi="Consolas"/>
+          <w:sz w:val="20"/>
+        </w:rPr>
+        <w:t>Notification</w:t>
+      </w:r>
       <w:r>
         <w:rPr>
           <w:rFonts w:ascii="Times New Roman" w:hAnsi="Times New Roman"/>
@@ -2172,23 +2028,7 @@
           <w:i w:val="0"/>
           <w:sz w:val="22"/>
         </w:rPr>
-        <w:t>Implement Notification model, migration, and controller</w:t>
-      </w:r>
-    </w:p>
-    <w:p>
-      <w:pPr>
-        <w:pStyle w:val="ListBullet"/>
-        <w:spacing w:after="60"/>
-        <w:ind w:left="567"/>
-      </w:pPr>
-      <w:r>
-        <w:rPr>
-          <w:rFonts w:ascii="Times New Roman" w:hAnsi="Times New Roman"/>
-          <w:b w:val="0"/>
-          <w:i w:val="0"/>
-          <w:sz w:val="22"/>
-        </w:rPr>
-        <w:t>Wire jobs to log activity and dispatch notifications</w:t>
+        <w:t xml:space="preserve"> models, migrations, and controllers; wire all background jobs to emit activity events and push real-time notifications.</w:t>
       </w:r>
     </w:p>
     <w:p>
@@ -2199,15 +2039,8 @@
           <w:i w:val="0"/>
           <w:sz w:val="22"/>
         </w:rPr>
-        <w:t>Frontend:</w:t>
+        <w:t xml:space="preserve">Frontend: </w:t>
       </w:r>
-    </w:p>
-    <w:p>
-      <w:pPr>
-        <w:pStyle w:val="ListBullet"/>
-        <w:spacing w:after="60"/>
-        <w:ind w:left="567"/>
-      </w:pPr>
       <w:r>
         <w:rPr>
           <w:rFonts w:ascii="Times New Roman" w:hAnsi="Times New Roman"/>
@@ -2215,15 +2048,15 @@
           <w:i w:val="0"/>
           <w:sz w:val="22"/>
         </w:rPr>
-        <w:t>Fix Mermaid graph rendering parse errors</w:t>
+        <w:t xml:space="preserve">Fix Mermaid graph parse errors and model selector z-index layering; build the </w:t>
       </w:r>
-    </w:p>
-    <w:p>
-      <w:pPr>
-        <w:pStyle w:val="ListBullet"/>
-        <w:spacing w:after="60"/>
-        <w:ind w:left="567"/>
-      </w:pPr>
+      <w:r>
+        <w:rPr>
+          <w:rFonts w:ascii="Consolas" w:hAnsi="Consolas"/>
+          <w:sz w:val="20"/>
+        </w:rPr>
+        <w:t>PerfOverlay</w:t>
+      </w:r>
       <w:r>
         <w:rPr>
           <w:rFonts w:ascii="Times New Roman" w:hAnsi="Times New Roman"/>
@@ -2231,15 +2064,15 @@
           <w:i w:val="0"/>
           <w:sz w:val="22"/>
         </w:rPr>
-        <w:t>Fix model selector z-index layering</w:t>
+        <w:t xml:space="preserve"> panel (Ctrl+Shift+P) and </w:t>
       </w:r>
-    </w:p>
-    <w:p>
-      <w:pPr>
-        <w:pStyle w:val="ListBullet"/>
-        <w:spacing w:after="60"/>
-        <w:ind w:left="567"/>
-      </w:pPr>
+      <w:r>
+        <w:rPr>
+          <w:rFonts w:ascii="Consolas" w:hAnsi="Consolas"/>
+          <w:sz w:val="20"/>
+        </w:rPr>
+        <w:t>performanceMonitor.js</w:t>
+      </w:r>
       <w:r>
         <w:rPr>
           <w:rFonts w:ascii="Times New Roman" w:hAnsi="Times New Roman"/>
@@ -2247,15 +2080,15 @@
           <w:i w:val="0"/>
           <w:sz w:val="22"/>
         </w:rPr>
-        <w:t>Build PerfOverlay (Ctrl+Shift+P) and performanceMonitor.js</w:t>
+        <w:t xml:space="preserve"> with emoji-graded latency display; build </w:t>
       </w:r>
-    </w:p>
-    <w:p>
-      <w:pPr>
-        <w:pStyle w:val="ListBullet"/>
-        <w:spacing w:after="60"/>
-        <w:ind w:left="567"/>
-      </w:pPr>
+      <w:r>
+        <w:rPr>
+          <w:rFonts w:ascii="Consolas" w:hAnsi="Consolas"/>
+          <w:sz w:val="20"/>
+        </w:rPr>
+        <w:t>NotificationBell</w:t>
+      </w:r>
       <w:r>
         <w:rPr>
           <w:rFonts w:ascii="Times New Roman" w:hAnsi="Times New Roman"/>
@@ -2263,15 +2096,15 @@
           <w:i w:val="0"/>
           <w:sz w:val="22"/>
         </w:rPr>
-        <w:t>Build NotificationBell with WebSocket subscription</w:t>
+        <w:t xml:space="preserve"> with WebSocket subscription, </w:t>
       </w:r>
-    </w:p>
-    <w:p>
-      <w:pPr>
-        <w:pStyle w:val="ListBullet"/>
-        <w:spacing w:after="60"/>
-        <w:ind w:left="567"/>
-      </w:pPr>
+      <w:r>
+        <w:rPr>
+          <w:rFonts w:ascii="Consolas" w:hAnsi="Consolas"/>
+          <w:sz w:val="20"/>
+        </w:rPr>
+        <w:t>ActivityFeed</w:t>
+      </w:r>
       <w:r>
         <w:rPr>
           <w:rFonts w:ascii="Times New Roman" w:hAnsi="Times New Roman"/>
@@ -2279,15 +2112,15 @@
           <w:i w:val="0"/>
           <w:sz w:val="22"/>
         </w:rPr>
-        <w:t>Build ActivityFeed, Toast, AnimateIn, ShimmerSkeleton components</w:t>
+        <w:t xml:space="preserve">, </w:t>
       </w:r>
-    </w:p>
-    <w:p>
-      <w:pPr>
-        <w:pStyle w:val="ListBullet"/>
-        <w:spacing w:after="60"/>
-        <w:ind w:left="567"/>
-      </w:pPr>
+      <w:r>
+        <w:rPr>
+          <w:rFonts w:ascii="Consolas" w:hAnsi="Consolas"/>
+          <w:sz w:val="20"/>
+        </w:rPr>
+        <w:t>Toast</w:t>
+      </w:r>
       <w:r>
         <w:rPr>
           <w:rFonts w:ascii="Times New Roman" w:hAnsi="Times New Roman"/>
@@ -2295,7 +2128,71 @@
           <w:i w:val="0"/>
           <w:sz w:val="22"/>
         </w:rPr>
-        <w:t>Build ImportModal and cache.js utility</w:t>
+        <w:t xml:space="preserve">, </w:t>
+      </w:r>
+      <w:r>
+        <w:rPr>
+          <w:rFonts w:ascii="Consolas" w:hAnsi="Consolas"/>
+          <w:sz w:val="20"/>
+        </w:rPr>
+        <w:t>AnimateIn</w:t>
+      </w:r>
+      <w:r>
+        <w:rPr>
+          <w:rFonts w:ascii="Times New Roman" w:hAnsi="Times New Roman"/>
+          <w:b w:val="0"/>
+          <w:i w:val="0"/>
+          <w:sz w:val="22"/>
+        </w:rPr>
+        <w:t xml:space="preserve">, </w:t>
+      </w:r>
+      <w:r>
+        <w:rPr>
+          <w:rFonts w:ascii="Consolas" w:hAnsi="Consolas"/>
+          <w:sz w:val="20"/>
+        </w:rPr>
+        <w:t>ShimmerSkeleton</w:t>
+      </w:r>
+      <w:r>
+        <w:rPr>
+          <w:rFonts w:ascii="Times New Roman" w:hAnsi="Times New Roman"/>
+          <w:b w:val="0"/>
+          <w:i w:val="0"/>
+          <w:sz w:val="22"/>
+        </w:rPr>
+        <w:t xml:space="preserve"> components, </w:t>
+      </w:r>
+      <w:r>
+        <w:rPr>
+          <w:rFonts w:ascii="Consolas" w:hAnsi="Consolas"/>
+          <w:sz w:val="20"/>
+        </w:rPr>
+        <w:t>ImportModal</w:t>
+      </w:r>
+      <w:r>
+        <w:rPr>
+          <w:rFonts w:ascii="Times New Roman" w:hAnsi="Times New Roman"/>
+          <w:b w:val="0"/>
+          <w:i w:val="0"/>
+          <w:sz w:val="22"/>
+        </w:rPr>
+        <w:t xml:space="preserve">, and </w:t>
+      </w:r>
+      <w:r>
+        <w:rPr>
+          <w:rFonts w:ascii="Consolas" w:hAnsi="Consolas"/>
+          <w:sz w:val="20"/>
+        </w:rPr>
+        <w:t>cache.js</w:t>
+      </w:r>
+      <w:r>
+        <w:rPr>
+          <w:rFonts w:ascii="Times New Roman" w:hAnsi="Times New Roman"/>
+          <w:b w:val="0"/>
+          <w:i w:val="0"/>
+          <w:sz w:val="22"/>
+        </w:rPr>
+        <w:t xml:space="preserve"> utility.</w:t>
       </w:r>
     </w:p>
     <w:p>
@@ -2513,9 +2410,7 @@
     </w:p>
     <w:p>
       <w:pPr>
-        <w:pStyle w:val="ListBullet"/>
-        <w:spacing w:after="60"/>
-        <w:ind w:left="283"/>
+        <w:spacing w:after="120"/>
       </w:pPr>
       <w:r>
         <w:rPr>
@@ -2524,71 +2419,7 @@
           <w:i w:val="0"/>
           <w:sz w:val="22"/>
         </w:rPr>
-        <w:t>Nam: Completed google-genai SDK migration; improved model manager reliability.</w:t>
-      </w:r>
-    </w:p>
-    <w:p>
-      <w:pPr>
-        <w:pStyle w:val="ListBullet"/>
-        <w:spacing w:after="60"/>
-        <w:ind w:left="283"/>
-      </w:pPr>
-      <w:r>
-        <w:rPr>
-          <w:rFonts w:ascii="Times New Roman" w:hAnsi="Times New Roman"/>
-          <w:b w:val="0"/>
-          <w:i w:val="0"/>
-          <w:sz w:val="22"/>
-        </w:rPr>
-        <w:t>Hung: Fixed Mermaid parse errors; resolved model selector z-index.</w:t>
-      </w:r>
-    </w:p>
-    <w:p>
-      <w:pPr>
-        <w:pStyle w:val="ListBullet"/>
-        <w:spacing w:after="60"/>
-        <w:ind w:left="283"/>
-      </w:pPr>
-      <w:r>
-        <w:rPr>
-          <w:rFonts w:ascii="Times New Roman" w:hAnsi="Times New Roman"/>
-          <w:b w:val="0"/>
-          <w:i w:val="0"/>
-          <w:sz w:val="22"/>
-        </w:rPr>
-        <w:t>Huyen: Implemented user avatar system and dropup menu conversions.</w:t>
-      </w:r>
-    </w:p>
-    <w:p>
-      <w:pPr>
-        <w:pStyle w:val="ListBullet"/>
-        <w:spacing w:after="60"/>
-        <w:ind w:left="283"/>
-      </w:pPr>
-      <w:r>
-        <w:rPr>
-          <w:rFonts w:ascii="Times New Roman" w:hAnsi="Times New Roman"/>
-          <w:b w:val="0"/>
-          <w:i w:val="0"/>
-          <w:sz w:val="22"/>
-        </w:rPr>
-        <w:t>Thinh: Resolved backend N+1 query bottlenecks; added eager loading.</w:t>
-      </w:r>
-    </w:p>
-    <w:p>
-      <w:pPr>
-        <w:pStyle w:val="ListBullet"/>
-        <w:spacing w:after="60"/>
-        <w:ind w:left="283"/>
-      </w:pPr>
-      <w:r>
-        <w:rPr>
-          <w:rFonts w:ascii="Times New Roman" w:hAnsi="Times New Roman"/>
-          <w:b w:val="0"/>
-          <w:i w:val="0"/>
-          <w:sz w:val="22"/>
-        </w:rPr>
-        <w:t>Hoang: Enhanced project controller, dashboard data endpoint, and detail page.</w:t>
+        <w:t>Week 7 focused on foundational stability work. Nam completed the google-genai SDK migration and improved model manager reliability. Hung fixed Mermaid parse errors and resolved the model selector z-index layering issue. Huyen implemented the user avatar system and converted dropdown menus to dropup menus for better usability. Thinh resolved backend N+1 query bottlenecks by introducing eager loading across the project and conversation endpoints. Hoang enhanced the project controller, the dashboard data endpoint, and the project detail page.</w:t>
       </w:r>
     </w:p>
     <w:p>
@@ -2609,9 +2440,7 @@
     </w:p>
     <w:p>
       <w:pPr>
-        <w:pStyle w:val="ListBullet"/>
-        <w:spacing w:after="60"/>
-        <w:ind w:left="283"/>
+        <w:spacing w:after="120"/>
       </w:pPr>
       <w:r>
         <w:rPr>
@@ -2620,71 +2449,7 @@
           <w:i w:val="0"/>
           <w:sz w:val="22"/>
         </w:rPr>
-        <w:t>Nam: Refactored LLMService with timedRequest() timing helper.</w:t>
-      </w:r>
-    </w:p>
-    <w:p>
-      <w:pPr>
-        <w:pStyle w:val="ListBullet"/>
-        <w:spacing w:after="60"/>
-        <w:ind w:left="283"/>
-      </w:pPr>
-      <w:r>
-        <w:rPr>
-          <w:rFonts w:ascii="Times New Roman" w:hAnsi="Times New Roman"/>
-          <w:b w:val="0"/>
-          <w:i w:val="0"/>
-          <w:sz w:val="22"/>
-        </w:rPr>
-        <w:t>Hung: Added performanceMonitor.js with emoji grading and cache.js utility.</w:t>
-      </w:r>
-    </w:p>
-    <w:p>
-      <w:pPr>
-        <w:pStyle w:val="ListBullet"/>
-        <w:spacing w:after="60"/>
-        <w:ind w:left="283"/>
-      </w:pPr>
-      <w:r>
-        <w:rPr>
-          <w:rFonts w:ascii="Times New Roman" w:hAnsi="Times New Roman"/>
-          <w:b w:val="0"/>
-          <w:i w:val="0"/>
-          <w:sz w:val="22"/>
-        </w:rPr>
-        <w:t>Huyen: Built ShimmerSkeleton and AnimateIn components; applied to project dashboard.</w:t>
-      </w:r>
-    </w:p>
-    <w:p>
-      <w:pPr>
-        <w:pStyle w:val="ListBullet"/>
-        <w:spacing w:after="60"/>
-        <w:ind w:left="283"/>
-      </w:pPr>
-      <w:r>
-        <w:rPr>
-          <w:rFonts w:ascii="Times New Roman" w:hAnsi="Times New Roman"/>
-          <w:b w:val="0"/>
-          <w:i w:val="0"/>
-          <w:sz w:val="22"/>
-        </w:rPr>
-        <w:t>Thinh: Added RequestTiming middleware; enabled KB query caching (60s TTL).</w:t>
-      </w:r>
-    </w:p>
-    <w:p>
-      <w:pPr>
-        <w:pStyle w:val="ListBullet"/>
-        <w:spacing w:after="60"/>
-        <w:ind w:left="283"/>
-      </w:pPr>
-      <w:r>
-        <w:rPr>
-          <w:rFonts w:ascii="Times New Roman" w:hAnsi="Times New Roman"/>
-          <w:b w:val="0"/>
-          <w:i w:val="0"/>
-          <w:sz w:val="22"/>
-        </w:rPr>
-        <w:t>Hoang: Integrated performance metrics into dashboard endpoint; code review.</w:t>
+        <w:t>Week 8 was dedicated to measurable performance improvements. Nam refactored LLMService with a centralised timedRequest() timing helper, eliminating duplicated try/catch blocks. Hung added performanceMonitor.js with emoji-graded latency display and a cache.js utility module. Huyen built the ShimmerSkeleton and AnimateIn components and applied them to the project dashboard for improved perceived load time. Thinh added the RequestTiming middleware for structured per-request latency logging and enabled KB query caching with a 60-second TTL. Hoang integrated performance metrics into the dashboard endpoint and led the week's code review.</w:t>
       </w:r>
     </w:p>
     <w:p>
@@ -2705,9 +2470,7 @@
     </w:p>
     <w:p>
       <w:pPr>
-        <w:pStyle w:val="ListBullet"/>
-        <w:spacing w:after="60"/>
-        <w:ind w:left="283"/>
+        <w:spacing w:after="120"/>
       </w:pPr>
       <w:r>
         <w:rPr>
@@ -2716,71 +2479,7 @@
           <w:i w:val="0"/>
           <w:sz w:val="22"/>
         </w:rPr>
-        <w:t>Nam: Implemented web_search tool (Tavily + DuckDuckGo); integrated with agent executor.</w:t>
-      </w:r>
-    </w:p>
-    <w:p>
-      <w:pPr>
-        <w:pStyle w:val="ListBullet"/>
-        <w:spacing w:after="60"/>
-        <w:ind w:left="283"/>
-      </w:pPr>
-      <w:r>
-        <w:rPr>
-          <w:rFonts w:ascii="Times New Roman" w:hAnsi="Times New Roman"/>
-          <w:b w:val="0"/>
-          <w:i w:val="0"/>
-          <w:sz w:val="22"/>
-        </w:rPr>
-        <w:t>Hung: Built PerfOverlay panel (Ctrl+Shift+P) and ImportModal component.</w:t>
-      </w:r>
-    </w:p>
-    <w:p>
-      <w:pPr>
-        <w:pStyle w:val="ListBullet"/>
-        <w:spacing w:after="60"/>
-        <w:ind w:left="283"/>
-      </w:pPr>
-      <w:r>
-        <w:rPr>
-          <w:rFonts w:ascii="Times New Roman" w:hAnsi="Times New Roman"/>
-          <w:b w:val="0"/>
-          <w:i w:val="0"/>
-          <w:sz w:val="22"/>
-        </w:rPr>
-        <w:t>Huyen: Implemented NotificationBell, ActivityFeed, Toast; wired WebSocket subscriptions.</w:t>
-      </w:r>
-    </w:p>
-    <w:p>
-      <w:pPr>
-        <w:pStyle w:val="ListBullet"/>
-        <w:spacing w:after="60"/>
-        <w:ind w:left="283"/>
-      </w:pPr>
-      <w:r>
-        <w:rPr>
-          <w:rFonts w:ascii="Times New Roman" w:hAnsi="Times New Roman"/>
-          <w:b w:val="0"/>
-          <w:i w:val="0"/>
-          <w:sz w:val="22"/>
-        </w:rPr>
-        <w:t>Thinh: Added comprehensive performance optimizations and bug fixes across backend.</w:t>
-      </w:r>
-    </w:p>
-    <w:p>
-      <w:pPr>
-        <w:pStyle w:val="ListBullet"/>
-        <w:spacing w:after="60"/>
-        <w:ind w:left="283"/>
-      </w:pPr>
-      <w:r>
-        <w:rPr>
-          <w:rFonts w:ascii="Times New Roman" w:hAnsi="Times New Roman"/>
-          <w:b w:val="0"/>
-          <w:i w:val="0"/>
-          <w:sz w:val="22"/>
-        </w:rPr>
-        <w:t>Hoang: Designed ActivityLog + Notification models/migrations; wired jobs to emit events.</w:t>
+        <w:t>Week 9 delivered the sprint's headline features. Nam implemented the web_search tool integrating Tavily (primary) and DuckDuckGo (fallback) and wired it into the agent executor. Hung built the PerfOverlay panel (Ctrl+Shift+P) and the ImportModal component. Huyen implemented the NotificationBell, ActivityFeed, and Toast components and wired all WebSocket subscriptions. Thinh applied comprehensive backend performance optimizations and addressed remaining bug fixes. Hoang designed the ActivityLog and Notification models and migrations and updated all background jobs to emit activity events and dispatch real-time notifications.</w:t>
       </w:r>
     </w:p>
     <w:p>
@@ -4003,9 +3702,7 @@
     </w:p>
     <w:p>
       <w:pPr>
-        <w:pStyle w:val="ListBullet"/>
-        <w:spacing w:after="60"/>
-        <w:ind w:left="283"/>
+        <w:spacing w:after="120"/>
       </w:pPr>
       <w:r>
         <w:rPr>
@@ -4014,55 +3711,7 @@
           <w:i w:val="0"/>
           <w:sz w:val="22"/>
         </w:rPr>
-        <w:t>The performance overlay was well received — the client appreciated the developer-friendly Ctrl+Shift+P shortcut.</w:t>
-      </w:r>
-    </w:p>
-    <w:p>
-      <w:pPr>
-        <w:pStyle w:val="ListBullet"/>
-        <w:spacing w:after="60"/>
-        <w:ind w:left="283"/>
-      </w:pPr>
-      <w:r>
-        <w:rPr>
-          <w:rFonts w:ascii="Times New Roman" w:hAnsi="Times New Roman"/>
-          <w:b w:val="0"/>
-          <w:i w:val="0"/>
-          <w:sz w:val="22"/>
-        </w:rPr>
-        <w:t>The notification bell was highlighted as a significant UX improvement for collaborative projects.</w:t>
-      </w:r>
-    </w:p>
-    <w:p>
-      <w:pPr>
-        <w:pStyle w:val="ListBullet"/>
-        <w:spacing w:after="60"/>
-        <w:ind w:left="283"/>
-      </w:pPr>
-      <w:r>
-        <w:rPr>
-          <w:rFonts w:ascii="Times New Roman" w:hAnsi="Times New Roman"/>
-          <w:b w:val="0"/>
-          <w:i w:val="0"/>
-          <w:sz w:val="22"/>
-        </w:rPr>
-        <w:t>The web search integration was requested to be surfaced more prominently in the chat interface.</w:t>
-      </w:r>
-    </w:p>
-    <w:p>
-      <w:pPr>
-        <w:pStyle w:val="ListBullet"/>
-        <w:spacing w:after="60"/>
-        <w:ind w:left="283"/>
-      </w:pPr>
-      <w:r>
-        <w:rPr>
-          <w:rFonts w:ascii="Times New Roman" w:hAnsi="Times New Roman"/>
-          <w:b w:val="0"/>
-          <w:i w:val="0"/>
-          <w:sz w:val="22"/>
-        </w:rPr>
-        <w:t>Minor request: activity feed should show timestamps in local time zone rather than UTC.</w:t>
+        <w:t>The performance overlay was well received — the client appreciated the developer-friendly Ctrl+Shift+P shortcut. The notification bell was highlighted as a significant UX improvement for collaborative projects. The client requested that the web search integration be surfaced more prominently in the chat interface. A minor request was also raised to display activity feed timestamps in the user's local time zone rather than UTC.</w:t>
       </w:r>
     </w:p>
     <w:p>
@@ -4886,9 +4535,7 @@
     </w:p>
     <w:p>
       <w:pPr>
-        <w:pStyle w:val="ListBullet"/>
-        <w:spacing w:after="60"/>
-        <w:ind w:left="283"/>
+        <w:spacing w:after="120"/>
       </w:pPr>
       <w:r>
         <w:rPr>
@@ -4897,39 +4544,7 @@
           <w:i w:val="0"/>
           <w:sz w:val="22"/>
         </w:rPr>
-        <w:t>Rapid SDK Migration with zero service disruption — the team swapped the entire Google AI SDK in a single week without breaking any existing functionality.</w:t>
-      </w:r>
-    </w:p>
-    <w:p>
-      <w:pPr>
-        <w:pStyle w:val="ListBullet"/>
-        <w:spacing w:after="60"/>
-        <w:ind w:left="283"/>
-      </w:pPr>
-      <w:r>
-        <w:rPr>
-          <w:rFonts w:ascii="Times New Roman" w:hAnsi="Times New Roman"/>
-          <w:b w:val="0"/>
-          <w:i w:val="0"/>
-          <w:sz w:val="22"/>
-        </w:rPr>
-        <w:t>Self-directed feature expansion — the web_search tool was identified and implemented by Nam without a formal backlog item, demonstrating initiative beyond requirements.</w:t>
-      </w:r>
-    </w:p>
-    <w:p>
-      <w:pPr>
-        <w:pStyle w:val="ListBullet"/>
-        <w:spacing w:after="60"/>
-        <w:ind w:left="283"/>
-      </w:pPr>
-      <w:r>
-        <w:rPr>
-          <w:rFonts w:ascii="Times New Roman" w:hAnsi="Times New Roman"/>
-          <w:b w:val="0"/>
-          <w:i w:val="0"/>
-          <w:sz w:val="22"/>
-        </w:rPr>
-        <w:t>End-to-end real-time pipeline — the NotificationBell + ActivityFeed combination, backed by WebSocket broadcasting, was designed, implemented, and tested within one week by Hung and Hoang.</w:t>
+        <w:t>The team demonstrated rapid SDK migration capability — the entire Google AI SDK was swapped in a single week with zero service disruption and no regression in existing functionality. Nam showed initiative beyond the formal backlog by independently identifying and implementing the web_search tool as a high-value enhancement. The end-to-end real-time pipeline — NotificationBell combined with ActivityFeed, backed by WebSocket broadcasting — was designed, implemented, and tested within a single week, reflecting strong cross-layer collaboration.</w:t>
       </w:r>
     </w:p>
     <w:p>
@@ -5040,9 +4655,7 @@
     </w:p>
     <w:p>
       <w:pPr>
-        <w:pStyle w:val="ListBullet"/>
-        <w:spacing w:after="60"/>
-        <w:ind w:left="283"/>
+        <w:spacing w:after="120"/>
       </w:pPr>
       <w:r>
         <w:rPr>
@@ -5051,14 +4664,12 @@
           <w:i w:val="0"/>
           <w:sz w:val="22"/>
         </w:rPr>
-        <w:t>Environment variable precedence in Docker Compose: docker-compose environment: blocks override env_file values — always verify the runtime value of critical shared keys (e.g. REVERB_APP_KEY) rather than assuming .env is authoritative.</w:t>
+        <w:t>Docker Compose environment variable precedence was a key discovery: the environment: block in docker-compose.yml overrides env_file values, which meant the runtime value of critical shared keys like REVERB_APP_KEY must always be verified against the compose file rather than assumed from .env. Centralising timing logic in a single timedRequest() helper eliminated six duplicated try/catch blocks — shared infrastructure helpers should be extracted early, not after repeated duplication.</w:t>
       </w:r>
     </w:p>
     <w:p>
       <w:pPr>
-        <w:pStyle w:val="ListBullet"/>
-        <w:spacing w:after="60"/>
-        <w:ind w:left="283"/>
+        <w:spacing w:after="120"/>
       </w:pPr>
       <w:r>
         <w:rPr>
@@ -5067,14 +4678,12 @@
           <w:i w:val="0"/>
           <w:sz w:val="22"/>
         </w:rPr>
-        <w:t>Centralise timing logic: introducing timedRequest() in LLMService eliminated 6 duplicated try/catch blocks. Shared infrastructure helpers should be extracted early, not after the fourth duplication.</w:t>
+        <w:t>Real-time features require end-to-end integration testing. The NotificationBell appeared functional in isolation but the broadcast channel key mismatch was only discovered when testing the full Docker stack. Future real-time work must include integration tests that cover the complete broadcast pipeline. Self-assigned feature additions — such as the web_search tool — add genuine value but require explicit acceptance criteria and timeout budgets to prevent them from blocking core endpoints.</w:t>
       </w:r>
     </w:p>
     <w:p>
       <w:pPr>
-        <w:pStyle w:val="ListBullet"/>
-        <w:spacing w:after="60"/>
-        <w:ind w:left="283"/>
+        <w:spacing w:after="120"/>
       </w:pPr>
       <w:r>
         <w:rPr>
@@ -5083,39 +4692,7 @@
           <w:i w:val="0"/>
           <w:sz w:val="22"/>
         </w:rPr>
-        <w:t>Real-time UX requires end-to-end testing: the NotificationBell appeared to work in isolation but the broadcast channel mismatch (local-app-key vs llm4reqs-reverb-key) was only discovered when testing the full Docker stack. Integration tests must cover the broadcast pipeline.</w:t>
-      </w:r>
-    </w:p>
-    <w:p>
-      <w:pPr>
-        <w:pStyle w:val="ListBullet"/>
-        <w:spacing w:after="60"/>
-        <w:ind w:left="283"/>
-      </w:pPr>
-      <w:r>
-        <w:rPr>
-          <w:rFonts w:ascii="Times New Roman" w:hAnsi="Times New Roman"/>
-          <w:b w:val="0"/>
-          <w:i w:val="0"/>
-          <w:sz w:val="22"/>
-        </w:rPr>
-        <w:t>Proactive feature additions add value but need scope control: the web_search tool was a valuable addition but required careful timeout management to avoid blocking the chat endpoint. Future enhancements should have explicit acceptance criteria even when self-assigned.</w:t>
-      </w:r>
-    </w:p>
-    <w:p>
-      <w:pPr>
-        <w:pStyle w:val="ListBullet"/>
-        <w:spacing w:after="60"/>
-        <w:ind w:left="283"/>
-      </w:pPr>
-      <w:r>
-        <w:rPr>
-          <w:rFonts w:ascii="Times New Roman" w:hAnsi="Times New Roman"/>
-          <w:b w:val="0"/>
-          <w:i w:val="0"/>
-          <w:sz w:val="22"/>
-        </w:rPr>
-        <w:t>Skeleton loaders and shimmer effects significantly reduce perceived load time — they should be added as a standard component for any data-loading UI rather than an afterthought.</w:t>
+        <w:t>Skeleton loaders and shimmer effects significantly reduce perceived load time. Having established the AnimateIn and ShimmerSkeleton components this sprint, they should be treated as standard toolkit items for any future data-loading UI rather than added retroactively.</w:t>
       </w:r>
     </w:p>
     <w:sectPr>
